--- a/BD_H2_2ºT_IgnacioArias.docx
+++ b/BD_H2_2ºT_IgnacioArias.docx
@@ -10,12 +10,14 @@
           <w:docPartUnique/>
         </w:docPartObj>
       </w:sdtPr>
+      <w:sdtEndPr/>
       <w:sdtContent>
         <w:p>
           <w:r>
             <w:rPr>
               <w:noProof/>
               <w:color w:val="FFFFFF" w:themeColor="background1"/>
+              <w:lang w:eastAsia="es-ES"/>
             </w:rPr>
             <mc:AlternateContent>
               <mc:Choice Requires="wpg">
@@ -95,6 +97,7 @@
                                     <w:dataBinding w:prefixMappings="xmlns:ns0='http://purl.org/dc/elements/1.1/' xmlns:ns1='http://schemas.openxmlformats.org/package/2006/metadata/core-properties' " w:xpath="/ns1:coreProperties[1]/ns0:title[1]" w:storeItemID="{6C3C8BC8-F283-45AE-878A-BAB7291924A1}"/>
                                     <w:text/>
                                   </w:sdtPr>
+                                  <w:sdtEndPr/>
                                   <w:sdtContent>
                                     <w:p>
                                       <w:pPr>
@@ -132,6 +135,7 @@
                                     <w:dataBinding w:prefixMappings="xmlns:ns0='http://purl.org/dc/elements/1.1/' xmlns:ns1='http://schemas.openxmlformats.org/package/2006/metadata/core-properties' " w:xpath="/ns1:coreProperties[1]/ns0:subject[1]" w:storeItemID="{6C3C8BC8-F283-45AE-878A-BAB7291924A1}"/>
                                     <w:text/>
                                   </w:sdtPr>
+                                  <w:sdtEndPr/>
                                   <w:sdtContent>
                                     <w:p>
                                       <w:pPr>
@@ -252,6 +256,7 @@
                                     <w:dataBinding w:prefixMappings="xmlns:ns0='http://purl.org/dc/elements/1.1/' xmlns:ns1='http://schemas.openxmlformats.org/package/2006/metadata/core-properties' " w:xpath="/ns1:coreProperties[1]/ns0:creator[1]" w:storeItemID="{6C3C8BC8-F283-45AE-878A-BAB7291924A1}"/>
                                     <w:text/>
                                   </w:sdtPr>
+                                  <w:sdtEndPr/>
                                   <w:sdtContent>
                                     <w:p>
                                       <w:pPr>
@@ -296,6 +301,7 @@
                                       <w:dataBinding w:prefixMappings="xmlns:ns0='http://schemas.openxmlformats.org/officeDocument/2006/extended-properties' " w:xpath="/ns0:Properties[1]/ns0:Company[1]" w:storeItemID="{6668398D-A668-4E3E-A5EB-62B293D839F1}"/>
                                       <w:text/>
                                     </w:sdtPr>
+                                    <w:sdtEndPr/>
                                     <w:sdtContent>
                                       <w:r>
                                         <w:rPr>
@@ -329,6 +335,7 @@
                                       <w:dataBinding w:prefixMappings="xmlns:ns0='http://schemas.microsoft.com/office/2006/coverPageProps' " w:xpath="/ns0:CoverPageProperties[1]/ns0:CompanyAddress[1]" w:storeItemID="{55AF091B-3C7A-41E3-B477-F2FDAA23CFDA}"/>
                                       <w:text/>
                                     </w:sdtPr>
+                                    <w:sdtEndPr/>
                                     <w:sdtContent>
                                       <w:r>
                                         <w:rPr>
@@ -382,6 +389,7 @@
                               <w:dataBinding w:prefixMappings="xmlns:ns0='http://purl.org/dc/elements/1.1/' xmlns:ns1='http://schemas.openxmlformats.org/package/2006/metadata/core-properties' " w:xpath="/ns1:coreProperties[1]/ns0:title[1]" w:storeItemID="{6C3C8BC8-F283-45AE-878A-BAB7291924A1}"/>
                               <w:text/>
                             </w:sdtPr>
+                            <w:sdtEndPr/>
                             <w:sdtContent>
                               <w:p>
                                 <w:pPr>
@@ -419,6 +427,7 @@
                               <w:dataBinding w:prefixMappings="xmlns:ns0='http://purl.org/dc/elements/1.1/' xmlns:ns1='http://schemas.openxmlformats.org/package/2006/metadata/core-properties' " w:xpath="/ns1:coreProperties[1]/ns0:subject[1]" w:storeItemID="{6C3C8BC8-F283-45AE-878A-BAB7291924A1}"/>
                               <w:text/>
                             </w:sdtPr>
+                            <w:sdtEndPr/>
                             <w:sdtContent>
                               <w:p>
                                 <w:pPr>
@@ -464,6 +473,7 @@
                               <w:dataBinding w:prefixMappings="xmlns:ns0='http://purl.org/dc/elements/1.1/' xmlns:ns1='http://schemas.openxmlformats.org/package/2006/metadata/core-properties' " w:xpath="/ns1:coreProperties[1]/ns0:creator[1]" w:storeItemID="{6C3C8BC8-F283-45AE-878A-BAB7291924A1}"/>
                               <w:text/>
                             </w:sdtPr>
+                            <w:sdtEndPr/>
                             <w:sdtContent>
                               <w:p>
                                 <w:pPr>
@@ -508,6 +518,7 @@
                                 <w:dataBinding w:prefixMappings="xmlns:ns0='http://schemas.openxmlformats.org/officeDocument/2006/extended-properties' " w:xpath="/ns0:Properties[1]/ns0:Company[1]" w:storeItemID="{6668398D-A668-4E3E-A5EB-62B293D839F1}"/>
                                 <w:text/>
                               </w:sdtPr>
+                              <w:sdtEndPr/>
                               <w:sdtContent>
                                 <w:r>
                                   <w:rPr>
@@ -541,6 +552,7 @@
                                 <w:dataBinding w:prefixMappings="xmlns:ns0='http://schemas.microsoft.com/office/2006/coverPageProps' " w:xpath="/ns0:CoverPageProperties[1]/ns0:CompanyAddress[1]" w:storeItemID="{55AF091B-3C7A-41E3-B477-F2FDAA23CFDA}"/>
                                 <w:text/>
                               </w:sdtPr>
+                              <w:sdtEndPr/>
                               <w:sdtContent>
                                 <w:r>
                                   <w:rPr>
@@ -570,6 +582,13 @@
     </w:sdt>
     <w:sdt>
       <w:sdtPr>
+        <w:rPr>
+          <w:rFonts w:asciiTheme="minorHAnsi" w:eastAsiaTheme="minorHAnsi" w:hAnsiTheme="minorHAnsi" w:cstheme="minorBidi"/>
+          <w:color w:val="auto"/>
+          <w:sz w:val="22"/>
+          <w:szCs w:val="22"/>
+          <w:lang w:eastAsia="en-US"/>
+        </w:rPr>
         <w:id w:val="-373310843"/>
         <w:docPartObj>
           <w:docPartGallery w:val="Table of Contents"/>
@@ -578,35 +597,1108 @@
       </w:sdtPr>
       <w:sdtEndPr>
         <w:rPr>
-          <w:rFonts w:asciiTheme="minorHAnsi" w:eastAsiaTheme="minorHAnsi" w:hAnsiTheme="minorHAnsi" w:cstheme="minorBidi"/>
           <w:b/>
           <w:bCs/>
-          <w:color w:val="auto"/>
-          <w:sz w:val="22"/>
-          <w:szCs w:val="22"/>
-          <w:lang w:eastAsia="en-US"/>
         </w:rPr>
       </w:sdtEndPr>
       <w:sdtContent>
         <w:p>
           <w:pPr>
             <w:pStyle w:val="TtuloTDC"/>
+            <w:jc w:val="center"/>
           </w:pPr>
           <w:r>
-            <w:t>Contenido</w:t>
+            <w:t>Índice</w:t>
           </w:r>
         </w:p>
         <w:p>
-          <w:fldSimple w:instr=" TOC \o &quot;1-3&quot; \h \z \u ">
-            <w:r>
-              <w:rPr>
-                <w:b/>
-                <w:bCs/>
-                <w:noProof/>
-              </w:rPr>
-              <w:t>No se encontraron entradas de tabla de contenido.</w:t>
-            </w:r>
-          </w:fldSimple>
+          <w:pPr>
+            <w:pStyle w:val="TDC1"/>
+            <w:tabs>
+              <w:tab w:val="right" w:leader="dot" w:pos="8494"/>
+            </w:tabs>
+            <w:rPr>
+              <w:rFonts w:eastAsiaTheme="minorEastAsia"/>
+              <w:noProof/>
+              <w:lang w:eastAsia="es-ES"/>
+            </w:rPr>
+          </w:pPr>
+          <w:r>
+            <w:fldChar w:fldCharType="begin"/>
+          </w:r>
+          <w:r>
+            <w:instrText xml:space="preserve"> TOC \o "1-3" \h \z \u </w:instrText>
+          </w:r>
+          <w:r>
+            <w:fldChar w:fldCharType="separate"/>
+          </w:r>
+          <w:hyperlink w:anchor="_Toc190075862" w:history="1">
+            <w:r>
+              <w:rPr>
+                <w:rStyle w:val="Hipervnculo"/>
+                <w:noProof/>
+              </w:rPr>
+              <w:t>Programación con MySQL</w:t>
+            </w:r>
+            <w:r>
+              <w:rPr>
+                <w:noProof/>
+                <w:webHidden/>
+              </w:rPr>
+              <w:tab/>
+            </w:r>
+            <w:r>
+              <w:rPr>
+                <w:noProof/>
+                <w:webHidden/>
+              </w:rPr>
+              <w:fldChar w:fldCharType="begin"/>
+            </w:r>
+            <w:r>
+              <w:rPr>
+                <w:noProof/>
+                <w:webHidden/>
+              </w:rPr>
+              <w:instrText xml:space="preserve"> PAGEREF _Toc190075862 \h </w:instrText>
+            </w:r>
+            <w:r>
+              <w:rPr>
+                <w:noProof/>
+                <w:webHidden/>
+              </w:rPr>
+            </w:r>
+            <w:r>
+              <w:rPr>
+                <w:noProof/>
+                <w:webHidden/>
+              </w:rPr>
+              <w:fldChar w:fldCharType="separate"/>
+            </w:r>
+            <w:r>
+              <w:rPr>
+                <w:noProof/>
+                <w:webHidden/>
+              </w:rPr>
+              <w:t>2</w:t>
+            </w:r>
+            <w:r>
+              <w:rPr>
+                <w:noProof/>
+                <w:webHidden/>
+              </w:rPr>
+              <w:fldChar w:fldCharType="end"/>
+            </w:r>
+          </w:hyperlink>
+        </w:p>
+        <w:p>
+          <w:pPr>
+            <w:pStyle w:val="TDC2"/>
+            <w:tabs>
+              <w:tab w:val="left" w:pos="660"/>
+              <w:tab w:val="right" w:leader="dot" w:pos="8494"/>
+            </w:tabs>
+            <w:rPr>
+              <w:rFonts w:eastAsiaTheme="minorEastAsia"/>
+              <w:noProof/>
+              <w:lang w:eastAsia="es-ES"/>
+            </w:rPr>
+          </w:pPr>
+          <w:hyperlink w:anchor="_Toc190075863" w:history="1">
+            <w:r>
+              <w:rPr>
+                <w:rStyle w:val="Hipervnculo"/>
+                <w:noProof/>
+              </w:rPr>
+              <w:t>1.</w:t>
+            </w:r>
+            <w:r>
+              <w:rPr>
+                <w:rFonts w:eastAsiaTheme="minorEastAsia"/>
+                <w:noProof/>
+                <w:lang w:eastAsia="es-ES"/>
+              </w:rPr>
+              <w:tab/>
+            </w:r>
+            <w:r>
+              <w:rPr>
+                <w:rStyle w:val="Hipervnculo"/>
+                <w:noProof/>
+              </w:rPr>
+              <w:t>Crea una base de datos llamada triángulos.</w:t>
+            </w:r>
+            <w:r>
+              <w:rPr>
+                <w:noProof/>
+                <w:webHidden/>
+              </w:rPr>
+              <w:tab/>
+            </w:r>
+            <w:r>
+              <w:rPr>
+                <w:noProof/>
+                <w:webHidden/>
+              </w:rPr>
+              <w:fldChar w:fldCharType="begin"/>
+            </w:r>
+            <w:r>
+              <w:rPr>
+                <w:noProof/>
+                <w:webHidden/>
+              </w:rPr>
+              <w:instrText xml:space="preserve"> PAGEREF _Toc190075863 \h </w:instrText>
+            </w:r>
+            <w:r>
+              <w:rPr>
+                <w:noProof/>
+                <w:webHidden/>
+              </w:rPr>
+            </w:r>
+            <w:r>
+              <w:rPr>
+                <w:noProof/>
+                <w:webHidden/>
+              </w:rPr>
+              <w:fldChar w:fldCharType="separate"/>
+            </w:r>
+            <w:r>
+              <w:rPr>
+                <w:noProof/>
+                <w:webHidden/>
+              </w:rPr>
+              <w:t>2</w:t>
+            </w:r>
+            <w:r>
+              <w:rPr>
+                <w:noProof/>
+                <w:webHidden/>
+              </w:rPr>
+              <w:fldChar w:fldCharType="end"/>
+            </w:r>
+          </w:hyperlink>
+        </w:p>
+        <w:p>
+          <w:pPr>
+            <w:pStyle w:val="TDC2"/>
+            <w:tabs>
+              <w:tab w:val="left" w:pos="660"/>
+              <w:tab w:val="right" w:leader="dot" w:pos="8494"/>
+            </w:tabs>
+            <w:rPr>
+              <w:rFonts w:eastAsiaTheme="minorEastAsia"/>
+              <w:noProof/>
+              <w:lang w:eastAsia="es-ES"/>
+            </w:rPr>
+          </w:pPr>
+          <w:hyperlink w:anchor="_Toc190075864" w:history="1">
+            <w:r>
+              <w:rPr>
+                <w:rStyle w:val="Hipervnculo"/>
+                <w:noProof/>
+              </w:rPr>
+              <w:t>2.</w:t>
+            </w:r>
+            <w:r>
+              <w:rPr>
+                <w:rFonts w:eastAsiaTheme="minorEastAsia"/>
+                <w:noProof/>
+                <w:lang w:eastAsia="es-ES"/>
+              </w:rPr>
+              <w:tab/>
+            </w:r>
+            <w:r>
+              <w:rPr>
+                <w:rStyle w:val="Hipervnculo"/>
+                <w:noProof/>
+              </w:rPr>
+              <w:t>Crea un procedimiento almacenado dentro de la base de datos triángulos</w:t>
+            </w:r>
+            <w:r>
+              <w:rPr>
+                <w:noProof/>
+                <w:webHidden/>
+              </w:rPr>
+              <w:tab/>
+            </w:r>
+            <w:r>
+              <w:rPr>
+                <w:noProof/>
+                <w:webHidden/>
+              </w:rPr>
+              <w:fldChar w:fldCharType="begin"/>
+            </w:r>
+            <w:r>
+              <w:rPr>
+                <w:noProof/>
+                <w:webHidden/>
+              </w:rPr>
+              <w:instrText xml:space="preserve"> PAGEREF _Toc190075864 \h </w:instrText>
+            </w:r>
+            <w:r>
+              <w:rPr>
+                <w:noProof/>
+                <w:webHidden/>
+              </w:rPr>
+            </w:r>
+            <w:r>
+              <w:rPr>
+                <w:noProof/>
+                <w:webHidden/>
+              </w:rPr>
+              <w:fldChar w:fldCharType="separate"/>
+            </w:r>
+            <w:r>
+              <w:rPr>
+                <w:noProof/>
+                <w:webHidden/>
+              </w:rPr>
+              <w:t>2</w:t>
+            </w:r>
+            <w:r>
+              <w:rPr>
+                <w:noProof/>
+                <w:webHidden/>
+              </w:rPr>
+              <w:fldChar w:fldCharType="end"/>
+            </w:r>
+          </w:hyperlink>
+        </w:p>
+        <w:p>
+          <w:pPr>
+            <w:pStyle w:val="TDC2"/>
+            <w:tabs>
+              <w:tab w:val="left" w:pos="660"/>
+              <w:tab w:val="right" w:leader="dot" w:pos="8494"/>
+            </w:tabs>
+            <w:rPr>
+              <w:rFonts w:eastAsiaTheme="minorEastAsia"/>
+              <w:noProof/>
+              <w:lang w:eastAsia="es-ES"/>
+            </w:rPr>
+          </w:pPr>
+          <w:hyperlink w:anchor="_Toc190075865" w:history="1">
+            <w:r>
+              <w:rPr>
+                <w:rStyle w:val="Hipervnculo"/>
+                <w:noProof/>
+              </w:rPr>
+              <w:t>3.</w:t>
+            </w:r>
+            <w:r>
+              <w:rPr>
+                <w:rFonts w:eastAsiaTheme="minorEastAsia"/>
+                <w:noProof/>
+                <w:lang w:eastAsia="es-ES"/>
+              </w:rPr>
+              <w:tab/>
+            </w:r>
+            <w:r>
+              <w:rPr>
+                <w:rStyle w:val="Hipervnculo"/>
+                <w:noProof/>
+              </w:rPr>
+              <w:t>Crea una función PL/SQL que reciba retorna una cadena indicando si el triángulo es Equilátero,Isósceles o Escaleno.</w:t>
+            </w:r>
+            <w:r>
+              <w:rPr>
+                <w:noProof/>
+                <w:webHidden/>
+              </w:rPr>
+              <w:tab/>
+            </w:r>
+            <w:r>
+              <w:rPr>
+                <w:noProof/>
+                <w:webHidden/>
+              </w:rPr>
+              <w:fldChar w:fldCharType="begin"/>
+            </w:r>
+            <w:r>
+              <w:rPr>
+                <w:noProof/>
+                <w:webHidden/>
+              </w:rPr>
+              <w:instrText xml:space="preserve"> PAGEREF _Toc190075865 \h </w:instrText>
+            </w:r>
+            <w:r>
+              <w:rPr>
+                <w:noProof/>
+                <w:webHidden/>
+              </w:rPr>
+            </w:r>
+            <w:r>
+              <w:rPr>
+                <w:noProof/>
+                <w:webHidden/>
+              </w:rPr>
+              <w:fldChar w:fldCharType="separate"/>
+            </w:r>
+            <w:r>
+              <w:rPr>
+                <w:noProof/>
+                <w:webHidden/>
+              </w:rPr>
+              <w:t>3</w:t>
+            </w:r>
+            <w:r>
+              <w:rPr>
+                <w:noProof/>
+                <w:webHidden/>
+              </w:rPr>
+              <w:fldChar w:fldCharType="end"/>
+            </w:r>
+          </w:hyperlink>
+        </w:p>
+        <w:p>
+          <w:pPr>
+            <w:pStyle w:val="TDC2"/>
+            <w:tabs>
+              <w:tab w:val="left" w:pos="660"/>
+              <w:tab w:val="right" w:leader="dot" w:pos="8494"/>
+            </w:tabs>
+            <w:rPr>
+              <w:rFonts w:eastAsiaTheme="minorEastAsia"/>
+              <w:noProof/>
+              <w:lang w:eastAsia="es-ES"/>
+            </w:rPr>
+          </w:pPr>
+          <w:hyperlink w:anchor="_Toc190075866" w:history="1">
+            <w:r>
+              <w:rPr>
+                <w:rStyle w:val="Hipervnculo"/>
+                <w:noProof/>
+              </w:rPr>
+              <w:t>4.</w:t>
+            </w:r>
+            <w:r>
+              <w:rPr>
+                <w:rFonts w:eastAsiaTheme="minorEastAsia"/>
+                <w:noProof/>
+                <w:lang w:eastAsia="es-ES"/>
+              </w:rPr>
+              <w:tab/>
+            </w:r>
+            <w:r>
+              <w:rPr>
+                <w:rStyle w:val="Hipervnculo"/>
+                <w:noProof/>
+              </w:rPr>
+              <w:t>Crea una función PL/SQL que retorne el perímetro de dicho triángulo.</w:t>
+            </w:r>
+            <w:r>
+              <w:rPr>
+                <w:noProof/>
+                <w:webHidden/>
+              </w:rPr>
+              <w:tab/>
+            </w:r>
+            <w:r>
+              <w:rPr>
+                <w:noProof/>
+                <w:webHidden/>
+              </w:rPr>
+              <w:fldChar w:fldCharType="begin"/>
+            </w:r>
+            <w:r>
+              <w:rPr>
+                <w:noProof/>
+                <w:webHidden/>
+              </w:rPr>
+              <w:instrText xml:space="preserve"> PAGEREF _Toc190075866 \h </w:instrText>
+            </w:r>
+            <w:r>
+              <w:rPr>
+                <w:noProof/>
+                <w:webHidden/>
+              </w:rPr>
+            </w:r>
+            <w:r>
+              <w:rPr>
+                <w:noProof/>
+                <w:webHidden/>
+              </w:rPr>
+              <w:fldChar w:fldCharType="separate"/>
+            </w:r>
+            <w:r>
+              <w:rPr>
+                <w:noProof/>
+                <w:webHidden/>
+              </w:rPr>
+              <w:t>4</w:t>
+            </w:r>
+            <w:r>
+              <w:rPr>
+                <w:noProof/>
+                <w:webHidden/>
+              </w:rPr>
+              <w:fldChar w:fldCharType="end"/>
+            </w:r>
+          </w:hyperlink>
+        </w:p>
+        <w:p>
+          <w:pPr>
+            <w:pStyle w:val="TDC2"/>
+            <w:tabs>
+              <w:tab w:val="left" w:pos="660"/>
+              <w:tab w:val="right" w:leader="dot" w:pos="8494"/>
+            </w:tabs>
+            <w:rPr>
+              <w:rFonts w:eastAsiaTheme="minorEastAsia"/>
+              <w:noProof/>
+              <w:lang w:eastAsia="es-ES"/>
+            </w:rPr>
+          </w:pPr>
+          <w:hyperlink w:anchor="_Toc190075867" w:history="1">
+            <w:r>
+              <w:rPr>
+                <w:rStyle w:val="Hipervnculo"/>
+                <w:noProof/>
+              </w:rPr>
+              <w:t>5.</w:t>
+            </w:r>
+            <w:r>
+              <w:rPr>
+                <w:rFonts w:eastAsiaTheme="minorEastAsia"/>
+                <w:noProof/>
+                <w:lang w:eastAsia="es-ES"/>
+              </w:rPr>
+              <w:tab/>
+            </w:r>
+            <w:r>
+              <w:rPr>
+                <w:rStyle w:val="Hipervnculo"/>
+                <w:noProof/>
+              </w:rPr>
+              <w:t>Utiliza las dos funciones anteriores en una sentencia SELECT</w:t>
+            </w:r>
+            <w:r>
+              <w:rPr>
+                <w:noProof/>
+                <w:webHidden/>
+              </w:rPr>
+              <w:tab/>
+            </w:r>
+            <w:r>
+              <w:rPr>
+                <w:noProof/>
+                <w:webHidden/>
+              </w:rPr>
+              <w:fldChar w:fldCharType="begin"/>
+            </w:r>
+            <w:r>
+              <w:rPr>
+                <w:noProof/>
+                <w:webHidden/>
+              </w:rPr>
+              <w:instrText xml:space="preserve"> PAGEREF _Toc190075867 \h </w:instrText>
+            </w:r>
+            <w:r>
+              <w:rPr>
+                <w:noProof/>
+                <w:webHidden/>
+              </w:rPr>
+            </w:r>
+            <w:r>
+              <w:rPr>
+                <w:noProof/>
+                <w:webHidden/>
+              </w:rPr>
+              <w:fldChar w:fldCharType="separate"/>
+            </w:r>
+            <w:r>
+              <w:rPr>
+                <w:noProof/>
+                <w:webHidden/>
+              </w:rPr>
+              <w:t>4</w:t>
+            </w:r>
+            <w:r>
+              <w:rPr>
+                <w:noProof/>
+                <w:webHidden/>
+              </w:rPr>
+              <w:fldChar w:fldCharType="end"/>
+            </w:r>
+          </w:hyperlink>
+        </w:p>
+        <w:p>
+          <w:pPr>
+            <w:pStyle w:val="TDC1"/>
+            <w:tabs>
+              <w:tab w:val="right" w:leader="dot" w:pos="8494"/>
+            </w:tabs>
+            <w:rPr>
+              <w:rFonts w:eastAsiaTheme="minorEastAsia"/>
+              <w:noProof/>
+              <w:lang w:eastAsia="es-ES"/>
+            </w:rPr>
+          </w:pPr>
+          <w:hyperlink w:anchor="_Toc190075868" w:history="1">
+            <w:r>
+              <w:rPr>
+                <w:rStyle w:val="Hipervnculo"/>
+                <w:noProof/>
+              </w:rPr>
+              <w:t>Programación con PostgreSQL</w:t>
+            </w:r>
+            <w:r>
+              <w:rPr>
+                <w:noProof/>
+                <w:webHidden/>
+              </w:rPr>
+              <w:tab/>
+            </w:r>
+            <w:r>
+              <w:rPr>
+                <w:noProof/>
+                <w:webHidden/>
+              </w:rPr>
+              <w:fldChar w:fldCharType="begin"/>
+            </w:r>
+            <w:r>
+              <w:rPr>
+                <w:noProof/>
+                <w:webHidden/>
+              </w:rPr>
+              <w:instrText xml:space="preserve"> PAGEREF _Toc190075868 \h </w:instrText>
+            </w:r>
+            <w:r>
+              <w:rPr>
+                <w:noProof/>
+                <w:webHidden/>
+              </w:rPr>
+            </w:r>
+            <w:r>
+              <w:rPr>
+                <w:noProof/>
+                <w:webHidden/>
+              </w:rPr>
+              <w:fldChar w:fldCharType="separate"/>
+            </w:r>
+            <w:r>
+              <w:rPr>
+                <w:noProof/>
+                <w:webHidden/>
+              </w:rPr>
+              <w:t>5</w:t>
+            </w:r>
+            <w:r>
+              <w:rPr>
+                <w:noProof/>
+                <w:webHidden/>
+              </w:rPr>
+              <w:fldChar w:fldCharType="end"/>
+            </w:r>
+          </w:hyperlink>
+        </w:p>
+        <w:p>
+          <w:pPr>
+            <w:pStyle w:val="TDC2"/>
+            <w:tabs>
+              <w:tab w:val="left" w:pos="660"/>
+              <w:tab w:val="right" w:leader="dot" w:pos="8494"/>
+            </w:tabs>
+            <w:rPr>
+              <w:rFonts w:eastAsiaTheme="minorEastAsia"/>
+              <w:noProof/>
+              <w:lang w:eastAsia="es-ES"/>
+            </w:rPr>
+          </w:pPr>
+          <w:hyperlink w:anchor="_Toc190075869" w:history="1">
+            <w:r>
+              <w:rPr>
+                <w:rStyle w:val="Hipervnculo"/>
+                <w:noProof/>
+              </w:rPr>
+              <w:t>1.</w:t>
+            </w:r>
+            <w:r>
+              <w:rPr>
+                <w:rFonts w:eastAsiaTheme="minorEastAsia"/>
+                <w:noProof/>
+                <w:lang w:eastAsia="es-ES"/>
+              </w:rPr>
+              <w:tab/>
+            </w:r>
+            <w:r>
+              <w:rPr>
+                <w:rStyle w:val="Hipervnculo"/>
+                <w:noProof/>
+              </w:rPr>
+              <w:t>Crea una base de datos llamada triángulos.</w:t>
+            </w:r>
+            <w:r>
+              <w:rPr>
+                <w:noProof/>
+                <w:webHidden/>
+              </w:rPr>
+              <w:tab/>
+            </w:r>
+            <w:r>
+              <w:rPr>
+                <w:noProof/>
+                <w:webHidden/>
+              </w:rPr>
+              <w:fldChar w:fldCharType="begin"/>
+            </w:r>
+            <w:r>
+              <w:rPr>
+                <w:noProof/>
+                <w:webHidden/>
+              </w:rPr>
+              <w:instrText xml:space="preserve"> PAGEREF _Toc190075869 \h </w:instrText>
+            </w:r>
+            <w:r>
+              <w:rPr>
+                <w:noProof/>
+                <w:webHidden/>
+              </w:rPr>
+            </w:r>
+            <w:r>
+              <w:rPr>
+                <w:noProof/>
+                <w:webHidden/>
+              </w:rPr>
+              <w:fldChar w:fldCharType="separate"/>
+            </w:r>
+            <w:r>
+              <w:rPr>
+                <w:noProof/>
+                <w:webHidden/>
+              </w:rPr>
+              <w:t>5</w:t>
+            </w:r>
+            <w:r>
+              <w:rPr>
+                <w:noProof/>
+                <w:webHidden/>
+              </w:rPr>
+              <w:fldChar w:fldCharType="end"/>
+            </w:r>
+          </w:hyperlink>
+        </w:p>
+        <w:p>
+          <w:pPr>
+            <w:pStyle w:val="TDC2"/>
+            <w:tabs>
+              <w:tab w:val="left" w:pos="660"/>
+              <w:tab w:val="right" w:leader="dot" w:pos="8494"/>
+            </w:tabs>
+            <w:rPr>
+              <w:rFonts w:eastAsiaTheme="minorEastAsia"/>
+              <w:noProof/>
+              <w:lang w:eastAsia="es-ES"/>
+            </w:rPr>
+          </w:pPr>
+          <w:hyperlink w:anchor="_Toc190075870" w:history="1">
+            <w:r>
+              <w:rPr>
+                <w:rStyle w:val="Hipervnculo"/>
+                <w:noProof/>
+              </w:rPr>
+              <w:t>2.</w:t>
+            </w:r>
+            <w:r>
+              <w:rPr>
+                <w:rFonts w:eastAsiaTheme="minorEastAsia"/>
+                <w:noProof/>
+                <w:lang w:eastAsia="es-ES"/>
+              </w:rPr>
+              <w:tab/>
+            </w:r>
+            <w:r>
+              <w:rPr>
+                <w:rStyle w:val="Hipervnculo"/>
+                <w:noProof/>
+              </w:rPr>
+              <w:t>Crea un procedimiento almacenado dentro de la base de datos triángulos:</w:t>
+            </w:r>
+            <w:r>
+              <w:rPr>
+                <w:noProof/>
+                <w:webHidden/>
+              </w:rPr>
+              <w:tab/>
+            </w:r>
+            <w:r>
+              <w:rPr>
+                <w:noProof/>
+                <w:webHidden/>
+              </w:rPr>
+              <w:fldChar w:fldCharType="begin"/>
+            </w:r>
+            <w:r>
+              <w:rPr>
+                <w:noProof/>
+                <w:webHidden/>
+              </w:rPr>
+              <w:instrText xml:space="preserve"> PAGEREF _Toc190075870 \h </w:instrText>
+            </w:r>
+            <w:r>
+              <w:rPr>
+                <w:noProof/>
+                <w:webHidden/>
+              </w:rPr>
+            </w:r>
+            <w:r>
+              <w:rPr>
+                <w:noProof/>
+                <w:webHidden/>
+              </w:rPr>
+              <w:fldChar w:fldCharType="separate"/>
+            </w:r>
+            <w:r>
+              <w:rPr>
+                <w:noProof/>
+                <w:webHidden/>
+              </w:rPr>
+              <w:t>6</w:t>
+            </w:r>
+            <w:r>
+              <w:rPr>
+                <w:noProof/>
+                <w:webHidden/>
+              </w:rPr>
+              <w:fldChar w:fldCharType="end"/>
+            </w:r>
+          </w:hyperlink>
+        </w:p>
+        <w:p>
+          <w:pPr>
+            <w:pStyle w:val="TDC2"/>
+            <w:tabs>
+              <w:tab w:val="left" w:pos="660"/>
+              <w:tab w:val="right" w:leader="dot" w:pos="8494"/>
+            </w:tabs>
+            <w:rPr>
+              <w:rFonts w:eastAsiaTheme="minorEastAsia"/>
+              <w:noProof/>
+              <w:lang w:eastAsia="es-ES"/>
+            </w:rPr>
+          </w:pPr>
+          <w:hyperlink w:anchor="_Toc190075871" w:history="1">
+            <w:r>
+              <w:rPr>
+                <w:rStyle w:val="Hipervnculo"/>
+                <w:noProof/>
+              </w:rPr>
+              <w:t>3.</w:t>
+            </w:r>
+            <w:r>
+              <w:rPr>
+                <w:rFonts w:eastAsiaTheme="minorEastAsia"/>
+                <w:noProof/>
+                <w:lang w:eastAsia="es-ES"/>
+              </w:rPr>
+              <w:tab/>
+            </w:r>
+            <w:r>
+              <w:rPr>
+                <w:rStyle w:val="Hipervnculo"/>
+                <w:noProof/>
+              </w:rPr>
+              <w:t>Crea una función PL/PGSQL que retorna una cadena indicando si el triángulo es Equilátero, Isósceles o Escaleno.</w:t>
+            </w:r>
+            <w:r>
+              <w:rPr>
+                <w:noProof/>
+                <w:webHidden/>
+              </w:rPr>
+              <w:tab/>
+            </w:r>
+            <w:r>
+              <w:rPr>
+                <w:noProof/>
+                <w:webHidden/>
+              </w:rPr>
+              <w:fldChar w:fldCharType="begin"/>
+            </w:r>
+            <w:r>
+              <w:rPr>
+                <w:noProof/>
+                <w:webHidden/>
+              </w:rPr>
+              <w:instrText xml:space="preserve"> PAGEREF _Toc190075871 \h </w:instrText>
+            </w:r>
+            <w:r>
+              <w:rPr>
+                <w:noProof/>
+                <w:webHidden/>
+              </w:rPr>
+            </w:r>
+            <w:r>
+              <w:rPr>
+                <w:noProof/>
+                <w:webHidden/>
+              </w:rPr>
+              <w:fldChar w:fldCharType="separate"/>
+            </w:r>
+            <w:r>
+              <w:rPr>
+                <w:noProof/>
+                <w:webHidden/>
+              </w:rPr>
+              <w:t>7</w:t>
+            </w:r>
+            <w:r>
+              <w:rPr>
+                <w:noProof/>
+                <w:webHidden/>
+              </w:rPr>
+              <w:fldChar w:fldCharType="end"/>
+            </w:r>
+          </w:hyperlink>
+        </w:p>
+        <w:p>
+          <w:pPr>
+            <w:pStyle w:val="TDC2"/>
+            <w:tabs>
+              <w:tab w:val="left" w:pos="660"/>
+              <w:tab w:val="right" w:leader="dot" w:pos="8494"/>
+            </w:tabs>
+            <w:rPr>
+              <w:rFonts w:eastAsiaTheme="minorEastAsia"/>
+              <w:noProof/>
+              <w:lang w:eastAsia="es-ES"/>
+            </w:rPr>
+          </w:pPr>
+          <w:hyperlink w:anchor="_Toc190075872" w:history="1">
+            <w:r>
+              <w:rPr>
+                <w:rStyle w:val="Hipervnculo"/>
+                <w:noProof/>
+              </w:rPr>
+              <w:t>4.</w:t>
+            </w:r>
+            <w:r>
+              <w:rPr>
+                <w:rFonts w:eastAsiaTheme="minorEastAsia"/>
+                <w:noProof/>
+                <w:lang w:eastAsia="es-ES"/>
+              </w:rPr>
+              <w:tab/>
+            </w:r>
+            <w:r>
+              <w:rPr>
+                <w:rStyle w:val="Hipervnculo"/>
+                <w:noProof/>
+              </w:rPr>
+              <w:t>Crea una función PL/PGSQL que retorne el perímetro de dicho triángulo.</w:t>
+            </w:r>
+            <w:r>
+              <w:rPr>
+                <w:noProof/>
+                <w:webHidden/>
+              </w:rPr>
+              <w:tab/>
+            </w:r>
+            <w:r>
+              <w:rPr>
+                <w:noProof/>
+                <w:webHidden/>
+              </w:rPr>
+              <w:fldChar w:fldCharType="begin"/>
+            </w:r>
+            <w:r>
+              <w:rPr>
+                <w:noProof/>
+                <w:webHidden/>
+              </w:rPr>
+              <w:instrText xml:space="preserve"> PAGEREF _Toc190075872 \h </w:instrText>
+            </w:r>
+            <w:r>
+              <w:rPr>
+                <w:noProof/>
+                <w:webHidden/>
+              </w:rPr>
+            </w:r>
+            <w:r>
+              <w:rPr>
+                <w:noProof/>
+                <w:webHidden/>
+              </w:rPr>
+              <w:fldChar w:fldCharType="separate"/>
+            </w:r>
+            <w:r>
+              <w:rPr>
+                <w:noProof/>
+                <w:webHidden/>
+              </w:rPr>
+              <w:t>7</w:t>
+            </w:r>
+            <w:r>
+              <w:rPr>
+                <w:noProof/>
+                <w:webHidden/>
+              </w:rPr>
+              <w:fldChar w:fldCharType="end"/>
+            </w:r>
+          </w:hyperlink>
+        </w:p>
+        <w:p>
+          <w:pPr>
+            <w:pStyle w:val="TDC2"/>
+            <w:tabs>
+              <w:tab w:val="left" w:pos="660"/>
+              <w:tab w:val="right" w:leader="dot" w:pos="8494"/>
+            </w:tabs>
+            <w:rPr>
+              <w:rFonts w:eastAsiaTheme="minorEastAsia"/>
+              <w:noProof/>
+              <w:lang w:eastAsia="es-ES"/>
+            </w:rPr>
+          </w:pPr>
+          <w:hyperlink w:anchor="_Toc190075873" w:history="1">
+            <w:r>
+              <w:rPr>
+                <w:rStyle w:val="Hipervnculo"/>
+                <w:noProof/>
+              </w:rPr>
+              <w:t>5.</w:t>
+            </w:r>
+            <w:r>
+              <w:rPr>
+                <w:rFonts w:eastAsiaTheme="minorEastAsia"/>
+                <w:noProof/>
+                <w:lang w:eastAsia="es-ES"/>
+              </w:rPr>
+              <w:tab/>
+            </w:r>
+            <w:r>
+              <w:rPr>
+                <w:rStyle w:val="Hipervnculo"/>
+                <w:noProof/>
+              </w:rPr>
+              <w:t>Utiliza las dos funciones anteriores en una sentencia SELECT para obtener una relación de triángulos</w:t>
+            </w:r>
+            <w:r>
+              <w:rPr>
+                <w:noProof/>
+                <w:webHidden/>
+              </w:rPr>
+              <w:tab/>
+            </w:r>
+            <w:r>
+              <w:rPr>
+                <w:noProof/>
+                <w:webHidden/>
+              </w:rPr>
+              <w:fldChar w:fldCharType="begin"/>
+            </w:r>
+            <w:r>
+              <w:rPr>
+                <w:noProof/>
+                <w:webHidden/>
+              </w:rPr>
+              <w:instrText xml:space="preserve"> PAGEREF _Toc190075873 \h </w:instrText>
+            </w:r>
+            <w:r>
+              <w:rPr>
+                <w:noProof/>
+                <w:webHidden/>
+              </w:rPr>
+            </w:r>
+            <w:r>
+              <w:rPr>
+                <w:noProof/>
+                <w:webHidden/>
+              </w:rPr>
+              <w:fldChar w:fldCharType="separate"/>
+            </w:r>
+            <w:r>
+              <w:rPr>
+                <w:noProof/>
+                <w:webHidden/>
+              </w:rPr>
+              <w:t>8</w:t>
+            </w:r>
+            <w:r>
+              <w:rPr>
+                <w:noProof/>
+                <w:webHidden/>
+              </w:rPr>
+              <w:fldChar w:fldCharType="end"/>
+            </w:r>
+          </w:hyperlink>
+        </w:p>
+        <w:p>
+          <w:pPr>
+            <w:pStyle w:val="TDC1"/>
+            <w:tabs>
+              <w:tab w:val="right" w:leader="dot" w:pos="8494"/>
+            </w:tabs>
+            <w:rPr>
+              <w:rFonts w:eastAsiaTheme="minorEastAsia"/>
+              <w:noProof/>
+              <w:lang w:eastAsia="es-ES"/>
+            </w:rPr>
+          </w:pPr>
+          <w:hyperlink w:anchor="_Toc190075874" w:history="1">
+            <w:r>
+              <w:rPr>
+                <w:rStyle w:val="Hipervnculo"/>
+                <w:noProof/>
+              </w:rPr>
+              <w:t>Bibliografía</w:t>
+            </w:r>
+            <w:r>
+              <w:rPr>
+                <w:noProof/>
+                <w:webHidden/>
+              </w:rPr>
+              <w:tab/>
+            </w:r>
+            <w:r>
+              <w:rPr>
+                <w:noProof/>
+                <w:webHidden/>
+              </w:rPr>
+              <w:fldChar w:fldCharType="begin"/>
+            </w:r>
+            <w:r>
+              <w:rPr>
+                <w:noProof/>
+                <w:webHidden/>
+              </w:rPr>
+              <w:instrText xml:space="preserve"> PAGEREF _Toc190075874 \h </w:instrText>
+            </w:r>
+            <w:r>
+              <w:rPr>
+                <w:noProof/>
+                <w:webHidden/>
+              </w:rPr>
+            </w:r>
+            <w:r>
+              <w:rPr>
+                <w:noProof/>
+                <w:webHidden/>
+              </w:rPr>
+              <w:fldChar w:fldCharType="separate"/>
+            </w:r>
+            <w:r>
+              <w:rPr>
+                <w:noProof/>
+                <w:webHidden/>
+              </w:rPr>
+              <w:t>9</w:t>
+            </w:r>
+            <w:r>
+              <w:rPr>
+                <w:noProof/>
+                <w:webHidden/>
+              </w:rPr>
+              <w:fldChar w:fldCharType="end"/>
+            </w:r>
+          </w:hyperlink>
+        </w:p>
+        <w:p>
+          <w:r>
+            <w:rPr>
+              <w:b/>
+              <w:bCs/>
+              <w:noProof/>
+            </w:rPr>
+            <w:fldChar w:fldCharType="end"/>
+          </w:r>
         </w:p>
       </w:sdtContent>
     </w:sdt>
@@ -625,34 +1717,20 @@
     <w:p/>
     <w:p/>
     <w:p/>
-    <w:p/>
-    <w:p/>
-    <w:p/>
-    <w:p/>
-    <w:p/>
-    <w:p/>
-    <w:p/>
-    <w:p/>
-    <w:p/>
-    <w:p/>
-    <w:p/>
-    <w:p/>
-    <w:p/>
-    <w:p/>
-    <w:p/>
-    <w:p/>
-    <w:p/>
     <w:p>
       <w:pPr>
         <w:pStyle w:val="Ttulo1"/>
       </w:pPr>
-      <w:r>
+      <w:bookmarkStart w:id="0" w:name="_Toc190075862"/>
+      <w:r>
+        <w:lastRenderedPageBreak/>
         <w:t xml:space="preserve">Programación con </w:t>
       </w:r>
       <w:proofErr w:type="spellStart"/>
       <w:r>
         <w:t>MySQL</w:t>
       </w:r>
+      <w:bookmarkEnd w:id="0"/>
       <w:proofErr w:type="spellEnd"/>
     </w:p>
     <w:p>
@@ -663,110 +1741,23 @@
           <w:numId w:val="1"/>
         </w:numPr>
       </w:pPr>
+      <w:bookmarkStart w:id="1" w:name="_Toc190075863"/>
       <w:r>
         <w:t>Crea una base de datos llamada triángulos.</w:t>
       </w:r>
+      <w:bookmarkEnd w:id="1"/>
     </w:p>
     <w:p>
       <w:r>
+        <w:rPr>
+          <w:noProof/>
+          <w:lang w:eastAsia="es-ES"/>
+        </w:rPr>
         <w:drawing>
-          <wp:inline distT="0" distB="0" distL="0" distR="0" wp14:anchorId="7D2DCFB1" wp14:editId="21E5248C">
+          <wp:inline distT="0" distB="0" distL="0" distR="0" wp14:anchorId="0E1A13F4" wp14:editId="197C35FC">
             <wp:extent cx="2029108" cy="495369"/>
             <wp:effectExtent l="0" t="0" r="9525" b="0"/>
             <wp:docPr id="1" name="Imagen 1"/>
-            <wp:cNvGraphicFramePr>
-              <a:graphicFrameLocks xmlns:a="http://schemas.openxmlformats.org/drawingml/2006/main" noChangeAspect="1"/>
-            </wp:cNvGraphicFramePr>
-            <a:graphic xmlns:a="http://schemas.openxmlformats.org/drawingml/2006/main">
-              <a:graphicData uri="http://schemas.openxmlformats.org/drawingml/2006/picture">
-                <pic:pic xmlns:pic="http://schemas.openxmlformats.org/drawingml/2006/picture">
-                  <pic:nvPicPr>
-                    <pic:cNvPr id="1" name=""/>
-                    <pic:cNvPicPr/>
-                  </pic:nvPicPr>
-                  <pic:blipFill>
-                    <a:blip r:embed="rId7"/>
-                    <a:stretch>
-                      <a:fillRect/>
-                    </a:stretch>
-                  </pic:blipFill>
-                  <pic:spPr>
-                    <a:xfrm>
-                      <a:off x="0" y="0"/>
-                      <a:ext cx="2029108" cy="495369"/>
-                    </a:xfrm>
-                    <a:prstGeom prst="rect">
-                      <a:avLst/>
-                    </a:prstGeom>
-                  </pic:spPr>
-                </pic:pic>
-              </a:graphicData>
-            </a:graphic>
-          </wp:inline>
-        </w:drawing>
-      </w:r>
-    </w:p>
-    <w:p>
-      <w:pPr>
-        <w:pStyle w:val="Ttulo2"/>
-        <w:numPr>
-          <w:ilvl w:val="0"/>
-          <w:numId w:val="1"/>
-        </w:numPr>
-      </w:pPr>
-      <w:r>
-        <w:t>Crea un procedimiento almacenado dentro</w:t>
-      </w:r>
-      <w:r>
-        <w:t xml:space="preserve"> de la base de datos triángulos </w:t>
-      </w:r>
-    </w:p>
-    <w:p>
-      <w:r>
-        <w:drawing>
-          <wp:inline distT="0" distB="0" distL="0" distR="0" wp14:anchorId="57ECA72B" wp14:editId="2A08FFC3">
-            <wp:extent cx="3743847" cy="2305372"/>
-            <wp:effectExtent l="0" t="0" r="0" b="0"/>
-            <wp:docPr id="2" name="Imagen 2"/>
-            <wp:cNvGraphicFramePr>
-              <a:graphicFrameLocks xmlns:a="http://schemas.openxmlformats.org/drawingml/2006/main" noChangeAspect="1"/>
-            </wp:cNvGraphicFramePr>
-            <a:graphic xmlns:a="http://schemas.openxmlformats.org/drawingml/2006/main">
-              <a:graphicData uri="http://schemas.openxmlformats.org/drawingml/2006/picture">
-                <pic:pic xmlns:pic="http://schemas.openxmlformats.org/drawingml/2006/picture">
-                  <pic:nvPicPr>
-                    <pic:cNvPr id="1" name=""/>
-                    <pic:cNvPicPr/>
-                  </pic:nvPicPr>
-                  <pic:blipFill>
-                    <a:blip r:embed="rId8"/>
-                    <a:stretch>
-                      <a:fillRect/>
-                    </a:stretch>
-                  </pic:blipFill>
-                  <pic:spPr>
-                    <a:xfrm>
-                      <a:off x="0" y="0"/>
-                      <a:ext cx="3743847" cy="2305372"/>
-                    </a:xfrm>
-                    <a:prstGeom prst="rect">
-                      <a:avLst/>
-                    </a:prstGeom>
-                  </pic:spPr>
-                </pic:pic>
-              </a:graphicData>
-            </a:graphic>
-          </wp:inline>
-        </w:drawing>
-      </w:r>
-    </w:p>
-    <w:p>
-      <w:r>
-        <w:drawing>
-          <wp:inline distT="0" distB="0" distL="0" distR="0" wp14:anchorId="49B5FBFB" wp14:editId="28D7D584">
-            <wp:extent cx="5400040" cy="3446780"/>
-            <wp:effectExtent l="0" t="0" r="0" b="1270"/>
-            <wp:docPr id="3" name="Imagen 3"/>
             <wp:cNvGraphicFramePr>
               <a:graphicFrameLocks xmlns:a="http://schemas.openxmlformats.org/drawingml/2006/main" noChangeAspect="1"/>
             </wp:cNvGraphicFramePr>
@@ -786,6 +1777,109 @@
                   <pic:spPr>
                     <a:xfrm>
                       <a:off x="0" y="0"/>
+                      <a:ext cx="2029108" cy="495369"/>
+                    </a:xfrm>
+                    <a:prstGeom prst="rect">
+                      <a:avLst/>
+                    </a:prstGeom>
+                  </pic:spPr>
+                </pic:pic>
+              </a:graphicData>
+            </a:graphic>
+          </wp:inline>
+        </w:drawing>
+      </w:r>
+    </w:p>
+    <w:p>
+      <w:pPr>
+        <w:pStyle w:val="Ttulo2"/>
+        <w:numPr>
+          <w:ilvl w:val="0"/>
+          <w:numId w:val="1"/>
+        </w:numPr>
+      </w:pPr>
+      <w:bookmarkStart w:id="2" w:name="_Toc190075864"/>
+      <w:r>
+        <w:t>Crea un procedimiento almacenado dentro de la base de datos triángulos</w:t>
+      </w:r>
+      <w:bookmarkEnd w:id="2"/>
+      <w:r>
+        <w:t xml:space="preserve"> </w:t>
+      </w:r>
+    </w:p>
+    <w:p>
+      <w:r>
+        <w:rPr>
+          <w:noProof/>
+          <w:lang w:eastAsia="es-ES"/>
+        </w:rPr>
+        <w:drawing>
+          <wp:inline distT="0" distB="0" distL="0" distR="0" wp14:anchorId="4D2FBCD1" wp14:editId="3B6B8793">
+            <wp:extent cx="3743847" cy="2305372"/>
+            <wp:effectExtent l="0" t="0" r="0" b="0"/>
+            <wp:docPr id="2" name="Imagen 2"/>
+            <wp:cNvGraphicFramePr>
+              <a:graphicFrameLocks xmlns:a="http://schemas.openxmlformats.org/drawingml/2006/main" noChangeAspect="1"/>
+            </wp:cNvGraphicFramePr>
+            <a:graphic xmlns:a="http://schemas.openxmlformats.org/drawingml/2006/main">
+              <a:graphicData uri="http://schemas.openxmlformats.org/drawingml/2006/picture">
+                <pic:pic xmlns:pic="http://schemas.openxmlformats.org/drawingml/2006/picture">
+                  <pic:nvPicPr>
+                    <pic:cNvPr id="1" name=""/>
+                    <pic:cNvPicPr/>
+                  </pic:nvPicPr>
+                  <pic:blipFill>
+                    <a:blip r:embed="rId10"/>
+                    <a:stretch>
+                      <a:fillRect/>
+                    </a:stretch>
+                  </pic:blipFill>
+                  <pic:spPr>
+                    <a:xfrm>
+                      <a:off x="0" y="0"/>
+                      <a:ext cx="3743847" cy="2305372"/>
+                    </a:xfrm>
+                    <a:prstGeom prst="rect">
+                      <a:avLst/>
+                    </a:prstGeom>
+                  </pic:spPr>
+                </pic:pic>
+              </a:graphicData>
+            </a:graphic>
+          </wp:inline>
+        </w:drawing>
+      </w:r>
+    </w:p>
+    <w:p>
+      <w:r>
+        <w:rPr>
+          <w:noProof/>
+          <w:lang w:eastAsia="es-ES"/>
+        </w:rPr>
+        <w:drawing>
+          <wp:inline distT="0" distB="0" distL="0" distR="0" wp14:anchorId="273CF097" wp14:editId="67E690B1">
+            <wp:extent cx="5400040" cy="3446780"/>
+            <wp:effectExtent l="0" t="0" r="0" b="1270"/>
+            <wp:docPr id="3" name="Imagen 3"/>
+            <wp:cNvGraphicFramePr>
+              <a:graphicFrameLocks xmlns:a="http://schemas.openxmlformats.org/drawingml/2006/main" noChangeAspect="1"/>
+            </wp:cNvGraphicFramePr>
+            <a:graphic xmlns:a="http://schemas.openxmlformats.org/drawingml/2006/main">
+              <a:graphicData uri="http://schemas.openxmlformats.org/drawingml/2006/picture">
+                <pic:pic xmlns:pic="http://schemas.openxmlformats.org/drawingml/2006/picture">
+                  <pic:nvPicPr>
+                    <pic:cNvPr id="1" name=""/>
+                    <pic:cNvPicPr/>
+                  </pic:nvPicPr>
+                  <pic:blipFill>
+                    <a:blip r:embed="rId11"/>
+                    <a:stretch>
+                      <a:fillRect/>
+                    </a:stretch>
+                  </pic:blipFill>
+                  <pic:spPr>
+                    <a:xfrm>
+                      <a:off x="0" y="0"/>
                       <a:ext cx="5400040" cy="3446780"/>
                     </a:xfrm>
                     <a:prstGeom prst="rect">
@@ -801,373 +1895,1465 @@
     </w:p>
     <w:p/>
     <w:p/>
+    <w:p/>
     <w:p>
-      <w:proofErr w:type="spellStart"/>
       <w:r>
         <w:lastRenderedPageBreak/>
-        <w:t>Codigo</w:t>
-      </w:r>
-      <w:proofErr w:type="spellEnd"/>
-      <w:r>
-        <w:t>:</w:t>
+        <w:drawing>
+          <wp:inline distT="0" distB="0" distL="0" distR="0" wp14:anchorId="1349CD37" wp14:editId="11527493">
+            <wp:extent cx="2238687" cy="847843"/>
+            <wp:effectExtent l="0" t="0" r="9525" b="9525"/>
+            <wp:docPr id="4" name="Imagen 4"/>
+            <wp:cNvGraphicFramePr>
+              <a:graphicFrameLocks xmlns:a="http://schemas.openxmlformats.org/drawingml/2006/main" noChangeAspect="1"/>
+            </wp:cNvGraphicFramePr>
+            <a:graphic xmlns:a="http://schemas.openxmlformats.org/drawingml/2006/main">
+              <a:graphicData uri="http://schemas.openxmlformats.org/drawingml/2006/picture">
+                <pic:pic xmlns:pic="http://schemas.openxmlformats.org/drawingml/2006/picture">
+                  <pic:nvPicPr>
+                    <pic:cNvPr id="1" name=""/>
+                    <pic:cNvPicPr/>
+                  </pic:nvPicPr>
+                  <pic:blipFill>
+                    <a:blip r:embed="rId12"/>
+                    <a:stretch>
+                      <a:fillRect/>
+                    </a:stretch>
+                  </pic:blipFill>
+                  <pic:spPr>
+                    <a:xfrm>
+                      <a:off x="0" y="0"/>
+                      <a:ext cx="2238687" cy="847843"/>
+                    </a:xfrm>
+                    <a:prstGeom prst="rect">
+                      <a:avLst/>
+                    </a:prstGeom>
+                  </pic:spPr>
+                </pic:pic>
+              </a:graphicData>
+            </a:graphic>
+          </wp:inline>
+        </w:drawing>
       </w:r>
     </w:p>
     <w:p>
       <w:r>
-        <w:t xml:space="preserve">CREATE PROCEDURE </w:t>
-      </w:r>
-      <w:proofErr w:type="spellStart"/>
-      <w:r>
-        <w:t>Crear_Triangulos</w:t>
-      </w:r>
-      <w:proofErr w:type="spellEnd"/>
-      <w:r>
-        <w:t xml:space="preserve"> ()</w:t>
+        <w:drawing>
+          <wp:inline distT="0" distB="0" distL="0" distR="0" wp14:anchorId="234EEAB8" wp14:editId="258F5AFB">
+            <wp:extent cx="2057687" cy="2400635"/>
+            <wp:effectExtent l="0" t="0" r="0" b="0"/>
+            <wp:docPr id="5" name="Imagen 5"/>
+            <wp:cNvGraphicFramePr>
+              <a:graphicFrameLocks xmlns:a="http://schemas.openxmlformats.org/drawingml/2006/main" noChangeAspect="1"/>
+            </wp:cNvGraphicFramePr>
+            <a:graphic xmlns:a="http://schemas.openxmlformats.org/drawingml/2006/main">
+              <a:graphicData uri="http://schemas.openxmlformats.org/drawingml/2006/picture">
+                <pic:pic xmlns:pic="http://schemas.openxmlformats.org/drawingml/2006/picture">
+                  <pic:nvPicPr>
+                    <pic:cNvPr id="1" name=""/>
+                    <pic:cNvPicPr/>
+                  </pic:nvPicPr>
+                  <pic:blipFill>
+                    <a:blip r:embed="rId13"/>
+                    <a:stretch>
+                      <a:fillRect/>
+                    </a:stretch>
+                  </pic:blipFill>
+                  <pic:spPr>
+                    <a:xfrm>
+                      <a:off x="0" y="0"/>
+                      <a:ext cx="2057687" cy="2400635"/>
+                    </a:xfrm>
+                    <a:prstGeom prst="rect">
+                      <a:avLst/>
+                    </a:prstGeom>
+                  </pic:spPr>
+                </pic:pic>
+              </a:graphicData>
+            </a:graphic>
+          </wp:inline>
+        </w:drawing>
       </w:r>
     </w:p>
     <w:p>
-      <w:r>
-        <w:t>BEGIN</w:t>
-      </w:r>
-    </w:p>
-    <w:p>
-      <w:r>
-        <w:tab/>
-      </w:r>
-      <w:proofErr w:type="spellStart"/>
-      <w:r>
-        <w:t>drop</w:t>
-      </w:r>
-      <w:proofErr w:type="spellEnd"/>
-      <w:r>
-        <w:t xml:space="preserve"> </w:t>
-      </w:r>
-      <w:proofErr w:type="spellStart"/>
-      <w:r>
-        <w:t>table</w:t>
-      </w:r>
-      <w:proofErr w:type="spellEnd"/>
-      <w:r>
-        <w:t xml:space="preserve"> </w:t>
-      </w:r>
-      <w:proofErr w:type="spellStart"/>
-      <w:r>
-        <w:t>if</w:t>
-      </w:r>
-      <w:proofErr w:type="spellEnd"/>
-      <w:r>
-        <w:t xml:space="preserve"> </w:t>
-      </w:r>
-      <w:proofErr w:type="spellStart"/>
-      <w:r>
-        <w:t>exists</w:t>
-      </w:r>
-      <w:proofErr w:type="spellEnd"/>
-      <w:r>
-        <w:t xml:space="preserve"> triangulo;</w:t>
-      </w:r>
-    </w:p>
-    <w:p>
-      <w:r>
-        <w:t xml:space="preserve">    </w:t>
-      </w:r>
-      <w:proofErr w:type="spellStart"/>
-      <w:r>
-        <w:t>create</w:t>
-      </w:r>
-      <w:proofErr w:type="spellEnd"/>
-      <w:r>
-        <w:t xml:space="preserve"> </w:t>
-      </w:r>
-      <w:proofErr w:type="spellStart"/>
-      <w:r>
-        <w:t>table</w:t>
-      </w:r>
-      <w:proofErr w:type="spellEnd"/>
-      <w:r>
-        <w:t xml:space="preserve"> </w:t>
-      </w:r>
-      <w:proofErr w:type="gramStart"/>
-      <w:r>
-        <w:t>triangulo(</w:t>
-      </w:r>
-      <w:proofErr w:type="gramEnd"/>
-    </w:p>
-    <w:p>
-      <w:r>
-        <w:tab/>
-      </w:r>
-      <w:r>
-        <w:tab/>
-      </w:r>
-      <w:proofErr w:type="spellStart"/>
-      <w:r>
-        <w:t>id_triangulo</w:t>
-      </w:r>
-      <w:proofErr w:type="spellEnd"/>
-      <w:r>
-        <w:t xml:space="preserve"> </w:t>
-      </w:r>
-      <w:proofErr w:type="spellStart"/>
-      <w:r>
-        <w:t>int</w:t>
-      </w:r>
-      <w:proofErr w:type="spellEnd"/>
-      <w:r>
-        <w:t xml:space="preserve"> </w:t>
-      </w:r>
-      <w:proofErr w:type="spellStart"/>
-      <w:r>
-        <w:t>auto_increment</w:t>
-      </w:r>
-      <w:proofErr w:type="spellEnd"/>
-      <w:r>
-        <w:t xml:space="preserve"> </w:t>
-      </w:r>
-      <w:proofErr w:type="spellStart"/>
-      <w:r>
-        <w:t>primary</w:t>
-      </w:r>
-      <w:proofErr w:type="spellEnd"/>
-      <w:r>
-        <w:t xml:space="preserve"> </w:t>
-      </w:r>
-      <w:proofErr w:type="spellStart"/>
-      <w:r>
-        <w:t>key</w:t>
-      </w:r>
-      <w:proofErr w:type="spellEnd"/>
-      <w:r>
-        <w:t>,</w:t>
-      </w:r>
-    </w:p>
-    <w:p>
-      <w:r>
-        <w:tab/>
-      </w:r>
-      <w:r>
-        <w:tab/>
-        <w:t xml:space="preserve">lado1 </w:t>
-      </w:r>
-      <w:proofErr w:type="spellStart"/>
-      <w:r>
-        <w:t>int</w:t>
-      </w:r>
-      <w:proofErr w:type="spellEnd"/>
-      <w:r>
-        <w:t>,</w:t>
-      </w:r>
-    </w:p>
-    <w:p>
-      <w:r>
-        <w:tab/>
-      </w:r>
-      <w:r>
-        <w:tab/>
-        <w:t xml:space="preserve">lado2 </w:t>
-      </w:r>
-      <w:proofErr w:type="spellStart"/>
-      <w:r>
-        <w:t>int</w:t>
-      </w:r>
-      <w:proofErr w:type="spellEnd"/>
-      <w:r>
-        <w:t>,</w:t>
-      </w:r>
-    </w:p>
-    <w:p>
-      <w:r>
-        <w:tab/>
-      </w:r>
-      <w:r>
-        <w:tab/>
-        <w:t xml:space="preserve">lado3 </w:t>
-      </w:r>
-      <w:proofErr w:type="spellStart"/>
-      <w:r>
-        <w:t>int</w:t>
-      </w:r>
-      <w:proofErr w:type="spellEnd"/>
-    </w:p>
-    <w:p>
-      <w:r>
-        <w:t xml:space="preserve">    );</w:t>
-      </w:r>
-    </w:p>
-    <w:p>
-      <w:r>
-        <w:t xml:space="preserve">    </w:t>
-      </w:r>
-    </w:p>
-    <w:p>
-      <w:r>
-        <w:t xml:space="preserve">    </w:t>
-      </w:r>
-      <w:proofErr w:type="spellStart"/>
-      <w:r>
-        <w:t>while</w:t>
-      </w:r>
-      <w:proofErr w:type="spellEnd"/>
-      <w:r>
-        <w:t xml:space="preserve"> i&lt;20 do</w:t>
-      </w:r>
-    </w:p>
-    <w:p>
-      <w:r>
-        <w:tab/>
-      </w:r>
-      <w:r>
-        <w:tab/>
-      </w:r>
-      <w:proofErr w:type="spellStart"/>
-      <w:r>
-        <w:t>insert</w:t>
-      </w:r>
-      <w:proofErr w:type="spellEnd"/>
-      <w:r>
-        <w:t xml:space="preserve"> </w:t>
-      </w:r>
-      <w:proofErr w:type="spellStart"/>
-      <w:r>
-        <w:t>into</w:t>
-      </w:r>
-      <w:proofErr w:type="spellEnd"/>
-      <w:r>
-        <w:t xml:space="preserve"> </w:t>
-      </w:r>
-      <w:proofErr w:type="gramStart"/>
-      <w:r>
-        <w:t>triangulo(</w:t>
-      </w:r>
-      <w:proofErr w:type="gramEnd"/>
-      <w:r>
-        <w:t xml:space="preserve">lado1, lado2, lado3) </w:t>
-      </w:r>
-      <w:proofErr w:type="spellStart"/>
-      <w:r>
-        <w:t>values</w:t>
-      </w:r>
-      <w:proofErr w:type="spellEnd"/>
-    </w:p>
-    <w:p>
-      <w:r>
-        <w:tab/>
-      </w:r>
-      <w:r>
-        <w:tab/>
-        <w:t>(</w:t>
+      <w:pPr>
+        <w:pStyle w:val="Ttulo2"/>
+        <w:numPr>
+          <w:ilvl w:val="0"/>
+          <w:numId w:val="1"/>
+        </w:numPr>
+      </w:pPr>
+      <w:bookmarkStart w:id="3" w:name="_Toc190075865"/>
+      <w:r>
+        <w:t xml:space="preserve">Crea una función PL/SQL que reciba </w:t>
+      </w:r>
+      <w:r>
+        <w:t xml:space="preserve">retorna una cadena indicando si el triángulo es </w:t>
       </w:r>
       <w:proofErr w:type="spellStart"/>
       <w:proofErr w:type="gramStart"/>
       <w:r>
-        <w:t>floor</w:t>
+        <w:t>Equilátero,Isósceles</w:t>
       </w:r>
       <w:proofErr w:type="spellEnd"/>
-      <w:r>
-        <w:t>(</w:t>
-      </w:r>
       <w:proofErr w:type="gramEnd"/>
       <w:r>
-        <w:t xml:space="preserve">1 + rand()*5), </w:t>
-      </w:r>
-      <w:proofErr w:type="spellStart"/>
-      <w:r>
-        <w:t>floor</w:t>
-      </w:r>
-      <w:proofErr w:type="spellEnd"/>
-      <w:r>
-        <w:t xml:space="preserve">(1+rand()*5), </w:t>
-      </w:r>
-      <w:proofErr w:type="spellStart"/>
-      <w:r>
-        <w:t>floor</w:t>
-      </w:r>
-      <w:proofErr w:type="spellEnd"/>
-      <w:r>
-        <w:t>(1 + rand()* 5 ));</w:t>
-      </w:r>
-    </w:p>
-    <w:p>
-      <w:r>
-        <w:tab/>
-      </w:r>
-      <w:r>
-        <w:tab/>
-        <w:t>set i = i +1;</w:t>
-      </w:r>
-    </w:p>
-    <w:p>
-      <w:r>
-        <w:t xml:space="preserve">    </w:t>
-      </w:r>
-      <w:proofErr w:type="spellStart"/>
-      <w:r>
-        <w:t>end</w:t>
-      </w:r>
-      <w:proofErr w:type="spellEnd"/>
-      <w:r>
-        <w:t xml:space="preserve"> </w:t>
-      </w:r>
-      <w:proofErr w:type="spellStart"/>
-      <w:r>
-        <w:t>while</w:t>
-      </w:r>
-      <w:proofErr w:type="spellEnd"/>
-      <w:r>
-        <w:t>;</w:t>
-      </w:r>
-    </w:p>
-    <w:p>
-      <w:r>
-        <w:t>END</w:t>
-      </w:r>
+        <w:t xml:space="preserve"> o Escaleno.</w:t>
+      </w:r>
+      <w:bookmarkEnd w:id="3"/>
     </w:p>
     <w:p/>
     <w:p>
-      <w:bookmarkStart w:id="0" w:name="_GoBack"/>
-      <w:bookmarkEnd w:id="0"/>
+      <w:pPr>
+        <w:ind w:left="360"/>
+      </w:pPr>
+      <w:r>
+        <w:drawing>
+          <wp:inline distT="0" distB="0" distL="0" distR="0" wp14:anchorId="07A20343" wp14:editId="6D63DE08">
+            <wp:extent cx="5400040" cy="2008505"/>
+            <wp:effectExtent l="0" t="0" r="0" b="0"/>
+            <wp:docPr id="6" name="Imagen 6"/>
+            <wp:cNvGraphicFramePr>
+              <a:graphicFrameLocks xmlns:a="http://schemas.openxmlformats.org/drawingml/2006/main" noChangeAspect="1"/>
+            </wp:cNvGraphicFramePr>
+            <a:graphic xmlns:a="http://schemas.openxmlformats.org/drawingml/2006/main">
+              <a:graphicData uri="http://schemas.openxmlformats.org/drawingml/2006/picture">
+                <pic:pic xmlns:pic="http://schemas.openxmlformats.org/drawingml/2006/picture">
+                  <pic:nvPicPr>
+                    <pic:cNvPr id="1" name=""/>
+                    <pic:cNvPicPr/>
+                  </pic:nvPicPr>
+                  <pic:blipFill>
+                    <a:blip r:embed="rId14"/>
+                    <a:stretch>
+                      <a:fillRect/>
+                    </a:stretch>
+                  </pic:blipFill>
+                  <pic:spPr>
+                    <a:xfrm>
+                      <a:off x="0" y="0"/>
+                      <a:ext cx="5400040" cy="2008505"/>
+                    </a:xfrm>
+                    <a:prstGeom prst="rect">
+                      <a:avLst/>
+                    </a:prstGeom>
+                  </pic:spPr>
+                </pic:pic>
+              </a:graphicData>
+            </a:graphic>
+          </wp:inline>
+        </w:drawing>
+      </w:r>
     </w:p>
     <w:p>
       <w:r>
-        <w:t>3. Crea una función PL/SQL que reciba tres números enteros (los tres lados</w:t>
-      </w:r>
-      <w:r>
-        <w:t xml:space="preserve"> </w:t>
-      </w:r>
-      <w:r>
-        <w:t xml:space="preserve">del triángulo) y retorna una cadena indicando si el triángulo es </w:t>
-      </w:r>
-      <w:r>
-        <w:t>Equilátero, Isósceles</w:t>
-      </w:r>
-      <w:r>
-        <w:t xml:space="preserve"> o Escaleno.</w:t>
+        <w:drawing>
+          <wp:inline distT="0" distB="0" distL="0" distR="0" wp14:anchorId="2B49B7B1" wp14:editId="4618D299">
+            <wp:extent cx="5058481" cy="600159"/>
+            <wp:effectExtent l="0" t="0" r="0" b="9525"/>
+            <wp:docPr id="8" name="Imagen 8"/>
+            <wp:cNvGraphicFramePr>
+              <a:graphicFrameLocks xmlns:a="http://schemas.openxmlformats.org/drawingml/2006/main" noChangeAspect="1"/>
+            </wp:cNvGraphicFramePr>
+            <a:graphic xmlns:a="http://schemas.openxmlformats.org/drawingml/2006/main">
+              <a:graphicData uri="http://schemas.openxmlformats.org/drawingml/2006/picture">
+                <pic:pic xmlns:pic="http://schemas.openxmlformats.org/drawingml/2006/picture">
+                  <pic:nvPicPr>
+                    <pic:cNvPr id="1" name=""/>
+                    <pic:cNvPicPr/>
+                  </pic:nvPicPr>
+                  <pic:blipFill>
+                    <a:blip r:embed="rId15"/>
+                    <a:stretch>
+                      <a:fillRect/>
+                    </a:stretch>
+                  </pic:blipFill>
+                  <pic:spPr>
+                    <a:xfrm>
+                      <a:off x="0" y="0"/>
+                      <a:ext cx="5058481" cy="600159"/>
+                    </a:xfrm>
+                    <a:prstGeom prst="rect">
+                      <a:avLst/>
+                    </a:prstGeom>
+                  </pic:spPr>
+                </pic:pic>
+              </a:graphicData>
+            </a:graphic>
+          </wp:inline>
+        </w:drawing>
       </w:r>
     </w:p>
     <w:p>
       <w:r>
-        <w:t xml:space="preserve">4. Crea una función PL/SQL que reciba tres </w:t>
-      </w:r>
-      <w:r>
-        <w:t xml:space="preserve">números enteros (los tres lados </w:t>
-      </w:r>
-      <w:r>
-        <w:t>del triángulo) y retorne el perímetro de dicho triángulo (suma de los lados).</w:t>
+        <w:lastRenderedPageBreak/>
+        <w:drawing>
+          <wp:inline distT="0" distB="0" distL="0" distR="0" wp14:anchorId="4154147E" wp14:editId="51A3089A">
+            <wp:extent cx="1657581" cy="2305372"/>
+            <wp:effectExtent l="0" t="0" r="0" b="0"/>
+            <wp:docPr id="9" name="Imagen 9"/>
+            <wp:cNvGraphicFramePr>
+              <a:graphicFrameLocks xmlns:a="http://schemas.openxmlformats.org/drawingml/2006/main" noChangeAspect="1"/>
+            </wp:cNvGraphicFramePr>
+            <a:graphic xmlns:a="http://schemas.openxmlformats.org/drawingml/2006/main">
+              <a:graphicData uri="http://schemas.openxmlformats.org/drawingml/2006/picture">
+                <pic:pic xmlns:pic="http://schemas.openxmlformats.org/drawingml/2006/picture">
+                  <pic:nvPicPr>
+                    <pic:cNvPr id="1" name=""/>
+                    <pic:cNvPicPr/>
+                  </pic:nvPicPr>
+                  <pic:blipFill>
+                    <a:blip r:embed="rId16"/>
+                    <a:stretch>
+                      <a:fillRect/>
+                    </a:stretch>
+                  </pic:blipFill>
+                  <pic:spPr>
+                    <a:xfrm>
+                      <a:off x="0" y="0"/>
+                      <a:ext cx="1657581" cy="2305372"/>
+                    </a:xfrm>
+                    <a:prstGeom prst="rect">
+                      <a:avLst/>
+                    </a:prstGeom>
+                  </pic:spPr>
+                </pic:pic>
+              </a:graphicData>
+            </a:graphic>
+          </wp:inline>
+        </w:drawing>
       </w:r>
     </w:p>
     <w:p/>
     <w:p>
-      <w:r>
-        <w:t>5. Utiliza las dos funciones anteriores en un</w:t>
-      </w:r>
-      <w:r>
-        <w:t xml:space="preserve">a sentencia SELECT para obtener </w:t>
-      </w:r>
-      <w:r>
-        <w:t>una relación de triángulos con el perímetro y el tipo.</w:t>
-      </w:r>
+      <w:pPr>
+        <w:pStyle w:val="Ttulo2"/>
+        <w:numPr>
+          <w:ilvl w:val="0"/>
+          <w:numId w:val="1"/>
+        </w:numPr>
+      </w:pPr>
+      <w:bookmarkStart w:id="4" w:name="_Toc190075866"/>
+      <w:r>
+        <w:rPr>
+          <w:rStyle w:val="Ttulo2Car"/>
+        </w:rPr>
+        <w:t xml:space="preserve">Crea una función PL/SQL que retorne </w:t>
+      </w:r>
+      <w:r>
+        <w:rPr>
+          <w:rStyle w:val="Ttulo2Car"/>
+        </w:rPr>
+        <w:t>el perímetro de dicho triángulo</w:t>
+      </w:r>
+      <w:r>
+        <w:t>.</w:t>
+      </w:r>
+      <w:bookmarkEnd w:id="4"/>
     </w:p>
+    <w:p>
+      <w:pPr>
+        <w:ind w:left="360"/>
+      </w:pPr>
+      <w:r>
+        <w:drawing>
+          <wp:inline distT="0" distB="0" distL="0" distR="0" wp14:anchorId="768DEC2F" wp14:editId="3DAACB06">
+            <wp:extent cx="5400040" cy="1005205"/>
+            <wp:effectExtent l="0" t="0" r="0" b="4445"/>
+            <wp:docPr id="10" name="Imagen 10"/>
+            <wp:cNvGraphicFramePr>
+              <a:graphicFrameLocks xmlns:a="http://schemas.openxmlformats.org/drawingml/2006/main" noChangeAspect="1"/>
+            </wp:cNvGraphicFramePr>
+            <a:graphic xmlns:a="http://schemas.openxmlformats.org/drawingml/2006/main">
+              <a:graphicData uri="http://schemas.openxmlformats.org/drawingml/2006/picture">
+                <pic:pic xmlns:pic="http://schemas.openxmlformats.org/drawingml/2006/picture">
+                  <pic:nvPicPr>
+                    <pic:cNvPr id="1" name=""/>
+                    <pic:cNvPicPr/>
+                  </pic:nvPicPr>
+                  <pic:blipFill>
+                    <a:blip r:embed="rId17"/>
+                    <a:stretch>
+                      <a:fillRect/>
+                    </a:stretch>
+                  </pic:blipFill>
+                  <pic:spPr>
+                    <a:xfrm>
+                      <a:off x="0" y="0"/>
+                      <a:ext cx="5400040" cy="1005205"/>
+                    </a:xfrm>
+                    <a:prstGeom prst="rect">
+                      <a:avLst/>
+                    </a:prstGeom>
+                  </pic:spPr>
+                </pic:pic>
+              </a:graphicData>
+            </a:graphic>
+          </wp:inline>
+        </w:drawing>
+      </w:r>
+    </w:p>
+    <w:p>
+      <w:r>
+        <w:drawing>
+          <wp:inline distT="0" distB="0" distL="0" distR="0" wp14:anchorId="5C3B7A12" wp14:editId="70C6FD05">
+            <wp:extent cx="5048955" cy="676369"/>
+            <wp:effectExtent l="0" t="0" r="0" b="9525"/>
+            <wp:docPr id="12" name="Imagen 12"/>
+            <wp:cNvGraphicFramePr>
+              <a:graphicFrameLocks xmlns:a="http://schemas.openxmlformats.org/drawingml/2006/main" noChangeAspect="1"/>
+            </wp:cNvGraphicFramePr>
+            <a:graphic xmlns:a="http://schemas.openxmlformats.org/drawingml/2006/main">
+              <a:graphicData uri="http://schemas.openxmlformats.org/drawingml/2006/picture">
+                <pic:pic xmlns:pic="http://schemas.openxmlformats.org/drawingml/2006/picture">
+                  <pic:nvPicPr>
+                    <pic:cNvPr id="1" name=""/>
+                    <pic:cNvPicPr/>
+                  </pic:nvPicPr>
+                  <pic:blipFill>
+                    <a:blip r:embed="rId18"/>
+                    <a:stretch>
+                      <a:fillRect/>
+                    </a:stretch>
+                  </pic:blipFill>
+                  <pic:spPr>
+                    <a:xfrm>
+                      <a:off x="0" y="0"/>
+                      <a:ext cx="5048955" cy="676369"/>
+                    </a:xfrm>
+                    <a:prstGeom prst="rect">
+                      <a:avLst/>
+                    </a:prstGeom>
+                  </pic:spPr>
+                </pic:pic>
+              </a:graphicData>
+            </a:graphic>
+          </wp:inline>
+        </w:drawing>
+      </w:r>
+    </w:p>
+    <w:p>
+      <w:r>
+        <w:drawing>
+          <wp:inline distT="0" distB="0" distL="0" distR="0" wp14:anchorId="1CE5AC05" wp14:editId="3204F164">
+            <wp:extent cx="1857634" cy="2238687"/>
+            <wp:effectExtent l="0" t="0" r="9525" b="9525"/>
+            <wp:docPr id="14" name="Imagen 14"/>
+            <wp:cNvGraphicFramePr>
+              <a:graphicFrameLocks xmlns:a="http://schemas.openxmlformats.org/drawingml/2006/main" noChangeAspect="1"/>
+            </wp:cNvGraphicFramePr>
+            <a:graphic xmlns:a="http://schemas.openxmlformats.org/drawingml/2006/main">
+              <a:graphicData uri="http://schemas.openxmlformats.org/drawingml/2006/picture">
+                <pic:pic xmlns:pic="http://schemas.openxmlformats.org/drawingml/2006/picture">
+                  <pic:nvPicPr>
+                    <pic:cNvPr id="1" name=""/>
+                    <pic:cNvPicPr/>
+                  </pic:nvPicPr>
+                  <pic:blipFill>
+                    <a:blip r:embed="rId19"/>
+                    <a:stretch>
+                      <a:fillRect/>
+                    </a:stretch>
+                  </pic:blipFill>
+                  <pic:spPr>
+                    <a:xfrm>
+                      <a:off x="0" y="0"/>
+                      <a:ext cx="1857634" cy="2238687"/>
+                    </a:xfrm>
+                    <a:prstGeom prst="rect">
+                      <a:avLst/>
+                    </a:prstGeom>
+                  </pic:spPr>
+                </pic:pic>
+              </a:graphicData>
+            </a:graphic>
+          </wp:inline>
+        </w:drawing>
+      </w:r>
+    </w:p>
+    <w:p>
+      <w:pPr>
+        <w:pStyle w:val="Ttulo2"/>
+        <w:numPr>
+          <w:ilvl w:val="0"/>
+          <w:numId w:val="1"/>
+        </w:numPr>
+      </w:pPr>
+      <w:bookmarkStart w:id="5" w:name="_Toc190075867"/>
+      <w:r>
+        <w:t>Utiliza las dos funciones anteriores en un</w:t>
+      </w:r>
+      <w:r>
+        <w:t>a sentencia SELECT</w:t>
+      </w:r>
+      <w:bookmarkEnd w:id="5"/>
+      <w:r>
+        <w:t xml:space="preserve"> </w:t>
+      </w:r>
+    </w:p>
+    <w:p>
+      <w:pPr>
+        <w:ind w:left="360"/>
+      </w:pPr>
+    </w:p>
+    <w:p>
+      <w:pPr>
+        <w:ind w:left="360"/>
+      </w:pPr>
+      <w:r>
+        <w:drawing>
+          <wp:inline distT="0" distB="0" distL="0" distR="0" wp14:anchorId="02AD5E4D" wp14:editId="500762B3">
+            <wp:extent cx="5020376" cy="647790"/>
+            <wp:effectExtent l="0" t="0" r="8890" b="0"/>
+            <wp:docPr id="15" name="Imagen 15"/>
+            <wp:cNvGraphicFramePr>
+              <a:graphicFrameLocks xmlns:a="http://schemas.openxmlformats.org/drawingml/2006/main" noChangeAspect="1"/>
+            </wp:cNvGraphicFramePr>
+            <a:graphic xmlns:a="http://schemas.openxmlformats.org/drawingml/2006/main">
+              <a:graphicData uri="http://schemas.openxmlformats.org/drawingml/2006/picture">
+                <pic:pic xmlns:pic="http://schemas.openxmlformats.org/drawingml/2006/picture">
+                  <pic:nvPicPr>
+                    <pic:cNvPr id="1" name=""/>
+                    <pic:cNvPicPr/>
+                  </pic:nvPicPr>
+                  <pic:blipFill>
+                    <a:blip r:embed="rId20"/>
+                    <a:stretch>
+                      <a:fillRect/>
+                    </a:stretch>
+                  </pic:blipFill>
+                  <pic:spPr>
+                    <a:xfrm>
+                      <a:off x="0" y="0"/>
+                      <a:ext cx="5020376" cy="647790"/>
+                    </a:xfrm>
+                    <a:prstGeom prst="rect">
+                      <a:avLst/>
+                    </a:prstGeom>
+                  </pic:spPr>
+                </pic:pic>
+              </a:graphicData>
+            </a:graphic>
+          </wp:inline>
+        </w:drawing>
+      </w:r>
+    </w:p>
+    <w:p>
+      <w:r>
+        <w:lastRenderedPageBreak/>
+        <w:drawing>
+          <wp:inline distT="0" distB="0" distL="0" distR="0" wp14:anchorId="466245BF" wp14:editId="431A7D43">
+            <wp:extent cx="2505425" cy="2238687"/>
+            <wp:effectExtent l="0" t="0" r="9525" b="0"/>
+            <wp:docPr id="16" name="Imagen 16"/>
+            <wp:cNvGraphicFramePr>
+              <a:graphicFrameLocks xmlns:a="http://schemas.openxmlformats.org/drawingml/2006/main" noChangeAspect="1"/>
+            </wp:cNvGraphicFramePr>
+            <a:graphic xmlns:a="http://schemas.openxmlformats.org/drawingml/2006/main">
+              <a:graphicData uri="http://schemas.openxmlformats.org/drawingml/2006/picture">
+                <pic:pic xmlns:pic="http://schemas.openxmlformats.org/drawingml/2006/picture">
+                  <pic:nvPicPr>
+                    <pic:cNvPr id="1" name=""/>
+                    <pic:cNvPicPr/>
+                  </pic:nvPicPr>
+                  <pic:blipFill>
+                    <a:blip r:embed="rId21"/>
+                    <a:stretch>
+                      <a:fillRect/>
+                    </a:stretch>
+                  </pic:blipFill>
+                  <pic:spPr>
+                    <a:xfrm>
+                      <a:off x="0" y="0"/>
+                      <a:ext cx="2505425" cy="2238687"/>
+                    </a:xfrm>
+                    <a:prstGeom prst="rect">
+                      <a:avLst/>
+                    </a:prstGeom>
+                  </pic:spPr>
+                </pic:pic>
+              </a:graphicData>
+            </a:graphic>
+          </wp:inline>
+        </w:drawing>
+      </w:r>
+    </w:p>
+    <w:p/>
+    <w:p/>
+    <w:p>
+      <w:pPr>
+        <w:pStyle w:val="Ttulo1"/>
+      </w:pPr>
+      <w:bookmarkStart w:id="6" w:name="_Toc190075868"/>
+      <w:r>
+        <w:t xml:space="preserve">Programación con </w:t>
+      </w:r>
+      <w:proofErr w:type="spellStart"/>
+      <w:r>
+        <w:t>PostgreSQL</w:t>
+      </w:r>
+      <w:bookmarkEnd w:id="6"/>
+      <w:proofErr w:type="spellEnd"/>
+    </w:p>
+    <w:p/>
+    <w:p>
+      <w:pPr>
+        <w:pStyle w:val="Ttulo2"/>
+        <w:numPr>
+          <w:ilvl w:val="0"/>
+          <w:numId w:val="5"/>
+        </w:numPr>
+      </w:pPr>
+      <w:bookmarkStart w:id="7" w:name="_Toc190075869"/>
+      <w:bookmarkStart w:id="8" w:name="_GoBack"/>
+      <w:bookmarkEnd w:id="8"/>
+      <w:r>
+        <w:t>Crea una base de datos llamada triángulos.</w:t>
+      </w:r>
+      <w:bookmarkEnd w:id="7"/>
+    </w:p>
+    <w:p>
+      <w:r>
+        <w:drawing>
+          <wp:inline distT="0" distB="0" distL="0" distR="0" wp14:anchorId="6A445B1D" wp14:editId="5B685754">
+            <wp:extent cx="2390776" cy="1593850"/>
+            <wp:effectExtent l="0" t="0" r="9525" b="6350"/>
+            <wp:docPr id="17" name="Imagen 17"/>
+            <wp:cNvGraphicFramePr>
+              <a:graphicFrameLocks xmlns:a="http://schemas.openxmlformats.org/drawingml/2006/main" noChangeAspect="1"/>
+            </wp:cNvGraphicFramePr>
+            <a:graphic xmlns:a="http://schemas.openxmlformats.org/drawingml/2006/main">
+              <a:graphicData uri="http://schemas.openxmlformats.org/drawingml/2006/picture">
+                <pic:pic xmlns:pic="http://schemas.openxmlformats.org/drawingml/2006/picture">
+                  <pic:nvPicPr>
+                    <pic:cNvPr id="1" name=""/>
+                    <pic:cNvPicPr/>
+                  </pic:nvPicPr>
+                  <pic:blipFill>
+                    <a:blip r:embed="rId22"/>
+                    <a:stretch>
+                      <a:fillRect/>
+                    </a:stretch>
+                  </pic:blipFill>
+                  <pic:spPr>
+                    <a:xfrm>
+                      <a:off x="0" y="0"/>
+                      <a:ext cx="2391124" cy="1594082"/>
+                    </a:xfrm>
+                    <a:prstGeom prst="rect">
+                      <a:avLst/>
+                    </a:prstGeom>
+                  </pic:spPr>
+                </pic:pic>
+              </a:graphicData>
+            </a:graphic>
+          </wp:inline>
+        </w:drawing>
+      </w:r>
+    </w:p>
+    <w:p>
+      <w:pPr>
+        <w:pStyle w:val="Ttulo2"/>
+        <w:numPr>
+          <w:ilvl w:val="0"/>
+          <w:numId w:val="5"/>
+        </w:numPr>
+      </w:pPr>
+      <w:bookmarkStart w:id="9" w:name="_Toc190075870"/>
+      <w:r>
+        <w:lastRenderedPageBreak/>
+        <w:t>Crea un procedimiento almacenado dentro de la base de datos triángulos:</w:t>
+      </w:r>
+      <w:bookmarkEnd w:id="9"/>
+    </w:p>
+    <w:p>
+      <w:r>
+        <w:drawing>
+          <wp:inline distT="0" distB="0" distL="0" distR="0" wp14:anchorId="4CEB0BA7" wp14:editId="702AF336">
+            <wp:extent cx="5400040" cy="4072890"/>
+            <wp:effectExtent l="0" t="0" r="0" b="3810"/>
+            <wp:docPr id="22" name="Imagen 22"/>
+            <wp:cNvGraphicFramePr>
+              <a:graphicFrameLocks xmlns:a="http://schemas.openxmlformats.org/drawingml/2006/main" noChangeAspect="1"/>
+            </wp:cNvGraphicFramePr>
+            <a:graphic xmlns:a="http://schemas.openxmlformats.org/drawingml/2006/main">
+              <a:graphicData uri="http://schemas.openxmlformats.org/drawingml/2006/picture">
+                <pic:pic xmlns:pic="http://schemas.openxmlformats.org/drawingml/2006/picture">
+                  <pic:nvPicPr>
+                    <pic:cNvPr id="1" name=""/>
+                    <pic:cNvPicPr/>
+                  </pic:nvPicPr>
+                  <pic:blipFill>
+                    <a:blip r:embed="rId23"/>
+                    <a:stretch>
+                      <a:fillRect/>
+                    </a:stretch>
+                  </pic:blipFill>
+                  <pic:spPr>
+                    <a:xfrm>
+                      <a:off x="0" y="0"/>
+                      <a:ext cx="5400040" cy="4072890"/>
+                    </a:xfrm>
+                    <a:prstGeom prst="rect">
+                      <a:avLst/>
+                    </a:prstGeom>
+                  </pic:spPr>
+                </pic:pic>
+              </a:graphicData>
+            </a:graphic>
+          </wp:inline>
+        </w:drawing>
+      </w:r>
+    </w:p>
+    <w:p>
+      <w:r>
+        <w:drawing>
+          <wp:inline distT="0" distB="0" distL="0" distR="0" wp14:anchorId="3AC14DE3" wp14:editId="24D5CD44">
+            <wp:extent cx="2086266" cy="781159"/>
+            <wp:effectExtent l="0" t="0" r="9525" b="0"/>
+            <wp:docPr id="20" name="Imagen 20"/>
+            <wp:cNvGraphicFramePr>
+              <a:graphicFrameLocks xmlns:a="http://schemas.openxmlformats.org/drawingml/2006/main" noChangeAspect="1"/>
+            </wp:cNvGraphicFramePr>
+            <a:graphic xmlns:a="http://schemas.openxmlformats.org/drawingml/2006/main">
+              <a:graphicData uri="http://schemas.openxmlformats.org/drawingml/2006/picture">
+                <pic:pic xmlns:pic="http://schemas.openxmlformats.org/drawingml/2006/picture">
+                  <pic:nvPicPr>
+                    <pic:cNvPr id="1" name=""/>
+                    <pic:cNvPicPr/>
+                  </pic:nvPicPr>
+                  <pic:blipFill>
+                    <a:blip r:embed="rId24"/>
+                    <a:stretch>
+                      <a:fillRect/>
+                    </a:stretch>
+                  </pic:blipFill>
+                  <pic:spPr>
+                    <a:xfrm>
+                      <a:off x="0" y="0"/>
+                      <a:ext cx="2086266" cy="781159"/>
+                    </a:xfrm>
+                    <a:prstGeom prst="rect">
+                      <a:avLst/>
+                    </a:prstGeom>
+                  </pic:spPr>
+                </pic:pic>
+              </a:graphicData>
+            </a:graphic>
+          </wp:inline>
+        </w:drawing>
+      </w:r>
+    </w:p>
+    <w:p>
+      <w:r>
+        <w:drawing>
+          <wp:inline distT="0" distB="0" distL="0" distR="0" wp14:anchorId="39306E57" wp14:editId="1205C1C5">
+            <wp:extent cx="2372056" cy="2324424"/>
+            <wp:effectExtent l="0" t="0" r="9525" b="0"/>
+            <wp:docPr id="23" name="Imagen 23"/>
+            <wp:cNvGraphicFramePr>
+              <a:graphicFrameLocks xmlns:a="http://schemas.openxmlformats.org/drawingml/2006/main" noChangeAspect="1"/>
+            </wp:cNvGraphicFramePr>
+            <a:graphic xmlns:a="http://schemas.openxmlformats.org/drawingml/2006/main">
+              <a:graphicData uri="http://schemas.openxmlformats.org/drawingml/2006/picture">
+                <pic:pic xmlns:pic="http://schemas.openxmlformats.org/drawingml/2006/picture">
+                  <pic:nvPicPr>
+                    <pic:cNvPr id="1" name=""/>
+                    <pic:cNvPicPr/>
+                  </pic:nvPicPr>
+                  <pic:blipFill>
+                    <a:blip r:embed="rId25"/>
+                    <a:stretch>
+                      <a:fillRect/>
+                    </a:stretch>
+                  </pic:blipFill>
+                  <pic:spPr>
+                    <a:xfrm>
+                      <a:off x="0" y="0"/>
+                      <a:ext cx="2372056" cy="2324424"/>
+                    </a:xfrm>
+                    <a:prstGeom prst="rect">
+                      <a:avLst/>
+                    </a:prstGeom>
+                  </pic:spPr>
+                </pic:pic>
+              </a:graphicData>
+            </a:graphic>
+          </wp:inline>
+        </w:drawing>
+      </w:r>
+    </w:p>
+    <w:p>
+      <w:pPr>
+        <w:pStyle w:val="Ttulo2"/>
+        <w:numPr>
+          <w:ilvl w:val="0"/>
+          <w:numId w:val="5"/>
+        </w:numPr>
+      </w:pPr>
+      <w:bookmarkStart w:id="10" w:name="_Toc190075871"/>
+      <w:r>
+        <w:lastRenderedPageBreak/>
+        <w:t>Crea una función PL/PGSQL que retorna una cadena indicando si el triángulo es Equilátero,</w:t>
+      </w:r>
+      <w:r>
+        <w:t xml:space="preserve"> </w:t>
+      </w:r>
+      <w:r>
+        <w:t>Isósceles o Escaleno.</w:t>
+      </w:r>
+      <w:bookmarkEnd w:id="10"/>
+    </w:p>
+    <w:p>
+      <w:r>
+        <w:drawing>
+          <wp:inline distT="0" distB="0" distL="0" distR="0" wp14:anchorId="01E764F5" wp14:editId="2518BBEF">
+            <wp:extent cx="5400040" cy="2259330"/>
+            <wp:effectExtent l="0" t="0" r="0" b="7620"/>
+            <wp:docPr id="21" name="Imagen 21"/>
+            <wp:cNvGraphicFramePr>
+              <a:graphicFrameLocks xmlns:a="http://schemas.openxmlformats.org/drawingml/2006/main" noChangeAspect="1"/>
+            </wp:cNvGraphicFramePr>
+            <a:graphic xmlns:a="http://schemas.openxmlformats.org/drawingml/2006/main">
+              <a:graphicData uri="http://schemas.openxmlformats.org/drawingml/2006/picture">
+                <pic:pic xmlns:pic="http://schemas.openxmlformats.org/drawingml/2006/picture">
+                  <pic:nvPicPr>
+                    <pic:cNvPr id="1" name=""/>
+                    <pic:cNvPicPr/>
+                  </pic:nvPicPr>
+                  <pic:blipFill>
+                    <a:blip r:embed="rId26"/>
+                    <a:stretch>
+                      <a:fillRect/>
+                    </a:stretch>
+                  </pic:blipFill>
+                  <pic:spPr>
+                    <a:xfrm>
+                      <a:off x="0" y="0"/>
+                      <a:ext cx="5400040" cy="2259330"/>
+                    </a:xfrm>
+                    <a:prstGeom prst="rect">
+                      <a:avLst/>
+                    </a:prstGeom>
+                  </pic:spPr>
+                </pic:pic>
+              </a:graphicData>
+            </a:graphic>
+          </wp:inline>
+        </w:drawing>
+      </w:r>
+    </w:p>
+    <w:p>
+      <w:r>
+        <w:drawing>
+          <wp:inline distT="0" distB="0" distL="0" distR="0" wp14:anchorId="40EE8AC1" wp14:editId="1A4DF12C">
+            <wp:extent cx="5400040" cy="408940"/>
+            <wp:effectExtent l="0" t="0" r="0" b="0"/>
+            <wp:docPr id="24" name="Imagen 24"/>
+            <wp:cNvGraphicFramePr>
+              <a:graphicFrameLocks xmlns:a="http://schemas.openxmlformats.org/drawingml/2006/main" noChangeAspect="1"/>
+            </wp:cNvGraphicFramePr>
+            <a:graphic xmlns:a="http://schemas.openxmlformats.org/drawingml/2006/main">
+              <a:graphicData uri="http://schemas.openxmlformats.org/drawingml/2006/picture">
+                <pic:pic xmlns:pic="http://schemas.openxmlformats.org/drawingml/2006/picture">
+                  <pic:nvPicPr>
+                    <pic:cNvPr id="1" name=""/>
+                    <pic:cNvPicPr/>
+                  </pic:nvPicPr>
+                  <pic:blipFill>
+                    <a:blip r:embed="rId27"/>
+                    <a:stretch>
+                      <a:fillRect/>
+                    </a:stretch>
+                  </pic:blipFill>
+                  <pic:spPr>
+                    <a:xfrm>
+                      <a:off x="0" y="0"/>
+                      <a:ext cx="5400040" cy="408940"/>
+                    </a:xfrm>
+                    <a:prstGeom prst="rect">
+                      <a:avLst/>
+                    </a:prstGeom>
+                  </pic:spPr>
+                </pic:pic>
+              </a:graphicData>
+            </a:graphic>
+          </wp:inline>
+        </w:drawing>
+      </w:r>
+    </w:p>
+    <w:p>
+      <w:r>
+        <w:drawing>
+          <wp:inline distT="0" distB="0" distL="0" distR="0" wp14:anchorId="3B29DD68" wp14:editId="501FB001">
+            <wp:extent cx="1991003" cy="2095792"/>
+            <wp:effectExtent l="0" t="0" r="9525" b="0"/>
+            <wp:docPr id="25" name="Imagen 25"/>
+            <wp:cNvGraphicFramePr>
+              <a:graphicFrameLocks xmlns:a="http://schemas.openxmlformats.org/drawingml/2006/main" noChangeAspect="1"/>
+            </wp:cNvGraphicFramePr>
+            <a:graphic xmlns:a="http://schemas.openxmlformats.org/drawingml/2006/main">
+              <a:graphicData uri="http://schemas.openxmlformats.org/drawingml/2006/picture">
+                <pic:pic xmlns:pic="http://schemas.openxmlformats.org/drawingml/2006/picture">
+                  <pic:nvPicPr>
+                    <pic:cNvPr id="1" name=""/>
+                    <pic:cNvPicPr/>
+                  </pic:nvPicPr>
+                  <pic:blipFill>
+                    <a:blip r:embed="rId28"/>
+                    <a:stretch>
+                      <a:fillRect/>
+                    </a:stretch>
+                  </pic:blipFill>
+                  <pic:spPr>
+                    <a:xfrm>
+                      <a:off x="0" y="0"/>
+                      <a:ext cx="1991003" cy="2095792"/>
+                    </a:xfrm>
+                    <a:prstGeom prst="rect">
+                      <a:avLst/>
+                    </a:prstGeom>
+                  </pic:spPr>
+                </pic:pic>
+              </a:graphicData>
+            </a:graphic>
+          </wp:inline>
+        </w:drawing>
+      </w:r>
+    </w:p>
+    <w:p>
+      <w:pPr>
+        <w:pStyle w:val="Ttulo2"/>
+        <w:numPr>
+          <w:ilvl w:val="0"/>
+          <w:numId w:val="5"/>
+        </w:numPr>
+      </w:pPr>
+      <w:bookmarkStart w:id="11" w:name="_Toc190075872"/>
+      <w:r>
+        <w:t>Crea una función PL/PGSQL que retorne el perímetro de dicho</w:t>
+      </w:r>
+      <w:r>
+        <w:t xml:space="preserve"> triángulo.</w:t>
+      </w:r>
+      <w:bookmarkEnd w:id="11"/>
+    </w:p>
+    <w:p>
+      <w:r>
+        <w:drawing>
+          <wp:inline distT="0" distB="0" distL="0" distR="0" wp14:anchorId="6AAFEC4E" wp14:editId="7A095349">
+            <wp:extent cx="5363323" cy="1943371"/>
+            <wp:effectExtent l="0" t="0" r="8890" b="0"/>
+            <wp:docPr id="26" name="Imagen 26"/>
+            <wp:cNvGraphicFramePr>
+              <a:graphicFrameLocks xmlns:a="http://schemas.openxmlformats.org/drawingml/2006/main" noChangeAspect="1"/>
+            </wp:cNvGraphicFramePr>
+            <a:graphic xmlns:a="http://schemas.openxmlformats.org/drawingml/2006/main">
+              <a:graphicData uri="http://schemas.openxmlformats.org/drawingml/2006/picture">
+                <pic:pic xmlns:pic="http://schemas.openxmlformats.org/drawingml/2006/picture">
+                  <pic:nvPicPr>
+                    <pic:cNvPr id="1" name=""/>
+                    <pic:cNvPicPr/>
+                  </pic:nvPicPr>
+                  <pic:blipFill>
+                    <a:blip r:embed="rId29"/>
+                    <a:stretch>
+                      <a:fillRect/>
+                    </a:stretch>
+                  </pic:blipFill>
+                  <pic:spPr>
+                    <a:xfrm>
+                      <a:off x="0" y="0"/>
+                      <a:ext cx="5363323" cy="1943371"/>
+                    </a:xfrm>
+                    <a:prstGeom prst="rect">
+                      <a:avLst/>
+                    </a:prstGeom>
+                  </pic:spPr>
+                </pic:pic>
+              </a:graphicData>
+            </a:graphic>
+          </wp:inline>
+        </w:drawing>
+      </w:r>
+    </w:p>
+    <w:p>
+      <w:r>
+        <w:drawing>
+          <wp:inline distT="0" distB="0" distL="0" distR="0" wp14:anchorId="52CD0763" wp14:editId="1EA14226">
+            <wp:extent cx="5400040" cy="429260"/>
+            <wp:effectExtent l="0" t="0" r="0" b="8890"/>
+            <wp:docPr id="27" name="Imagen 27"/>
+            <wp:cNvGraphicFramePr>
+              <a:graphicFrameLocks xmlns:a="http://schemas.openxmlformats.org/drawingml/2006/main" noChangeAspect="1"/>
+            </wp:cNvGraphicFramePr>
+            <a:graphic xmlns:a="http://schemas.openxmlformats.org/drawingml/2006/main">
+              <a:graphicData uri="http://schemas.openxmlformats.org/drawingml/2006/picture">
+                <pic:pic xmlns:pic="http://schemas.openxmlformats.org/drawingml/2006/picture">
+                  <pic:nvPicPr>
+                    <pic:cNvPr id="1" name=""/>
+                    <pic:cNvPicPr/>
+                  </pic:nvPicPr>
+                  <pic:blipFill>
+                    <a:blip r:embed="rId30"/>
+                    <a:stretch>
+                      <a:fillRect/>
+                    </a:stretch>
+                  </pic:blipFill>
+                  <pic:spPr>
+                    <a:xfrm>
+                      <a:off x="0" y="0"/>
+                      <a:ext cx="5400040" cy="429260"/>
+                    </a:xfrm>
+                    <a:prstGeom prst="rect">
+                      <a:avLst/>
+                    </a:prstGeom>
+                  </pic:spPr>
+                </pic:pic>
+              </a:graphicData>
+            </a:graphic>
+          </wp:inline>
+        </w:drawing>
+      </w:r>
+    </w:p>
+    <w:p>
+      <w:r>
+        <w:lastRenderedPageBreak/>
+        <w:drawing>
+          <wp:inline distT="0" distB="0" distL="0" distR="0" wp14:anchorId="2B7375D6" wp14:editId="077C57E8">
+            <wp:extent cx="1933845" cy="2105319"/>
+            <wp:effectExtent l="0" t="0" r="9525" b="9525"/>
+            <wp:docPr id="28" name="Imagen 28"/>
+            <wp:cNvGraphicFramePr>
+              <a:graphicFrameLocks xmlns:a="http://schemas.openxmlformats.org/drawingml/2006/main" noChangeAspect="1"/>
+            </wp:cNvGraphicFramePr>
+            <a:graphic xmlns:a="http://schemas.openxmlformats.org/drawingml/2006/main">
+              <a:graphicData uri="http://schemas.openxmlformats.org/drawingml/2006/picture">
+                <pic:pic xmlns:pic="http://schemas.openxmlformats.org/drawingml/2006/picture">
+                  <pic:nvPicPr>
+                    <pic:cNvPr id="1" name=""/>
+                    <pic:cNvPicPr/>
+                  </pic:nvPicPr>
+                  <pic:blipFill>
+                    <a:blip r:embed="rId31"/>
+                    <a:stretch>
+                      <a:fillRect/>
+                    </a:stretch>
+                  </pic:blipFill>
+                  <pic:spPr>
+                    <a:xfrm>
+                      <a:off x="0" y="0"/>
+                      <a:ext cx="1933845" cy="2105319"/>
+                    </a:xfrm>
+                    <a:prstGeom prst="rect">
+                      <a:avLst/>
+                    </a:prstGeom>
+                  </pic:spPr>
+                </pic:pic>
+              </a:graphicData>
+            </a:graphic>
+          </wp:inline>
+        </w:drawing>
+      </w:r>
+    </w:p>
+    <w:p>
+      <w:pPr>
+        <w:pStyle w:val="Prrafodelista"/>
+      </w:pPr>
+    </w:p>
+    <w:p>
+      <w:pPr>
+        <w:pStyle w:val="Ttulo2"/>
+        <w:numPr>
+          <w:ilvl w:val="0"/>
+          <w:numId w:val="5"/>
+        </w:numPr>
+      </w:pPr>
+      <w:bookmarkStart w:id="12" w:name="_Toc190075873"/>
+      <w:r>
+        <w:t xml:space="preserve">Utiliza las dos funciones anteriores en una sentencia SELECT para obtener </w:t>
+      </w:r>
+      <w:r>
+        <w:t>una relación de triángulos</w:t>
+      </w:r>
+      <w:bookmarkEnd w:id="12"/>
+    </w:p>
+    <w:p>
+      <w:r>
+        <w:drawing>
+          <wp:inline distT="0" distB="0" distL="0" distR="0" wp14:anchorId="4845057F" wp14:editId="1AF0A50B">
+            <wp:extent cx="4667901" cy="619211"/>
+            <wp:effectExtent l="0" t="0" r="0" b="9525"/>
+            <wp:docPr id="29" name="Imagen 29"/>
+            <wp:cNvGraphicFramePr>
+              <a:graphicFrameLocks xmlns:a="http://schemas.openxmlformats.org/drawingml/2006/main" noChangeAspect="1"/>
+            </wp:cNvGraphicFramePr>
+            <a:graphic xmlns:a="http://schemas.openxmlformats.org/drawingml/2006/main">
+              <a:graphicData uri="http://schemas.openxmlformats.org/drawingml/2006/picture">
+                <pic:pic xmlns:pic="http://schemas.openxmlformats.org/drawingml/2006/picture">
+                  <pic:nvPicPr>
+                    <pic:cNvPr id="1" name=""/>
+                    <pic:cNvPicPr/>
+                  </pic:nvPicPr>
+                  <pic:blipFill>
+                    <a:blip r:embed="rId32"/>
+                    <a:stretch>
+                      <a:fillRect/>
+                    </a:stretch>
+                  </pic:blipFill>
+                  <pic:spPr>
+                    <a:xfrm>
+                      <a:off x="0" y="0"/>
+                      <a:ext cx="4667901" cy="619211"/>
+                    </a:xfrm>
+                    <a:prstGeom prst="rect">
+                      <a:avLst/>
+                    </a:prstGeom>
+                  </pic:spPr>
+                </pic:pic>
+              </a:graphicData>
+            </a:graphic>
+          </wp:inline>
+        </w:drawing>
+      </w:r>
+    </w:p>
+    <w:p>
+      <w:r>
+        <w:drawing>
+          <wp:inline distT="0" distB="0" distL="0" distR="0" wp14:anchorId="1CF84A8D" wp14:editId="7C50B57F">
+            <wp:extent cx="2629267" cy="2095792"/>
+            <wp:effectExtent l="0" t="0" r="0" b="0"/>
+            <wp:docPr id="30" name="Imagen 30"/>
+            <wp:cNvGraphicFramePr>
+              <a:graphicFrameLocks xmlns:a="http://schemas.openxmlformats.org/drawingml/2006/main" noChangeAspect="1"/>
+            </wp:cNvGraphicFramePr>
+            <a:graphic xmlns:a="http://schemas.openxmlformats.org/drawingml/2006/main">
+              <a:graphicData uri="http://schemas.openxmlformats.org/drawingml/2006/picture">
+                <pic:pic xmlns:pic="http://schemas.openxmlformats.org/drawingml/2006/picture">
+                  <pic:nvPicPr>
+                    <pic:cNvPr id="1" name=""/>
+                    <pic:cNvPicPr/>
+                  </pic:nvPicPr>
+                  <pic:blipFill>
+                    <a:blip r:embed="rId33"/>
+                    <a:stretch>
+                      <a:fillRect/>
+                    </a:stretch>
+                  </pic:blipFill>
+                  <pic:spPr>
+                    <a:xfrm>
+                      <a:off x="0" y="0"/>
+                      <a:ext cx="2629267" cy="2095792"/>
+                    </a:xfrm>
+                    <a:prstGeom prst="rect">
+                      <a:avLst/>
+                    </a:prstGeom>
+                  </pic:spPr>
+                </pic:pic>
+              </a:graphicData>
+            </a:graphic>
+          </wp:inline>
+        </w:drawing>
+      </w:r>
+    </w:p>
+    <w:p/>
+    <w:p/>
+    <w:p/>
+    <w:p/>
+    <w:p/>
+    <w:p/>
+    <w:p/>
+    <w:p/>
+    <w:p/>
+    <w:p/>
+    <w:p>
+      <w:pPr>
+        <w:pStyle w:val="Ttulo1"/>
+        <w:jc w:val="center"/>
+      </w:pPr>
+      <w:bookmarkStart w:id="13" w:name="_Toc190075874"/>
+      <w:r>
+        <w:lastRenderedPageBreak/>
+        <w:t>Bibliografía</w:t>
+      </w:r>
+      <w:bookmarkEnd w:id="13"/>
+    </w:p>
+    <w:p>
+      <w:pPr>
+        <w:spacing w:before="100" w:beforeAutospacing="1" w:after="0" w:line="480" w:lineRule="auto"/>
+        <w:ind w:left="720" w:hanging="720"/>
+        <w:rPr>
+          <w:rFonts w:ascii="Georgia" w:eastAsia="Times New Roman" w:hAnsi="Georgia" w:cs="Helvetica"/>
+          <w:color w:val="000000"/>
+          <w:sz w:val="24"/>
+          <w:szCs w:val="24"/>
+          <w:lang w:eastAsia="es-ES"/>
+        </w:rPr>
+      </w:pPr>
+      <w:proofErr w:type="spellStart"/>
+      <w:r>
+        <w:rPr>
+          <w:rFonts w:ascii="Georgia" w:eastAsia="Times New Roman" w:hAnsi="Georgia" w:cs="Helvetica"/>
+          <w:i/>
+          <w:iCs/>
+          <w:color w:val="000000"/>
+          <w:sz w:val="24"/>
+          <w:szCs w:val="24"/>
+          <w:lang w:eastAsia="es-ES"/>
+        </w:rPr>
+        <w:t>How</w:t>
+      </w:r>
+      <w:proofErr w:type="spellEnd"/>
+      <w:r>
+        <w:rPr>
+          <w:rFonts w:ascii="Georgia" w:eastAsia="Times New Roman" w:hAnsi="Georgia" w:cs="Helvetica"/>
+          <w:i/>
+          <w:iCs/>
+          <w:color w:val="000000"/>
+          <w:sz w:val="24"/>
+          <w:szCs w:val="24"/>
+          <w:lang w:eastAsia="es-ES"/>
+        </w:rPr>
+        <w:t xml:space="preserve"> to </w:t>
+      </w:r>
+      <w:proofErr w:type="spellStart"/>
+      <w:r>
+        <w:rPr>
+          <w:rFonts w:ascii="Georgia" w:eastAsia="Times New Roman" w:hAnsi="Georgia" w:cs="Helvetica"/>
+          <w:i/>
+          <w:iCs/>
+          <w:color w:val="000000"/>
+          <w:sz w:val="24"/>
+          <w:szCs w:val="24"/>
+          <w:lang w:eastAsia="es-ES"/>
+        </w:rPr>
+        <w:t>generate</w:t>
+      </w:r>
+      <w:proofErr w:type="spellEnd"/>
+      <w:r>
+        <w:rPr>
+          <w:rFonts w:ascii="Georgia" w:eastAsia="Times New Roman" w:hAnsi="Georgia" w:cs="Helvetica"/>
+          <w:i/>
+          <w:iCs/>
+          <w:color w:val="000000"/>
+          <w:sz w:val="24"/>
+          <w:szCs w:val="24"/>
+          <w:lang w:eastAsia="es-ES"/>
+        </w:rPr>
+        <w:t xml:space="preserve"> a </w:t>
+      </w:r>
+      <w:proofErr w:type="spellStart"/>
+      <w:r>
+        <w:rPr>
+          <w:rFonts w:ascii="Georgia" w:eastAsia="Times New Roman" w:hAnsi="Georgia" w:cs="Helvetica"/>
+          <w:i/>
+          <w:iCs/>
+          <w:color w:val="000000"/>
+          <w:sz w:val="24"/>
+          <w:szCs w:val="24"/>
+          <w:lang w:eastAsia="es-ES"/>
+        </w:rPr>
+        <w:t>random</w:t>
+      </w:r>
+      <w:proofErr w:type="spellEnd"/>
+      <w:r>
+        <w:rPr>
+          <w:rFonts w:ascii="Georgia" w:eastAsia="Times New Roman" w:hAnsi="Georgia" w:cs="Helvetica"/>
+          <w:i/>
+          <w:iCs/>
+          <w:color w:val="000000"/>
+          <w:sz w:val="24"/>
+          <w:szCs w:val="24"/>
+          <w:lang w:eastAsia="es-ES"/>
+        </w:rPr>
+        <w:t xml:space="preserve"> </w:t>
+      </w:r>
+      <w:proofErr w:type="spellStart"/>
+      <w:r>
+        <w:rPr>
+          <w:rFonts w:ascii="Georgia" w:eastAsia="Times New Roman" w:hAnsi="Georgia" w:cs="Helvetica"/>
+          <w:i/>
+          <w:iCs/>
+          <w:color w:val="000000"/>
+          <w:sz w:val="24"/>
+          <w:szCs w:val="24"/>
+          <w:lang w:eastAsia="es-ES"/>
+        </w:rPr>
+        <w:t>number</w:t>
+      </w:r>
+      <w:proofErr w:type="spellEnd"/>
+      <w:r>
+        <w:rPr>
+          <w:rFonts w:ascii="Georgia" w:eastAsia="Times New Roman" w:hAnsi="Georgia" w:cs="Helvetica"/>
+          <w:i/>
+          <w:iCs/>
+          <w:color w:val="000000"/>
+          <w:sz w:val="24"/>
+          <w:szCs w:val="24"/>
+          <w:lang w:eastAsia="es-ES"/>
+        </w:rPr>
+        <w:t xml:space="preserve"> in A </w:t>
+      </w:r>
+      <w:proofErr w:type="spellStart"/>
+      <w:r>
+        <w:rPr>
+          <w:rFonts w:ascii="Georgia" w:eastAsia="Times New Roman" w:hAnsi="Georgia" w:cs="Helvetica"/>
+          <w:i/>
+          <w:iCs/>
+          <w:color w:val="000000"/>
+          <w:sz w:val="24"/>
+          <w:szCs w:val="24"/>
+          <w:lang w:eastAsia="es-ES"/>
+        </w:rPr>
+        <w:t>range</w:t>
+      </w:r>
+      <w:proofErr w:type="spellEnd"/>
+      <w:r>
+        <w:rPr>
+          <w:rFonts w:ascii="Georgia" w:eastAsia="Times New Roman" w:hAnsi="Georgia" w:cs="Helvetica"/>
+          <w:color w:val="000000"/>
+          <w:sz w:val="24"/>
+          <w:szCs w:val="24"/>
+          <w:lang w:eastAsia="es-ES"/>
+        </w:rPr>
+        <w:t xml:space="preserve">. (s. f.). </w:t>
+      </w:r>
+      <w:proofErr w:type="spellStart"/>
+      <w:r>
+        <w:rPr>
+          <w:rFonts w:ascii="Georgia" w:eastAsia="Times New Roman" w:hAnsi="Georgia" w:cs="Helvetica"/>
+          <w:color w:val="000000"/>
+          <w:sz w:val="24"/>
+          <w:szCs w:val="24"/>
+          <w:lang w:eastAsia="es-ES"/>
+        </w:rPr>
+        <w:t>Neon</w:t>
+      </w:r>
+      <w:proofErr w:type="spellEnd"/>
+      <w:r>
+        <w:rPr>
+          <w:rFonts w:ascii="Georgia" w:eastAsia="Times New Roman" w:hAnsi="Georgia" w:cs="Helvetica"/>
+          <w:color w:val="000000"/>
+          <w:sz w:val="24"/>
+          <w:szCs w:val="24"/>
+          <w:lang w:eastAsia="es-ES"/>
+        </w:rPr>
+        <w:t>. Recuperado 10 de febrero de 2025, de https://neon.tech/postgresql/postgresql-tutorial/postgresql-random-range</w:t>
+      </w:r>
+    </w:p>
+    <w:p>
+      <w:pPr>
+        <w:spacing w:before="100" w:beforeAutospacing="1" w:after="0" w:line="480" w:lineRule="auto"/>
+        <w:ind w:left="720" w:hanging="720"/>
+        <w:rPr>
+          <w:rFonts w:ascii="Georgia" w:eastAsia="Times New Roman" w:hAnsi="Georgia" w:cs="Helvetica"/>
+          <w:color w:val="000000"/>
+          <w:sz w:val="24"/>
+          <w:szCs w:val="24"/>
+          <w:lang w:eastAsia="es-ES"/>
+        </w:rPr>
+      </w:pPr>
+      <w:proofErr w:type="spellStart"/>
+      <w:r>
+        <w:rPr>
+          <w:rFonts w:ascii="Georgia" w:eastAsia="Times New Roman" w:hAnsi="Georgia" w:cs="Helvetica"/>
+          <w:i/>
+          <w:iCs/>
+          <w:color w:val="000000"/>
+          <w:sz w:val="24"/>
+          <w:szCs w:val="24"/>
+          <w:lang w:eastAsia="es-ES"/>
+        </w:rPr>
+        <w:t>PostgreSQL</w:t>
+      </w:r>
+      <w:proofErr w:type="spellEnd"/>
+      <w:r>
+        <w:rPr>
+          <w:rFonts w:ascii="Georgia" w:eastAsia="Times New Roman" w:hAnsi="Georgia" w:cs="Helvetica"/>
+          <w:i/>
+          <w:iCs/>
+          <w:color w:val="000000"/>
+          <w:sz w:val="24"/>
+          <w:szCs w:val="24"/>
+          <w:lang w:eastAsia="es-ES"/>
+        </w:rPr>
+        <w:t xml:space="preserve"> </w:t>
+      </w:r>
+      <w:proofErr w:type="spellStart"/>
+      <w:r>
+        <w:rPr>
+          <w:rFonts w:ascii="Georgia" w:eastAsia="Times New Roman" w:hAnsi="Georgia" w:cs="Helvetica"/>
+          <w:i/>
+          <w:iCs/>
+          <w:color w:val="000000"/>
+          <w:sz w:val="24"/>
+          <w:szCs w:val="24"/>
+          <w:lang w:eastAsia="es-ES"/>
+        </w:rPr>
+        <w:t>Array</w:t>
+      </w:r>
+      <w:proofErr w:type="spellEnd"/>
+      <w:r>
+        <w:rPr>
+          <w:rFonts w:ascii="Georgia" w:eastAsia="Times New Roman" w:hAnsi="Georgia" w:cs="Helvetica"/>
+          <w:color w:val="000000"/>
+          <w:sz w:val="24"/>
+          <w:szCs w:val="24"/>
+          <w:lang w:eastAsia="es-ES"/>
+        </w:rPr>
+        <w:t xml:space="preserve">. (s. f.). </w:t>
+      </w:r>
+      <w:proofErr w:type="spellStart"/>
+      <w:r>
+        <w:rPr>
+          <w:rFonts w:ascii="Georgia" w:eastAsia="Times New Roman" w:hAnsi="Georgia" w:cs="Helvetica"/>
+          <w:color w:val="000000"/>
+          <w:sz w:val="24"/>
+          <w:szCs w:val="24"/>
+          <w:lang w:eastAsia="es-ES"/>
+        </w:rPr>
+        <w:t>Neon</w:t>
+      </w:r>
+      <w:proofErr w:type="spellEnd"/>
+      <w:r>
+        <w:rPr>
+          <w:rFonts w:ascii="Georgia" w:eastAsia="Times New Roman" w:hAnsi="Georgia" w:cs="Helvetica"/>
+          <w:color w:val="000000"/>
+          <w:sz w:val="24"/>
+          <w:szCs w:val="24"/>
+          <w:lang w:eastAsia="es-ES"/>
+        </w:rPr>
+        <w:t>. Recuperado 10 de febrero de 2025, de https://neon.tech/postgresql/postgresql-tutorial/postgresql-array</w:t>
+      </w:r>
+    </w:p>
+    <w:p>
+      <w:pPr>
+        <w:spacing w:before="100" w:beforeAutospacing="1" w:after="0" w:line="480" w:lineRule="auto"/>
+        <w:ind w:left="720" w:hanging="720"/>
+        <w:rPr>
+          <w:rFonts w:ascii="Georgia" w:eastAsia="Times New Roman" w:hAnsi="Georgia" w:cs="Helvetica"/>
+          <w:color w:val="000000"/>
+          <w:sz w:val="24"/>
+          <w:szCs w:val="24"/>
+          <w:lang w:eastAsia="es-ES"/>
+        </w:rPr>
+      </w:pPr>
+      <w:proofErr w:type="spellStart"/>
+      <w:r>
+        <w:rPr>
+          <w:rFonts w:ascii="Georgia" w:eastAsia="Times New Roman" w:hAnsi="Georgia" w:cs="Helvetica"/>
+          <w:i/>
+          <w:iCs/>
+          <w:color w:val="000000"/>
+          <w:sz w:val="24"/>
+          <w:szCs w:val="24"/>
+          <w:lang w:eastAsia="es-ES"/>
+        </w:rPr>
+        <w:t>PostgreSQL</w:t>
+      </w:r>
+      <w:proofErr w:type="spellEnd"/>
+      <w:r>
+        <w:rPr>
+          <w:rFonts w:ascii="Georgia" w:eastAsia="Times New Roman" w:hAnsi="Georgia" w:cs="Helvetica"/>
+          <w:i/>
+          <w:iCs/>
+          <w:color w:val="000000"/>
+          <w:sz w:val="24"/>
+          <w:szCs w:val="24"/>
+          <w:lang w:eastAsia="es-ES"/>
+        </w:rPr>
+        <w:t xml:space="preserve"> tutorial</w:t>
+      </w:r>
+      <w:r>
+        <w:rPr>
+          <w:rFonts w:ascii="Georgia" w:eastAsia="Times New Roman" w:hAnsi="Georgia" w:cs="Helvetica"/>
+          <w:color w:val="000000"/>
+          <w:sz w:val="24"/>
+          <w:szCs w:val="24"/>
+          <w:lang w:eastAsia="es-ES"/>
+        </w:rPr>
+        <w:t>. (s. f.). W3schools.com. Recuperado 10 de febrero de 2025, de https://www.w3schools.com/postgresql/</w:t>
+      </w:r>
+    </w:p>
+    <w:p>
+      <w:pPr>
+        <w:spacing w:before="100" w:beforeAutospacing="1" w:after="0" w:line="480" w:lineRule="auto"/>
+        <w:ind w:left="720" w:hanging="720"/>
+        <w:rPr>
+          <w:rFonts w:ascii="Georgia" w:eastAsia="Times New Roman" w:hAnsi="Georgia" w:cs="Helvetica"/>
+          <w:color w:val="000000"/>
+          <w:sz w:val="24"/>
+          <w:szCs w:val="24"/>
+          <w:lang w:eastAsia="es-ES"/>
+        </w:rPr>
+      </w:pPr>
+      <w:r>
+        <w:rPr>
+          <w:rFonts w:ascii="Georgia" w:eastAsia="Times New Roman" w:hAnsi="Georgia" w:cs="Helvetica"/>
+          <w:i/>
+          <w:iCs/>
+          <w:color w:val="000000"/>
+          <w:sz w:val="24"/>
+          <w:szCs w:val="24"/>
+          <w:lang w:eastAsia="es-ES"/>
+        </w:rPr>
+        <w:t xml:space="preserve">SQL </w:t>
+      </w:r>
+      <w:proofErr w:type="spellStart"/>
+      <w:r>
+        <w:rPr>
+          <w:rFonts w:ascii="Georgia" w:eastAsia="Times New Roman" w:hAnsi="Georgia" w:cs="Helvetica"/>
+          <w:i/>
+          <w:iCs/>
+          <w:color w:val="000000"/>
+          <w:sz w:val="24"/>
+          <w:szCs w:val="24"/>
+          <w:lang w:eastAsia="es-ES"/>
+        </w:rPr>
+        <w:t>stored</w:t>
+      </w:r>
+      <w:proofErr w:type="spellEnd"/>
+      <w:r>
+        <w:rPr>
+          <w:rFonts w:ascii="Georgia" w:eastAsia="Times New Roman" w:hAnsi="Georgia" w:cs="Helvetica"/>
+          <w:i/>
+          <w:iCs/>
+          <w:color w:val="000000"/>
+          <w:sz w:val="24"/>
+          <w:szCs w:val="24"/>
+          <w:lang w:eastAsia="es-ES"/>
+        </w:rPr>
+        <w:t xml:space="preserve"> </w:t>
+      </w:r>
+      <w:proofErr w:type="spellStart"/>
+      <w:r>
+        <w:rPr>
+          <w:rFonts w:ascii="Georgia" w:eastAsia="Times New Roman" w:hAnsi="Georgia" w:cs="Helvetica"/>
+          <w:i/>
+          <w:iCs/>
+          <w:color w:val="000000"/>
+          <w:sz w:val="24"/>
+          <w:szCs w:val="24"/>
+          <w:lang w:eastAsia="es-ES"/>
+        </w:rPr>
+        <w:t>procedures</w:t>
+      </w:r>
+      <w:proofErr w:type="spellEnd"/>
+      <w:r>
+        <w:rPr>
+          <w:rFonts w:ascii="Georgia" w:eastAsia="Times New Roman" w:hAnsi="Georgia" w:cs="Helvetica"/>
+          <w:color w:val="000000"/>
+          <w:sz w:val="24"/>
+          <w:szCs w:val="24"/>
+          <w:lang w:eastAsia="es-ES"/>
+        </w:rPr>
+        <w:t>. (s. f.). W3schools.com. Recuperado 10 de febrero de 2025, de https://www.w3schools.com/sql/sql_stored_procedures.asp</w:t>
+      </w:r>
+    </w:p>
+    <w:p/>
     <w:sectPr>
+      <w:headerReference w:type="default" r:id="rId34"/>
+      <w:footerReference w:type="default" r:id="rId35"/>
       <w:pgSz w:w="11906" w:h="16838"/>
       <w:pgMar w:top="1417" w:right="1701" w:bottom="1417" w:left="1701" w:header="708" w:footer="708" w:gutter="0"/>
       <w:pgNumType w:start="0"/>
@@ -1179,12 +3365,207 @@
 </w:document>
 </file>
 
+<file path=word/endnotes.xml><?xml version="1.0" encoding="utf-8"?>
+<w:endnotes xmlns:wpc="http://schemas.microsoft.com/office/word/2010/wordprocessingCanvas" xmlns:cx="http://schemas.microsoft.com/office/drawing/2014/chartex" xmlns:mc="http://schemas.openxmlformats.org/markup-compatibility/2006" xmlns:o="urn:schemas-microsoft-com:office:office" xmlns:r="http://schemas.openxmlformats.org/officeDocument/2006/relationships" xmlns:m="http://schemas.openxmlformats.org/officeDocument/2006/math" xmlns:v="urn:schemas-microsoft-com:vml" xmlns:wp14="http://schemas.microsoft.com/office/word/2010/wordprocessingDrawing" xmlns:wp="http://schemas.openxmlformats.org/drawingml/2006/wordprocessingDrawing" xmlns:w10="urn:schemas-microsoft-com:office:word" xmlns:w="http://schemas.openxmlformats.org/wordprocessingml/2006/main" xmlns:w14="http://schemas.microsoft.com/office/word/2010/wordml" xmlns:w15="http://schemas.microsoft.com/office/word/2012/wordml" xmlns:w16se="http://schemas.microsoft.com/office/word/2015/wordml/symex" xmlns:wpg="http://schemas.microsoft.com/office/word/2010/wordprocessingGroup" xmlns:wpi="http://schemas.microsoft.com/office/word/2010/wordprocessingInk" xmlns:wne="http://schemas.microsoft.com/office/word/2006/wordml" xmlns:wps="http://schemas.microsoft.com/office/word/2010/wordprocessingShape" mc:Ignorable="w14 w15 w16se wp14">
+  <w:endnote w:type="separator" w:id="-1">
+    <w:p>
+      <w:pPr>
+        <w:spacing w:after="0" w:line="240" w:lineRule="auto"/>
+      </w:pPr>
+      <w:r>
+        <w:separator/>
+      </w:r>
+    </w:p>
+  </w:endnote>
+  <w:endnote w:type="continuationSeparator" w:id="0">
+    <w:p>
+      <w:pPr>
+        <w:spacing w:after="0" w:line="240" w:lineRule="auto"/>
+      </w:pPr>
+      <w:r>
+        <w:continuationSeparator/>
+      </w:r>
+    </w:p>
+  </w:endnote>
+</w:endnotes>
+</file>
+
+<file path=word/footer1.xml><?xml version="1.0" encoding="utf-8"?>
+<w:ftr xmlns:wpc="http://schemas.microsoft.com/office/word/2010/wordprocessingCanvas" xmlns:cx="http://schemas.microsoft.com/office/drawing/2014/chartex" xmlns:mc="http://schemas.openxmlformats.org/markup-compatibility/2006" xmlns:o="urn:schemas-microsoft-com:office:office" xmlns:r="http://schemas.openxmlformats.org/officeDocument/2006/relationships" xmlns:m="http://schemas.openxmlformats.org/officeDocument/2006/math" xmlns:v="urn:schemas-microsoft-com:vml" xmlns:wp14="http://schemas.microsoft.com/office/word/2010/wordprocessingDrawing" xmlns:wp="http://schemas.openxmlformats.org/drawingml/2006/wordprocessingDrawing" xmlns:w10="urn:schemas-microsoft-com:office:word" xmlns:w="http://schemas.openxmlformats.org/wordprocessingml/2006/main" xmlns:w14="http://schemas.microsoft.com/office/word/2010/wordml" xmlns:w15="http://schemas.microsoft.com/office/word/2012/wordml" xmlns:w16se="http://schemas.microsoft.com/office/word/2015/wordml/symex" xmlns:wpg="http://schemas.microsoft.com/office/word/2010/wordprocessingGroup" xmlns:wpi="http://schemas.microsoft.com/office/word/2010/wordprocessingInk" xmlns:wne="http://schemas.microsoft.com/office/word/2006/wordml" xmlns:wps="http://schemas.microsoft.com/office/word/2010/wordprocessingShape" mc:Ignorable="w14 w15 w16se wp14">
+  <w:p>
+    <w:pPr>
+      <w:tabs>
+        <w:tab w:val="center" w:pos="4550"/>
+        <w:tab w:val="left" w:pos="5818"/>
+      </w:tabs>
+      <w:ind w:right="260"/>
+      <w:jc w:val="right"/>
+      <w:rPr>
+        <w:color w:val="222A35" w:themeColor="text2" w:themeShade="80"/>
+        <w:sz w:val="24"/>
+        <w:szCs w:val="24"/>
+      </w:rPr>
+    </w:pPr>
+    <w:r>
+      <w:rPr>
+        <w:color w:val="8496B0" w:themeColor="text2" w:themeTint="99"/>
+        <w:spacing w:val="60"/>
+        <w:sz w:val="24"/>
+        <w:szCs w:val="24"/>
+      </w:rPr>
+      <w:t>Página</w:t>
+    </w:r>
+    <w:r>
+      <w:rPr>
+        <w:color w:val="8496B0" w:themeColor="text2" w:themeTint="99"/>
+        <w:sz w:val="24"/>
+        <w:szCs w:val="24"/>
+      </w:rPr>
+      <w:t xml:space="preserve"> </w:t>
+    </w:r>
+    <w:r>
+      <w:rPr>
+        <w:color w:val="323E4F" w:themeColor="text2" w:themeShade="BF"/>
+        <w:sz w:val="24"/>
+        <w:szCs w:val="24"/>
+      </w:rPr>
+      <w:fldChar w:fldCharType="begin"/>
+    </w:r>
+    <w:r>
+      <w:rPr>
+        <w:color w:val="323E4F" w:themeColor="text2" w:themeShade="BF"/>
+        <w:sz w:val="24"/>
+        <w:szCs w:val="24"/>
+      </w:rPr>
+      <w:instrText>PAGE   \* MERGEFORMAT</w:instrText>
+    </w:r>
+    <w:r>
+      <w:rPr>
+        <w:color w:val="323E4F" w:themeColor="text2" w:themeShade="BF"/>
+        <w:sz w:val="24"/>
+        <w:szCs w:val="24"/>
+      </w:rPr>
+      <w:fldChar w:fldCharType="separate"/>
+    </w:r>
+    <w:r>
+      <w:rPr>
+        <w:noProof/>
+        <w:color w:val="323E4F" w:themeColor="text2" w:themeShade="BF"/>
+        <w:sz w:val="24"/>
+        <w:szCs w:val="24"/>
+      </w:rPr>
+      <w:t>6</w:t>
+    </w:r>
+    <w:r>
+      <w:rPr>
+        <w:color w:val="323E4F" w:themeColor="text2" w:themeShade="BF"/>
+        <w:sz w:val="24"/>
+        <w:szCs w:val="24"/>
+      </w:rPr>
+      <w:fldChar w:fldCharType="end"/>
+    </w:r>
+    <w:r>
+      <w:rPr>
+        <w:color w:val="323E4F" w:themeColor="text2" w:themeShade="BF"/>
+        <w:sz w:val="24"/>
+        <w:szCs w:val="24"/>
+      </w:rPr>
+      <w:t xml:space="preserve"> | </w:t>
+    </w:r>
+    <w:r>
+      <w:rPr>
+        <w:color w:val="323E4F" w:themeColor="text2" w:themeShade="BF"/>
+        <w:sz w:val="24"/>
+        <w:szCs w:val="24"/>
+      </w:rPr>
+      <w:fldChar w:fldCharType="begin"/>
+    </w:r>
+    <w:r>
+      <w:rPr>
+        <w:color w:val="323E4F" w:themeColor="text2" w:themeShade="BF"/>
+        <w:sz w:val="24"/>
+        <w:szCs w:val="24"/>
+      </w:rPr>
+      <w:instrText>NUMPAGES  \* Arabic  \* MERGEFORMAT</w:instrText>
+    </w:r>
+    <w:r>
+      <w:rPr>
+        <w:color w:val="323E4F" w:themeColor="text2" w:themeShade="BF"/>
+        <w:sz w:val="24"/>
+        <w:szCs w:val="24"/>
+      </w:rPr>
+      <w:fldChar w:fldCharType="separate"/>
+    </w:r>
+    <w:r>
+      <w:rPr>
+        <w:noProof/>
+        <w:color w:val="323E4F" w:themeColor="text2" w:themeShade="BF"/>
+        <w:sz w:val="24"/>
+        <w:szCs w:val="24"/>
+      </w:rPr>
+      <w:t>9</w:t>
+    </w:r>
+    <w:r>
+      <w:rPr>
+        <w:color w:val="323E4F" w:themeColor="text2" w:themeShade="BF"/>
+        <w:sz w:val="24"/>
+        <w:szCs w:val="24"/>
+      </w:rPr>
+      <w:fldChar w:fldCharType="end"/>
+    </w:r>
+  </w:p>
+  <w:p>
+    <w:pPr>
+      <w:pStyle w:val="Piedepgina"/>
+    </w:pPr>
+  </w:p>
+</w:ftr>
+</file>
+
+<file path=word/footnotes.xml><?xml version="1.0" encoding="utf-8"?>
+<w:footnotes xmlns:wpc="http://schemas.microsoft.com/office/word/2010/wordprocessingCanvas" xmlns:cx="http://schemas.microsoft.com/office/drawing/2014/chartex" xmlns:mc="http://schemas.openxmlformats.org/markup-compatibility/2006" xmlns:o="urn:schemas-microsoft-com:office:office" xmlns:r="http://schemas.openxmlformats.org/officeDocument/2006/relationships" xmlns:m="http://schemas.openxmlformats.org/officeDocument/2006/math" xmlns:v="urn:schemas-microsoft-com:vml" xmlns:wp14="http://schemas.microsoft.com/office/word/2010/wordprocessingDrawing" xmlns:wp="http://schemas.openxmlformats.org/drawingml/2006/wordprocessingDrawing" xmlns:w10="urn:schemas-microsoft-com:office:word" xmlns:w="http://schemas.openxmlformats.org/wordprocessingml/2006/main" xmlns:w14="http://schemas.microsoft.com/office/word/2010/wordml" xmlns:w15="http://schemas.microsoft.com/office/word/2012/wordml" xmlns:w16se="http://schemas.microsoft.com/office/word/2015/wordml/symex" xmlns:wpg="http://schemas.microsoft.com/office/word/2010/wordprocessingGroup" xmlns:wpi="http://schemas.microsoft.com/office/word/2010/wordprocessingInk" xmlns:wne="http://schemas.microsoft.com/office/word/2006/wordml" xmlns:wps="http://schemas.microsoft.com/office/word/2010/wordprocessingShape" mc:Ignorable="w14 w15 w16se wp14">
+  <w:footnote w:type="separator" w:id="-1">
+    <w:p>
+      <w:pPr>
+        <w:spacing w:after="0" w:line="240" w:lineRule="auto"/>
+      </w:pPr>
+      <w:r>
+        <w:separator/>
+      </w:r>
+    </w:p>
+  </w:footnote>
+  <w:footnote w:type="continuationSeparator" w:id="0">
+    <w:p>
+      <w:pPr>
+        <w:spacing w:after="0" w:line="240" w:lineRule="auto"/>
+      </w:pPr>
+      <w:r>
+        <w:continuationSeparator/>
+      </w:r>
+    </w:p>
+  </w:footnote>
+</w:footnotes>
+</file>
+
+<file path=word/header1.xml><?xml version="1.0" encoding="utf-8"?>
+<w:hdr xmlns:wpc="http://schemas.microsoft.com/office/word/2010/wordprocessingCanvas" xmlns:cx="http://schemas.microsoft.com/office/drawing/2014/chartex" xmlns:mc="http://schemas.openxmlformats.org/markup-compatibility/2006" xmlns:o="urn:schemas-microsoft-com:office:office" xmlns:r="http://schemas.openxmlformats.org/officeDocument/2006/relationships" xmlns:m="http://schemas.openxmlformats.org/officeDocument/2006/math" xmlns:v="urn:schemas-microsoft-com:vml" xmlns:wp14="http://schemas.microsoft.com/office/word/2010/wordprocessingDrawing" xmlns:wp="http://schemas.openxmlformats.org/drawingml/2006/wordprocessingDrawing" xmlns:w10="urn:schemas-microsoft-com:office:word" xmlns:w="http://schemas.openxmlformats.org/wordprocessingml/2006/main" xmlns:w14="http://schemas.microsoft.com/office/word/2010/wordml" xmlns:w15="http://schemas.microsoft.com/office/word/2012/wordml" xmlns:w16se="http://schemas.microsoft.com/office/word/2015/wordml/symex" xmlns:wpg="http://schemas.microsoft.com/office/word/2010/wordprocessingGroup" xmlns:wpi="http://schemas.microsoft.com/office/word/2010/wordprocessingInk" xmlns:wne="http://schemas.microsoft.com/office/word/2006/wordml" xmlns:wps="http://schemas.microsoft.com/office/word/2010/wordprocessingShape" mc:Ignorable="w14 w15 w16se wp14">
+  <w:p>
+    <w:pPr>
+      <w:pStyle w:val="Encabezado"/>
+    </w:pPr>
+    <w:r>
+      <w:t>Ignacio Arias</w:t>
+    </w:r>
+  </w:p>
+</w:hdr>
+</file>
+
 <file path=word/numbering.xml><?xml version="1.0" encoding="utf-8"?>
 <w:numbering xmlns:wpc="http://schemas.microsoft.com/office/word/2010/wordprocessingCanvas" xmlns:cx="http://schemas.microsoft.com/office/drawing/2014/chartex" xmlns:mc="http://schemas.openxmlformats.org/markup-compatibility/2006" xmlns:o="urn:schemas-microsoft-com:office:office" xmlns:r="http://schemas.openxmlformats.org/officeDocument/2006/relationships" xmlns:m="http://schemas.openxmlformats.org/officeDocument/2006/math" xmlns:v="urn:schemas-microsoft-com:vml" xmlns:wp14="http://schemas.microsoft.com/office/word/2010/wordprocessingDrawing" xmlns:wp="http://schemas.openxmlformats.org/drawingml/2006/wordprocessingDrawing" xmlns:w10="urn:schemas-microsoft-com:office:word" xmlns:w="http://schemas.openxmlformats.org/wordprocessingml/2006/main" xmlns:w14="http://schemas.microsoft.com/office/word/2010/wordml" xmlns:w15="http://schemas.microsoft.com/office/word/2012/wordml" xmlns:w16se="http://schemas.microsoft.com/office/word/2015/wordml/symex" xmlns:wpg="http://schemas.microsoft.com/office/word/2010/wordprocessingGroup" xmlns:wpi="http://schemas.microsoft.com/office/word/2010/wordprocessingInk" xmlns:wne="http://schemas.microsoft.com/office/word/2006/wordml" xmlns:wps="http://schemas.microsoft.com/office/word/2010/wordprocessingShape" mc:Ignorable="w14 w15 w16se wp14">
   <w:abstractNum w:abstractNumId="0" w15:restartNumberingAfterBreak="0">
-    <w:nsid w:val="51590176"/>
+    <w:nsid w:val="023B46FD"/>
     <w:multiLevelType w:val="hybridMultilevel"/>
-    <w:tmpl w:val="04B62224"/>
+    <w:tmpl w:val="51FCB1F6"/>
     <w:lvl w:ilvl="0" w:tplc="0C0A000F">
       <w:start w:val="1"/>
       <w:numFmt w:val="decimal"/>
@@ -1271,16 +3652,16 @@
     </w:lvl>
   </w:abstractNum>
   <w:abstractNum w:abstractNumId="1" w15:restartNumberingAfterBreak="0">
-    <w:nsid w:val="7B72221B"/>
+    <w:nsid w:val="05775AF1"/>
     <w:multiLevelType w:val="hybridMultilevel"/>
-    <w:tmpl w:val="54CC6D2A"/>
+    <w:tmpl w:val="D39A444A"/>
     <w:lvl w:ilvl="0" w:tplc="0C0A0019">
       <w:start w:val="1"/>
       <w:numFmt w:val="lowerLetter"/>
       <w:lvlText w:val="%1."/>
       <w:lvlJc w:val="left"/>
       <w:pPr>
-        <w:ind w:left="720" w:hanging="360"/>
+        <w:ind w:left="1068" w:hanging="360"/>
       </w:pPr>
       <w:rPr>
         <w:rFonts w:hint="default"/>
@@ -1292,7 +3673,7 @@
       <w:lvlText w:val="%2."/>
       <w:lvlJc w:val="left"/>
       <w:pPr>
-        <w:ind w:left="1440" w:hanging="360"/>
+        <w:ind w:left="1788" w:hanging="360"/>
       </w:pPr>
     </w:lvl>
     <w:lvl w:ilvl="2" w:tplc="0C0A001B" w:tentative="1">
@@ -1301,7 +3682,7 @@
       <w:lvlText w:val="%3."/>
       <w:lvlJc w:val="right"/>
       <w:pPr>
-        <w:ind w:left="2160" w:hanging="180"/>
+        <w:ind w:left="2508" w:hanging="180"/>
       </w:pPr>
     </w:lvl>
     <w:lvl w:ilvl="3" w:tplc="0C0A000F" w:tentative="1">
@@ -1310,7 +3691,7 @@
       <w:lvlText w:val="%4."/>
       <w:lvlJc w:val="left"/>
       <w:pPr>
-        <w:ind w:left="2880" w:hanging="360"/>
+        <w:ind w:left="3228" w:hanging="360"/>
       </w:pPr>
     </w:lvl>
     <w:lvl w:ilvl="4" w:tplc="0C0A0019" w:tentative="1">
@@ -1319,7 +3700,7 @@
       <w:lvlText w:val="%5."/>
       <w:lvlJc w:val="left"/>
       <w:pPr>
-        <w:ind w:left="3600" w:hanging="360"/>
+        <w:ind w:left="3948" w:hanging="360"/>
       </w:pPr>
     </w:lvl>
     <w:lvl w:ilvl="5" w:tplc="0C0A001B" w:tentative="1">
@@ -1328,7 +3709,7 @@
       <w:lvlText w:val="%6."/>
       <w:lvlJc w:val="right"/>
       <w:pPr>
-        <w:ind w:left="4320" w:hanging="180"/>
+        <w:ind w:left="4668" w:hanging="180"/>
       </w:pPr>
     </w:lvl>
     <w:lvl w:ilvl="6" w:tplc="0C0A000F" w:tentative="1">
@@ -1337,7 +3718,7 @@
       <w:lvlText w:val="%7."/>
       <w:lvlJc w:val="left"/>
       <w:pPr>
-        <w:ind w:left="5040" w:hanging="360"/>
+        <w:ind w:left="5388" w:hanging="360"/>
       </w:pPr>
     </w:lvl>
     <w:lvl w:ilvl="7" w:tplc="0C0A0019" w:tentative="1">
@@ -1346,7 +3727,7 @@
       <w:lvlText w:val="%8."/>
       <w:lvlJc w:val="left"/>
       <w:pPr>
-        <w:ind w:left="5760" w:hanging="360"/>
+        <w:ind w:left="6108" w:hanging="360"/>
       </w:pPr>
     </w:lvl>
     <w:lvl w:ilvl="8" w:tplc="0C0A001B" w:tentative="1">
@@ -1355,15 +3736,291 @@
       <w:lvlText w:val="%9."/>
       <w:lvlJc w:val="right"/>
       <w:pPr>
+        <w:ind w:left="6828" w:hanging="180"/>
+      </w:pPr>
+    </w:lvl>
+  </w:abstractNum>
+  <w:abstractNum w:abstractNumId="2" w15:restartNumberingAfterBreak="0">
+    <w:nsid w:val="51590176"/>
+    <w:multiLevelType w:val="hybridMultilevel"/>
+    <w:tmpl w:val="04B62224"/>
+    <w:lvl w:ilvl="0" w:tplc="0C0A000F">
+      <w:start w:val="1"/>
+      <w:numFmt w:val="decimal"/>
+      <w:lvlText w:val="%1."/>
+      <w:lvlJc w:val="left"/>
+      <w:pPr>
+        <w:ind w:left="720" w:hanging="360"/>
+      </w:pPr>
+      <w:rPr>
+        <w:rFonts w:hint="default"/>
+      </w:rPr>
+    </w:lvl>
+    <w:lvl w:ilvl="1" w:tplc="0C0A0019" w:tentative="1">
+      <w:start w:val="1"/>
+      <w:numFmt w:val="lowerLetter"/>
+      <w:lvlText w:val="%2."/>
+      <w:lvlJc w:val="left"/>
+      <w:pPr>
+        <w:ind w:left="1440" w:hanging="360"/>
+      </w:pPr>
+    </w:lvl>
+    <w:lvl w:ilvl="2" w:tplc="0C0A001B" w:tentative="1">
+      <w:start w:val="1"/>
+      <w:numFmt w:val="lowerRoman"/>
+      <w:lvlText w:val="%3."/>
+      <w:lvlJc w:val="right"/>
+      <w:pPr>
+        <w:ind w:left="2160" w:hanging="180"/>
+      </w:pPr>
+    </w:lvl>
+    <w:lvl w:ilvl="3" w:tplc="0C0A000F" w:tentative="1">
+      <w:start w:val="1"/>
+      <w:numFmt w:val="decimal"/>
+      <w:lvlText w:val="%4."/>
+      <w:lvlJc w:val="left"/>
+      <w:pPr>
+        <w:ind w:left="2880" w:hanging="360"/>
+      </w:pPr>
+    </w:lvl>
+    <w:lvl w:ilvl="4" w:tplc="0C0A0019" w:tentative="1">
+      <w:start w:val="1"/>
+      <w:numFmt w:val="lowerLetter"/>
+      <w:lvlText w:val="%5."/>
+      <w:lvlJc w:val="left"/>
+      <w:pPr>
+        <w:ind w:left="3600" w:hanging="360"/>
+      </w:pPr>
+    </w:lvl>
+    <w:lvl w:ilvl="5" w:tplc="0C0A001B" w:tentative="1">
+      <w:start w:val="1"/>
+      <w:numFmt w:val="lowerRoman"/>
+      <w:lvlText w:val="%6."/>
+      <w:lvlJc w:val="right"/>
+      <w:pPr>
+        <w:ind w:left="4320" w:hanging="180"/>
+      </w:pPr>
+    </w:lvl>
+    <w:lvl w:ilvl="6" w:tplc="0C0A000F" w:tentative="1">
+      <w:start w:val="1"/>
+      <w:numFmt w:val="decimal"/>
+      <w:lvlText w:val="%7."/>
+      <w:lvlJc w:val="left"/>
+      <w:pPr>
+        <w:ind w:left="5040" w:hanging="360"/>
+      </w:pPr>
+    </w:lvl>
+    <w:lvl w:ilvl="7" w:tplc="0C0A0019" w:tentative="1">
+      <w:start w:val="1"/>
+      <w:numFmt w:val="lowerLetter"/>
+      <w:lvlText w:val="%8."/>
+      <w:lvlJc w:val="left"/>
+      <w:pPr>
+        <w:ind w:left="5760" w:hanging="360"/>
+      </w:pPr>
+    </w:lvl>
+    <w:lvl w:ilvl="8" w:tplc="0C0A001B" w:tentative="1">
+      <w:start w:val="1"/>
+      <w:numFmt w:val="lowerRoman"/>
+      <w:lvlText w:val="%9."/>
+      <w:lvlJc w:val="right"/>
+      <w:pPr>
+        <w:ind w:left="6480" w:hanging="180"/>
+      </w:pPr>
+    </w:lvl>
+  </w:abstractNum>
+  <w:abstractNum w:abstractNumId="3" w15:restartNumberingAfterBreak="0">
+    <w:nsid w:val="714B0FED"/>
+    <w:multiLevelType w:val="hybridMultilevel"/>
+    <w:tmpl w:val="DDC8E1D6"/>
+    <w:lvl w:ilvl="0" w:tplc="0C0A000F">
+      <w:start w:val="1"/>
+      <w:numFmt w:val="decimal"/>
+      <w:lvlText w:val="%1."/>
+      <w:lvlJc w:val="left"/>
+      <w:pPr>
+        <w:ind w:left="720" w:hanging="360"/>
+      </w:pPr>
+      <w:rPr>
+        <w:rFonts w:hint="default"/>
+      </w:rPr>
+    </w:lvl>
+    <w:lvl w:ilvl="1" w:tplc="0C0A0019" w:tentative="1">
+      <w:start w:val="1"/>
+      <w:numFmt w:val="lowerLetter"/>
+      <w:lvlText w:val="%2."/>
+      <w:lvlJc w:val="left"/>
+      <w:pPr>
+        <w:ind w:left="1440" w:hanging="360"/>
+      </w:pPr>
+    </w:lvl>
+    <w:lvl w:ilvl="2" w:tplc="0C0A001B" w:tentative="1">
+      <w:start w:val="1"/>
+      <w:numFmt w:val="lowerRoman"/>
+      <w:lvlText w:val="%3."/>
+      <w:lvlJc w:val="right"/>
+      <w:pPr>
+        <w:ind w:left="2160" w:hanging="180"/>
+      </w:pPr>
+    </w:lvl>
+    <w:lvl w:ilvl="3" w:tplc="0C0A000F" w:tentative="1">
+      <w:start w:val="1"/>
+      <w:numFmt w:val="decimal"/>
+      <w:lvlText w:val="%4."/>
+      <w:lvlJc w:val="left"/>
+      <w:pPr>
+        <w:ind w:left="2880" w:hanging="360"/>
+      </w:pPr>
+    </w:lvl>
+    <w:lvl w:ilvl="4" w:tplc="0C0A0019" w:tentative="1">
+      <w:start w:val="1"/>
+      <w:numFmt w:val="lowerLetter"/>
+      <w:lvlText w:val="%5."/>
+      <w:lvlJc w:val="left"/>
+      <w:pPr>
+        <w:ind w:left="3600" w:hanging="360"/>
+      </w:pPr>
+    </w:lvl>
+    <w:lvl w:ilvl="5" w:tplc="0C0A001B" w:tentative="1">
+      <w:start w:val="1"/>
+      <w:numFmt w:val="lowerRoman"/>
+      <w:lvlText w:val="%6."/>
+      <w:lvlJc w:val="right"/>
+      <w:pPr>
+        <w:ind w:left="4320" w:hanging="180"/>
+      </w:pPr>
+    </w:lvl>
+    <w:lvl w:ilvl="6" w:tplc="0C0A000F" w:tentative="1">
+      <w:start w:val="1"/>
+      <w:numFmt w:val="decimal"/>
+      <w:lvlText w:val="%7."/>
+      <w:lvlJc w:val="left"/>
+      <w:pPr>
+        <w:ind w:left="5040" w:hanging="360"/>
+      </w:pPr>
+    </w:lvl>
+    <w:lvl w:ilvl="7" w:tplc="0C0A0019" w:tentative="1">
+      <w:start w:val="1"/>
+      <w:numFmt w:val="lowerLetter"/>
+      <w:lvlText w:val="%8."/>
+      <w:lvlJc w:val="left"/>
+      <w:pPr>
+        <w:ind w:left="5760" w:hanging="360"/>
+      </w:pPr>
+    </w:lvl>
+    <w:lvl w:ilvl="8" w:tplc="0C0A001B" w:tentative="1">
+      <w:start w:val="1"/>
+      <w:numFmt w:val="lowerRoman"/>
+      <w:lvlText w:val="%9."/>
+      <w:lvlJc w:val="right"/>
+      <w:pPr>
+        <w:ind w:left="6480" w:hanging="180"/>
+      </w:pPr>
+    </w:lvl>
+  </w:abstractNum>
+  <w:abstractNum w:abstractNumId="4" w15:restartNumberingAfterBreak="0">
+    <w:nsid w:val="7B72221B"/>
+    <w:multiLevelType w:val="hybridMultilevel"/>
+    <w:tmpl w:val="54CC6D2A"/>
+    <w:lvl w:ilvl="0" w:tplc="0C0A0019">
+      <w:start w:val="1"/>
+      <w:numFmt w:val="lowerLetter"/>
+      <w:lvlText w:val="%1."/>
+      <w:lvlJc w:val="left"/>
+      <w:pPr>
+        <w:ind w:left="720" w:hanging="360"/>
+      </w:pPr>
+      <w:rPr>
+        <w:rFonts w:hint="default"/>
+      </w:rPr>
+    </w:lvl>
+    <w:lvl w:ilvl="1" w:tplc="0C0A0019" w:tentative="1">
+      <w:start w:val="1"/>
+      <w:numFmt w:val="lowerLetter"/>
+      <w:lvlText w:val="%2."/>
+      <w:lvlJc w:val="left"/>
+      <w:pPr>
+        <w:ind w:left="1440" w:hanging="360"/>
+      </w:pPr>
+    </w:lvl>
+    <w:lvl w:ilvl="2" w:tplc="0C0A001B" w:tentative="1">
+      <w:start w:val="1"/>
+      <w:numFmt w:val="lowerRoman"/>
+      <w:lvlText w:val="%3."/>
+      <w:lvlJc w:val="right"/>
+      <w:pPr>
+        <w:ind w:left="2160" w:hanging="180"/>
+      </w:pPr>
+    </w:lvl>
+    <w:lvl w:ilvl="3" w:tplc="0C0A000F" w:tentative="1">
+      <w:start w:val="1"/>
+      <w:numFmt w:val="decimal"/>
+      <w:lvlText w:val="%4."/>
+      <w:lvlJc w:val="left"/>
+      <w:pPr>
+        <w:ind w:left="2880" w:hanging="360"/>
+      </w:pPr>
+    </w:lvl>
+    <w:lvl w:ilvl="4" w:tplc="0C0A0019" w:tentative="1">
+      <w:start w:val="1"/>
+      <w:numFmt w:val="lowerLetter"/>
+      <w:lvlText w:val="%5."/>
+      <w:lvlJc w:val="left"/>
+      <w:pPr>
+        <w:ind w:left="3600" w:hanging="360"/>
+      </w:pPr>
+    </w:lvl>
+    <w:lvl w:ilvl="5" w:tplc="0C0A001B" w:tentative="1">
+      <w:start w:val="1"/>
+      <w:numFmt w:val="lowerRoman"/>
+      <w:lvlText w:val="%6."/>
+      <w:lvlJc w:val="right"/>
+      <w:pPr>
+        <w:ind w:left="4320" w:hanging="180"/>
+      </w:pPr>
+    </w:lvl>
+    <w:lvl w:ilvl="6" w:tplc="0C0A000F" w:tentative="1">
+      <w:start w:val="1"/>
+      <w:numFmt w:val="decimal"/>
+      <w:lvlText w:val="%7."/>
+      <w:lvlJc w:val="left"/>
+      <w:pPr>
+        <w:ind w:left="5040" w:hanging="360"/>
+      </w:pPr>
+    </w:lvl>
+    <w:lvl w:ilvl="7" w:tplc="0C0A0019" w:tentative="1">
+      <w:start w:val="1"/>
+      <w:numFmt w:val="lowerLetter"/>
+      <w:lvlText w:val="%8."/>
+      <w:lvlJc w:val="left"/>
+      <w:pPr>
+        <w:ind w:left="5760" w:hanging="360"/>
+      </w:pPr>
+    </w:lvl>
+    <w:lvl w:ilvl="8" w:tplc="0C0A001B" w:tentative="1">
+      <w:start w:val="1"/>
+      <w:numFmt w:val="lowerRoman"/>
+      <w:lvlText w:val="%9."/>
+      <w:lvlJc w:val="right"/>
+      <w:pPr>
         <w:ind w:left="6480" w:hanging="180"/>
       </w:pPr>
     </w:lvl>
   </w:abstractNum>
   <w:num w:numId="1">
-    <w:abstractNumId w:val="0"/>
+    <w:abstractNumId w:val="2"/>
   </w:num>
   <w:num w:numId="2">
+    <w:abstractNumId w:val="4"/>
+  </w:num>
+  <w:num w:numId="3">
+    <w:abstractNumId w:val="3"/>
+  </w:num>
+  <w:num w:numId="4">
     <w:abstractNumId w:val="1"/>
+  </w:num>
+  <w:num w:numId="5">
+    <w:abstractNumId w:val="0"/>
   </w:num>
 </w:numbering>
 </file>
@@ -1944,6 +4601,103 @@
       <w:contextualSpacing/>
     </w:pPr>
   </w:style>
+  <w:style w:type="paragraph" w:styleId="TDC1">
+    <w:name w:val="toc 1"/>
+    <w:basedOn w:val="Normal"/>
+    <w:next w:val="Normal"/>
+    <w:autoRedefine/>
+    <w:uiPriority w:val="39"/>
+    <w:unhideWhenUsed/>
+    <w:rsid w:val="007738C7"/>
+    <w:pPr>
+      <w:spacing w:after="100"/>
+    </w:pPr>
+  </w:style>
+  <w:style w:type="paragraph" w:styleId="TDC2">
+    <w:name w:val="toc 2"/>
+    <w:basedOn w:val="Normal"/>
+    <w:next w:val="Normal"/>
+    <w:autoRedefine/>
+    <w:uiPriority w:val="39"/>
+    <w:unhideWhenUsed/>
+    <w:rsid w:val="007738C7"/>
+    <w:pPr>
+      <w:spacing w:after="100"/>
+      <w:ind w:left="220"/>
+    </w:pPr>
+  </w:style>
+  <w:style w:type="character" w:styleId="Hipervnculo">
+    <w:name w:val="Hyperlink"/>
+    <w:basedOn w:val="Fuentedeprrafopredeter"/>
+    <w:uiPriority w:val="99"/>
+    <w:unhideWhenUsed/>
+    <w:rsid w:val="007738C7"/>
+    <w:rPr>
+      <w:color w:val="0563C1" w:themeColor="hyperlink"/>
+      <w:u w:val="single"/>
+    </w:rPr>
+  </w:style>
+  <w:style w:type="paragraph" w:styleId="NormalWeb">
+    <w:name w:val="Normal (Web)"/>
+    <w:basedOn w:val="Normal"/>
+    <w:uiPriority w:val="99"/>
+    <w:semiHidden/>
+    <w:unhideWhenUsed/>
+    <w:rsid w:val="007738C7"/>
+    <w:pPr>
+      <w:spacing w:before="100" w:beforeAutospacing="1" w:after="100" w:afterAutospacing="1" w:line="240" w:lineRule="auto"/>
+    </w:pPr>
+    <w:rPr>
+      <w:rFonts w:ascii="Times New Roman" w:eastAsia="Times New Roman" w:hAnsi="Times New Roman" w:cs="Times New Roman"/>
+      <w:sz w:val="24"/>
+      <w:szCs w:val="24"/>
+      <w:lang w:eastAsia="es-ES"/>
+    </w:rPr>
+  </w:style>
+  <w:style w:type="paragraph" w:styleId="Encabezado">
+    <w:name w:val="header"/>
+    <w:basedOn w:val="Normal"/>
+    <w:link w:val="EncabezadoCar"/>
+    <w:uiPriority w:val="99"/>
+    <w:unhideWhenUsed/>
+    <w:rsid w:val="007738C7"/>
+    <w:pPr>
+      <w:tabs>
+        <w:tab w:val="center" w:pos="4252"/>
+        <w:tab w:val="right" w:pos="8504"/>
+      </w:tabs>
+      <w:spacing w:after="0" w:line="240" w:lineRule="auto"/>
+    </w:pPr>
+  </w:style>
+  <w:style w:type="character" w:customStyle="1" w:styleId="EncabezadoCar">
+    <w:name w:val="Encabezado Car"/>
+    <w:basedOn w:val="Fuentedeprrafopredeter"/>
+    <w:link w:val="Encabezado"/>
+    <w:uiPriority w:val="99"/>
+    <w:rsid w:val="007738C7"/>
+  </w:style>
+  <w:style w:type="paragraph" w:styleId="Piedepgina">
+    <w:name w:val="footer"/>
+    <w:basedOn w:val="Normal"/>
+    <w:link w:val="PiedepginaCar"/>
+    <w:uiPriority w:val="99"/>
+    <w:unhideWhenUsed/>
+    <w:rsid w:val="007738C7"/>
+    <w:pPr>
+      <w:tabs>
+        <w:tab w:val="center" w:pos="4252"/>
+        <w:tab w:val="right" w:pos="8504"/>
+      </w:tabs>
+      <w:spacing w:after="0" w:line="240" w:lineRule="auto"/>
+    </w:pPr>
+  </w:style>
+  <w:style w:type="character" w:customStyle="1" w:styleId="PiedepginaCar">
+    <w:name w:val="Pie de página Car"/>
+    <w:basedOn w:val="Fuentedeprrafopredeter"/>
+    <w:link w:val="Piedepgina"/>
+    <w:uiPriority w:val="99"/>
+    <w:rsid w:val="007738C7"/>
+  </w:style>
 </w:styles>
 </file>
 
@@ -2232,7 +4986,7 @@
 </file>
 
 <file path=customXml/itemProps2.xml><?xml version="1.0" encoding="utf-8"?>
-<ds:datastoreItem xmlns:ds="http://schemas.openxmlformats.org/officeDocument/2006/customXml" ds:itemID="{657DC4D0-B4B2-4E16-BC70-9463373D2D95}">
+<ds:datastoreItem xmlns:ds="http://schemas.openxmlformats.org/officeDocument/2006/customXml" ds:itemID="{74C0D9B2-8BAA-4526-99AB-B176D897D251}">
   <ds:schemaRefs>
     <ds:schemaRef ds:uri="http://schemas.openxmlformats.org/officeDocument/2006/bibliography"/>
   </ds:schemaRefs>

--- a/BD_H2_2ºT_IgnacioArias.docx
+++ b/BD_H2_2ºT_IgnacioArias.docx
@@ -1351,7 +1351,7 @@
                 <w:noProof/>
                 <w:webHidden/>
               </w:rPr>
-              <w:t>6</w:t>
+              <w:t>5</w:t>
             </w:r>
             <w:r>
               <w:rPr>
@@ -1437,7 +1437,7 @@
                 <w:noProof/>
                 <w:webHidden/>
               </w:rPr>
-              <w:t>7</w:t>
+              <w:t>6</w:t>
             </w:r>
             <w:r>
               <w:rPr>
@@ -1609,7 +1609,7 @@
                 <w:noProof/>
                 <w:webHidden/>
               </w:rPr>
-              <w:t>8</w:t>
+              <w:t>7</w:t>
             </w:r>
             <w:r>
               <w:rPr>
@@ -1679,7 +1679,7 @@
                 <w:noProof/>
                 <w:webHidden/>
               </w:rPr>
-              <w:t>9</w:t>
+              <w:t>8</w:t>
             </w:r>
             <w:r>
               <w:rPr>
@@ -1898,6 +1898,10 @@
     <w:p/>
     <w:p>
       <w:r>
+        <w:rPr>
+          <w:noProof/>
+          <w:lang w:eastAsia="es-ES"/>
+        </w:rPr>
         <w:lastRenderedPageBreak/>
         <w:drawing>
           <wp:inline distT="0" distB="0" distL="0" distR="0" wp14:anchorId="1349CD37" wp14:editId="11527493">
@@ -1938,6 +1942,10 @@
     </w:p>
     <w:p>
       <w:r>
+        <w:rPr>
+          <w:noProof/>
+          <w:lang w:eastAsia="es-ES"/>
+        </w:rPr>
         <w:drawing>
           <wp:inline distT="0" distB="0" distL="0" distR="0" wp14:anchorId="234EEAB8" wp14:editId="258F5AFB">
             <wp:extent cx="2057687" cy="2400635"/>
@@ -2008,6 +2016,10 @@
         <w:ind w:left="360"/>
       </w:pPr>
       <w:r>
+        <w:rPr>
+          <w:noProof/>
+          <w:lang w:eastAsia="es-ES"/>
+        </w:rPr>
         <w:drawing>
           <wp:inline distT="0" distB="0" distL="0" distR="0" wp14:anchorId="07A20343" wp14:editId="6D63DE08">
             <wp:extent cx="5400040" cy="2008505"/>
@@ -2047,6 +2059,10 @@
     </w:p>
     <w:p>
       <w:r>
+        <w:rPr>
+          <w:noProof/>
+          <w:lang w:eastAsia="es-ES"/>
+        </w:rPr>
         <w:drawing>
           <wp:inline distT="0" distB="0" distL="0" distR="0" wp14:anchorId="2B49B7B1" wp14:editId="4618D299">
             <wp:extent cx="5058481" cy="600159"/>
@@ -2086,6 +2102,10 @@
     </w:p>
     <w:p>
       <w:r>
+        <w:rPr>
+          <w:noProof/>
+          <w:lang w:eastAsia="es-ES"/>
+        </w:rPr>
         <w:lastRenderedPageBreak/>
         <w:drawing>
           <wp:inline distT="0" distB="0" distL="0" distR="0" wp14:anchorId="4154147E" wp14:editId="51A3089A">
@@ -2156,6 +2176,10 @@
         <w:ind w:left="360"/>
       </w:pPr>
       <w:r>
+        <w:rPr>
+          <w:noProof/>
+          <w:lang w:eastAsia="es-ES"/>
+        </w:rPr>
         <w:drawing>
           <wp:inline distT="0" distB="0" distL="0" distR="0" wp14:anchorId="768DEC2F" wp14:editId="3DAACB06">
             <wp:extent cx="5400040" cy="1005205"/>
@@ -2196,10 +2220,10 @@
     <w:p>
       <w:r>
         <w:drawing>
-          <wp:inline distT="0" distB="0" distL="0" distR="0" wp14:anchorId="5C3B7A12" wp14:editId="70C6FD05">
-            <wp:extent cx="5048955" cy="676369"/>
-            <wp:effectExtent l="0" t="0" r="0" b="9525"/>
-            <wp:docPr id="12" name="Imagen 12"/>
+          <wp:inline distT="0" distB="0" distL="0" distR="0" wp14:anchorId="3B1988A9" wp14:editId="7D9EA145">
+            <wp:extent cx="5400040" cy="488950"/>
+            <wp:effectExtent l="0" t="0" r="0" b="6350"/>
+            <wp:docPr id="7" name="Imagen 7"/>
             <wp:cNvGraphicFramePr>
               <a:graphicFrameLocks xmlns:a="http://schemas.openxmlformats.org/drawingml/2006/main" noChangeAspect="1"/>
             </wp:cNvGraphicFramePr>
@@ -2219,7 +2243,7 @@
                   <pic:spPr>
                     <a:xfrm>
                       <a:off x="0" y="0"/>
-                      <a:ext cx="5048955" cy="676369"/>
+                      <a:ext cx="5400040" cy="488950"/>
                     </a:xfrm>
                     <a:prstGeom prst="rect">
                       <a:avLst/>
@@ -2232,13 +2256,46 @@
         </w:drawing>
       </w:r>
     </w:p>
+    <w:p/>
     <w:p>
-      <w:r>
+      <w:pPr>
+        <w:pStyle w:val="Ttulo2"/>
+        <w:numPr>
+          <w:ilvl w:val="0"/>
+          <w:numId w:val="1"/>
+        </w:numPr>
+      </w:pPr>
+      <w:bookmarkStart w:id="5" w:name="_Toc190075867"/>
+      <w:r>
+        <w:t>Utiliza las dos funciones anteriores en un</w:t>
+      </w:r>
+      <w:r>
+        <w:t>a sentencia SELECT</w:t>
+      </w:r>
+      <w:bookmarkEnd w:id="5"/>
+      <w:r>
+        <w:t xml:space="preserve"> </w:t>
+      </w:r>
+    </w:p>
+    <w:p>
+      <w:pPr>
+        <w:ind w:left="360"/>
+      </w:pPr>
+    </w:p>
+    <w:p>
+      <w:pPr>
+        <w:ind w:left="360"/>
+      </w:pPr>
+      <w:r>
+        <w:rPr>
+          <w:noProof/>
+          <w:lang w:eastAsia="es-ES"/>
+        </w:rPr>
         <w:drawing>
-          <wp:inline distT="0" distB="0" distL="0" distR="0" wp14:anchorId="1CE5AC05" wp14:editId="3204F164">
-            <wp:extent cx="1857634" cy="2238687"/>
-            <wp:effectExtent l="0" t="0" r="9525" b="9525"/>
-            <wp:docPr id="14" name="Imagen 14"/>
+          <wp:inline distT="0" distB="0" distL="0" distR="0" wp14:anchorId="02AD5E4D" wp14:editId="500762B3">
+            <wp:extent cx="5020376" cy="647790"/>
+            <wp:effectExtent l="0" t="0" r="8890" b="0"/>
+            <wp:docPr id="15" name="Imagen 15"/>
             <wp:cNvGraphicFramePr>
               <a:graphicFrameLocks xmlns:a="http://schemas.openxmlformats.org/drawingml/2006/main" noChangeAspect="1"/>
             </wp:cNvGraphicFramePr>
@@ -2258,7 +2315,7 @@
                   <pic:spPr>
                     <a:xfrm>
                       <a:off x="0" y="0"/>
-                      <a:ext cx="1857634" cy="2238687"/>
+                      <a:ext cx="5020376" cy="647790"/>
                     </a:xfrm>
                     <a:prstGeom prst="rect">
                       <a:avLst/>
@@ -2272,40 +2329,12 @@
       </w:r>
     </w:p>
     <w:p>
-      <w:pPr>
-        <w:pStyle w:val="Ttulo2"/>
-        <w:numPr>
-          <w:ilvl w:val="0"/>
-          <w:numId w:val="1"/>
-        </w:numPr>
-      </w:pPr>
-      <w:bookmarkStart w:id="5" w:name="_Toc190075867"/>
-      <w:r>
-        <w:t>Utiliza las dos funciones anteriores en un</w:t>
-      </w:r>
-      <w:r>
-        <w:t>a sentencia SELECT</w:t>
-      </w:r>
-      <w:bookmarkEnd w:id="5"/>
-      <w:r>
-        <w:t xml:space="preserve"> </w:t>
-      </w:r>
-    </w:p>
-    <w:p>
-      <w:pPr>
-        <w:ind w:left="360"/>
-      </w:pPr>
-    </w:p>
-    <w:p>
-      <w:pPr>
-        <w:ind w:left="360"/>
-      </w:pPr>
       <w:r>
         <w:drawing>
-          <wp:inline distT="0" distB="0" distL="0" distR="0" wp14:anchorId="02AD5E4D" wp14:editId="500762B3">
-            <wp:extent cx="5020376" cy="647790"/>
-            <wp:effectExtent l="0" t="0" r="8890" b="0"/>
-            <wp:docPr id="15" name="Imagen 15"/>
+          <wp:inline distT="0" distB="0" distL="0" distR="0" wp14:anchorId="3B16C30F" wp14:editId="1B702253">
+            <wp:extent cx="3677163" cy="2200582"/>
+            <wp:effectExtent l="0" t="0" r="0" b="9525"/>
+            <wp:docPr id="13" name="Imagen 13"/>
             <wp:cNvGraphicFramePr>
               <a:graphicFrameLocks xmlns:a="http://schemas.openxmlformats.org/drawingml/2006/main" noChangeAspect="1"/>
             </wp:cNvGraphicFramePr>
@@ -2325,7 +2354,7 @@
                   <pic:spPr>
                     <a:xfrm>
                       <a:off x="0" y="0"/>
-                      <a:ext cx="5020376" cy="647790"/>
+                      <a:ext cx="3677163" cy="2200582"/>
                     </a:xfrm>
                     <a:prstGeom prst="rect">
                       <a:avLst/>
@@ -2338,14 +2367,49 @@
         </w:drawing>
       </w:r>
     </w:p>
+    <w:p/>
+    <w:p/>
     <w:p>
-      <w:r>
-        <w:lastRenderedPageBreak/>
+      <w:pPr>
+        <w:pStyle w:val="Ttulo1"/>
+      </w:pPr>
+      <w:bookmarkStart w:id="6" w:name="_Toc190075868"/>
+      <w:r>
+        <w:t xml:space="preserve">Programación con </w:t>
+      </w:r>
+      <w:proofErr w:type="spellStart"/>
+      <w:r>
+        <w:t>PostgreSQL</w:t>
+      </w:r>
+      <w:bookmarkEnd w:id="6"/>
+      <w:proofErr w:type="spellEnd"/>
+    </w:p>
+    <w:p/>
+    <w:p>
+      <w:pPr>
+        <w:pStyle w:val="Ttulo2"/>
+        <w:numPr>
+          <w:ilvl w:val="0"/>
+          <w:numId w:val="5"/>
+        </w:numPr>
+      </w:pPr>
+      <w:bookmarkStart w:id="7" w:name="_Toc190075869"/>
+      <w:r>
+        <w:t>Crea una base de datos llamada triángulos.</w:t>
+      </w:r>
+      <w:bookmarkEnd w:id="7"/>
+    </w:p>
+    <w:p>
+      <w:r>
+        <w:rPr>
+          <w:noProof/>
+          <w:lang w:eastAsia="es-ES"/>
+        </w:rPr>
         <w:drawing>
-          <wp:inline distT="0" distB="0" distL="0" distR="0" wp14:anchorId="466245BF" wp14:editId="431A7D43">
-            <wp:extent cx="2505425" cy="2238687"/>
-            <wp:effectExtent l="0" t="0" r="9525" b="0"/>
-            <wp:docPr id="16" name="Imagen 16"/>
+          <wp:inline distT="0" distB="0" distL="0" distR="0" wp14:anchorId="6A445B1D" wp14:editId="5B685754">
+            <wp:extent cx="2390776" cy="1593850"/>
+            <wp:effectExtent l="0" t="0" r="9525" b="6350"/>
+            <wp:docPr id="17" name="Imagen 17"/>
             <wp:cNvGraphicFramePr>
               <a:graphicFrameLocks xmlns:a="http://schemas.openxmlformats.org/drawingml/2006/main" noChangeAspect="1"/>
             </wp:cNvGraphicFramePr>
@@ -2365,7 +2429,7 @@
                   <pic:spPr>
                     <a:xfrm>
                       <a:off x="0" y="0"/>
-                      <a:ext cx="2505425" cy="2238687"/>
+                      <a:ext cx="2391124" cy="1594082"/>
                     </a:xfrm>
                     <a:prstGeom prst="rect">
                       <a:avLst/>
@@ -2378,24 +2442,6 @@
         </w:drawing>
       </w:r>
     </w:p>
-    <w:p/>
-    <w:p/>
-    <w:p>
-      <w:pPr>
-        <w:pStyle w:val="Ttulo1"/>
-      </w:pPr>
-      <w:bookmarkStart w:id="6" w:name="_Toc190075868"/>
-      <w:r>
-        <w:t xml:space="preserve">Programación con </w:t>
-      </w:r>
-      <w:proofErr w:type="spellStart"/>
-      <w:r>
-        <w:t>PostgreSQL</w:t>
-      </w:r>
-      <w:bookmarkEnd w:id="6"/>
-      <w:proofErr w:type="spellEnd"/>
-    </w:p>
-    <w:p/>
     <w:p>
       <w:pPr>
         <w:pStyle w:val="Ttulo2"/>
@@ -2404,21 +2450,23 @@
           <w:numId w:val="5"/>
         </w:numPr>
       </w:pPr>
-      <w:bookmarkStart w:id="7" w:name="_Toc190075869"/>
-      <w:bookmarkStart w:id="8" w:name="_GoBack"/>
+      <w:bookmarkStart w:id="8" w:name="_Toc190075870"/>
+      <w:r>
+        <w:t>Crea un procedimiento almacenado dentro de la base de datos triángulos:</w:t>
+      </w:r>
       <w:bookmarkEnd w:id="8"/>
-      <w:r>
-        <w:t>Crea una base de datos llamada triángulos.</w:t>
-      </w:r>
-      <w:bookmarkEnd w:id="7"/>
     </w:p>
     <w:p>
       <w:r>
+        <w:rPr>
+          <w:noProof/>
+          <w:lang w:eastAsia="es-ES"/>
+        </w:rPr>
         <w:drawing>
-          <wp:inline distT="0" distB="0" distL="0" distR="0" wp14:anchorId="6A445B1D" wp14:editId="5B685754">
-            <wp:extent cx="2390776" cy="1593850"/>
-            <wp:effectExtent l="0" t="0" r="9525" b="6350"/>
-            <wp:docPr id="17" name="Imagen 17"/>
+          <wp:inline distT="0" distB="0" distL="0" distR="0" wp14:anchorId="4CEB0BA7" wp14:editId="702AF336">
+            <wp:extent cx="5400040" cy="4072890"/>
+            <wp:effectExtent l="0" t="0" r="0" b="3810"/>
+            <wp:docPr id="22" name="Imagen 22"/>
             <wp:cNvGraphicFramePr>
               <a:graphicFrameLocks xmlns:a="http://schemas.openxmlformats.org/drawingml/2006/main" noChangeAspect="1"/>
             </wp:cNvGraphicFramePr>
@@ -2438,7 +2486,7 @@
                   <pic:spPr>
                     <a:xfrm>
                       <a:off x="0" y="0"/>
-                      <a:ext cx="2391124" cy="1594082"/>
+                      <a:ext cx="5400040" cy="4072890"/>
                     </a:xfrm>
                     <a:prstGeom prst="rect">
                       <a:avLst/>
@@ -2452,27 +2500,16 @@
       </w:r>
     </w:p>
     <w:p>
-      <w:pPr>
-        <w:pStyle w:val="Ttulo2"/>
-        <w:numPr>
-          <w:ilvl w:val="0"/>
-          <w:numId w:val="5"/>
-        </w:numPr>
-      </w:pPr>
-      <w:bookmarkStart w:id="9" w:name="_Toc190075870"/>
-      <w:r>
-        <w:lastRenderedPageBreak/>
-        <w:t>Crea un procedimiento almacenado dentro de la base de datos triángulos:</w:t>
-      </w:r>
-      <w:bookmarkEnd w:id="9"/>
-    </w:p>
-    <w:p>
-      <w:r>
+      <w:r>
+        <w:rPr>
+          <w:noProof/>
+          <w:lang w:eastAsia="es-ES"/>
+        </w:rPr>
         <w:drawing>
-          <wp:inline distT="0" distB="0" distL="0" distR="0" wp14:anchorId="4CEB0BA7" wp14:editId="702AF336">
-            <wp:extent cx="5400040" cy="4072890"/>
-            <wp:effectExtent l="0" t="0" r="0" b="3810"/>
-            <wp:docPr id="22" name="Imagen 22"/>
+          <wp:inline distT="0" distB="0" distL="0" distR="0" wp14:anchorId="3AC14DE3" wp14:editId="24D5CD44">
+            <wp:extent cx="2086266" cy="781159"/>
+            <wp:effectExtent l="0" t="0" r="9525" b="0"/>
+            <wp:docPr id="20" name="Imagen 20"/>
             <wp:cNvGraphicFramePr>
               <a:graphicFrameLocks xmlns:a="http://schemas.openxmlformats.org/drawingml/2006/main" noChangeAspect="1"/>
             </wp:cNvGraphicFramePr>
@@ -2492,7 +2529,7 @@
                   <pic:spPr>
                     <a:xfrm>
                       <a:off x="0" y="0"/>
-                      <a:ext cx="5400040" cy="4072890"/>
+                      <a:ext cx="2086266" cy="781159"/>
                     </a:xfrm>
                     <a:prstGeom prst="rect">
                       <a:avLst/>
@@ -2507,11 +2544,16 @@
     </w:p>
     <w:p>
       <w:r>
+        <w:rPr>
+          <w:noProof/>
+          <w:lang w:eastAsia="es-ES"/>
+        </w:rPr>
+        <w:lastRenderedPageBreak/>
         <w:drawing>
-          <wp:inline distT="0" distB="0" distL="0" distR="0" wp14:anchorId="3AC14DE3" wp14:editId="24D5CD44">
-            <wp:extent cx="2086266" cy="781159"/>
+          <wp:inline distT="0" distB="0" distL="0" distR="0" wp14:anchorId="39306E57" wp14:editId="1205C1C5">
+            <wp:extent cx="2372056" cy="2324424"/>
             <wp:effectExtent l="0" t="0" r="9525" b="0"/>
-            <wp:docPr id="20" name="Imagen 20"/>
+            <wp:docPr id="23" name="Imagen 23"/>
             <wp:cNvGraphicFramePr>
               <a:graphicFrameLocks xmlns:a="http://schemas.openxmlformats.org/drawingml/2006/main" noChangeAspect="1"/>
             </wp:cNvGraphicFramePr>
@@ -2531,7 +2573,7 @@
                   <pic:spPr>
                     <a:xfrm>
                       <a:off x="0" y="0"/>
-                      <a:ext cx="2086266" cy="781159"/>
+                      <a:ext cx="2372056" cy="2324424"/>
                     </a:xfrm>
                     <a:prstGeom prst="rect">
                       <a:avLst/>
@@ -2545,12 +2587,30 @@
       </w:r>
     </w:p>
     <w:p>
-      <w:r>
+      <w:pPr>
+        <w:pStyle w:val="Ttulo2"/>
+        <w:numPr>
+          <w:ilvl w:val="0"/>
+          <w:numId w:val="5"/>
+        </w:numPr>
+      </w:pPr>
+      <w:bookmarkStart w:id="9" w:name="_Toc190075871"/>
+      <w:r>
+        <w:t>Crea una función PL/PGSQL que retorna una cadena indicando si el triángulo es Equilátero, Isósceles o Escaleno.</w:t>
+      </w:r>
+      <w:bookmarkEnd w:id="9"/>
+    </w:p>
+    <w:p>
+      <w:r>
+        <w:rPr>
+          <w:noProof/>
+          <w:lang w:eastAsia="es-ES"/>
+        </w:rPr>
         <w:drawing>
-          <wp:inline distT="0" distB="0" distL="0" distR="0" wp14:anchorId="39306E57" wp14:editId="1205C1C5">
-            <wp:extent cx="2372056" cy="2324424"/>
-            <wp:effectExtent l="0" t="0" r="9525" b="0"/>
-            <wp:docPr id="23" name="Imagen 23"/>
+          <wp:inline distT="0" distB="0" distL="0" distR="0" wp14:anchorId="01E764F5" wp14:editId="2518BBEF">
+            <wp:extent cx="5400040" cy="2259330"/>
+            <wp:effectExtent l="0" t="0" r="0" b="7620"/>
+            <wp:docPr id="21" name="Imagen 21"/>
             <wp:cNvGraphicFramePr>
               <a:graphicFrameLocks xmlns:a="http://schemas.openxmlformats.org/drawingml/2006/main" noChangeAspect="1"/>
             </wp:cNvGraphicFramePr>
@@ -2570,7 +2630,7 @@
                   <pic:spPr>
                     <a:xfrm>
                       <a:off x="0" y="0"/>
-                      <a:ext cx="2372056" cy="2324424"/>
+                      <a:ext cx="5400040" cy="2259330"/>
                     </a:xfrm>
                     <a:prstGeom prst="rect">
                       <a:avLst/>
@@ -2584,33 +2644,16 @@
       </w:r>
     </w:p>
     <w:p>
-      <w:pPr>
-        <w:pStyle w:val="Ttulo2"/>
-        <w:numPr>
-          <w:ilvl w:val="0"/>
-          <w:numId w:val="5"/>
-        </w:numPr>
-      </w:pPr>
-      <w:bookmarkStart w:id="10" w:name="_Toc190075871"/>
-      <w:r>
-        <w:lastRenderedPageBreak/>
-        <w:t>Crea una función PL/PGSQL que retorna una cadena indicando si el triángulo es Equilátero,</w:t>
-      </w:r>
-      <w:r>
-        <w:t xml:space="preserve"> </w:t>
-      </w:r>
-      <w:r>
-        <w:t>Isósceles o Escaleno.</w:t>
-      </w:r>
-      <w:bookmarkEnd w:id="10"/>
-    </w:p>
-    <w:p>
-      <w:r>
+      <w:r>
+        <w:rPr>
+          <w:noProof/>
+          <w:lang w:eastAsia="es-ES"/>
+        </w:rPr>
         <w:drawing>
-          <wp:inline distT="0" distB="0" distL="0" distR="0" wp14:anchorId="01E764F5" wp14:editId="2518BBEF">
-            <wp:extent cx="5400040" cy="2259330"/>
-            <wp:effectExtent l="0" t="0" r="0" b="7620"/>
-            <wp:docPr id="21" name="Imagen 21"/>
+          <wp:inline distT="0" distB="0" distL="0" distR="0" wp14:anchorId="40EE8AC1" wp14:editId="1A4DF12C">
+            <wp:extent cx="5400040" cy="408940"/>
+            <wp:effectExtent l="0" t="0" r="0" b="0"/>
+            <wp:docPr id="24" name="Imagen 24"/>
             <wp:cNvGraphicFramePr>
               <a:graphicFrameLocks xmlns:a="http://schemas.openxmlformats.org/drawingml/2006/main" noChangeAspect="1"/>
             </wp:cNvGraphicFramePr>
@@ -2630,7 +2673,7 @@
                   <pic:spPr>
                     <a:xfrm>
                       <a:off x="0" y="0"/>
-                      <a:ext cx="5400040" cy="2259330"/>
+                      <a:ext cx="5400040" cy="408940"/>
                     </a:xfrm>
                     <a:prstGeom prst="rect">
                       <a:avLst/>
@@ -2645,11 +2688,15 @@
     </w:p>
     <w:p>
       <w:r>
+        <w:rPr>
+          <w:noProof/>
+          <w:lang w:eastAsia="es-ES"/>
+        </w:rPr>
         <w:drawing>
-          <wp:inline distT="0" distB="0" distL="0" distR="0" wp14:anchorId="40EE8AC1" wp14:editId="1A4DF12C">
-            <wp:extent cx="5400040" cy="408940"/>
-            <wp:effectExtent l="0" t="0" r="0" b="0"/>
-            <wp:docPr id="24" name="Imagen 24"/>
+          <wp:inline distT="0" distB="0" distL="0" distR="0" wp14:anchorId="3B29DD68" wp14:editId="501FB001">
+            <wp:extent cx="1991003" cy="2095792"/>
+            <wp:effectExtent l="0" t="0" r="9525" b="0"/>
+            <wp:docPr id="25" name="Imagen 25"/>
             <wp:cNvGraphicFramePr>
               <a:graphicFrameLocks xmlns:a="http://schemas.openxmlformats.org/drawingml/2006/main" noChangeAspect="1"/>
             </wp:cNvGraphicFramePr>
@@ -2669,7 +2716,7 @@
                   <pic:spPr>
                     <a:xfrm>
                       <a:off x="0" y="0"/>
-                      <a:ext cx="5400040" cy="408940"/>
+                      <a:ext cx="1991003" cy="2095792"/>
                     </a:xfrm>
                     <a:prstGeom prst="rect">
                       <a:avLst/>
@@ -2683,12 +2730,34 @@
       </w:r>
     </w:p>
     <w:p>
-      <w:r>
+      <w:pPr>
+        <w:pStyle w:val="Ttulo2"/>
+        <w:numPr>
+          <w:ilvl w:val="0"/>
+          <w:numId w:val="5"/>
+        </w:numPr>
+      </w:pPr>
+      <w:bookmarkStart w:id="10" w:name="_Toc190075872"/>
+      <w:r>
+        <w:lastRenderedPageBreak/>
+        <w:t>Crea una función PL/PGSQL que retorne el perímetro de dicho</w:t>
+      </w:r>
+      <w:r>
+        <w:t xml:space="preserve"> triángulo.</w:t>
+      </w:r>
+      <w:bookmarkEnd w:id="10"/>
+    </w:p>
+    <w:p>
+      <w:r>
+        <w:rPr>
+          <w:noProof/>
+          <w:lang w:eastAsia="es-ES"/>
+        </w:rPr>
         <w:drawing>
-          <wp:inline distT="0" distB="0" distL="0" distR="0" wp14:anchorId="3B29DD68" wp14:editId="501FB001">
-            <wp:extent cx="1991003" cy="2095792"/>
-            <wp:effectExtent l="0" t="0" r="9525" b="0"/>
-            <wp:docPr id="25" name="Imagen 25"/>
+          <wp:inline distT="0" distB="0" distL="0" distR="0" wp14:anchorId="6AAFEC4E" wp14:editId="7A095349">
+            <wp:extent cx="5363323" cy="1943371"/>
+            <wp:effectExtent l="0" t="0" r="8890" b="0"/>
+            <wp:docPr id="26" name="Imagen 26"/>
             <wp:cNvGraphicFramePr>
               <a:graphicFrameLocks xmlns:a="http://schemas.openxmlformats.org/drawingml/2006/main" noChangeAspect="1"/>
             </wp:cNvGraphicFramePr>
@@ -2708,7 +2777,7 @@
                   <pic:spPr>
                     <a:xfrm>
                       <a:off x="0" y="0"/>
-                      <a:ext cx="1991003" cy="2095792"/>
+                      <a:ext cx="5363323" cy="1943371"/>
                     </a:xfrm>
                     <a:prstGeom prst="rect">
                       <a:avLst/>
@@ -2722,29 +2791,16 @@
       </w:r>
     </w:p>
     <w:p>
-      <w:pPr>
-        <w:pStyle w:val="Ttulo2"/>
-        <w:numPr>
-          <w:ilvl w:val="0"/>
-          <w:numId w:val="5"/>
-        </w:numPr>
-      </w:pPr>
-      <w:bookmarkStart w:id="11" w:name="_Toc190075872"/>
-      <w:r>
-        <w:t>Crea una función PL/PGSQL que retorne el perímetro de dicho</w:t>
-      </w:r>
-      <w:r>
-        <w:t xml:space="preserve"> triángulo.</w:t>
-      </w:r>
-      <w:bookmarkEnd w:id="11"/>
-    </w:p>
-    <w:p>
-      <w:r>
+      <w:r>
+        <w:rPr>
+          <w:noProof/>
+          <w:lang w:eastAsia="es-ES"/>
+        </w:rPr>
         <w:drawing>
-          <wp:inline distT="0" distB="0" distL="0" distR="0" wp14:anchorId="6AAFEC4E" wp14:editId="7A095349">
-            <wp:extent cx="5363323" cy="1943371"/>
-            <wp:effectExtent l="0" t="0" r="8890" b="0"/>
-            <wp:docPr id="26" name="Imagen 26"/>
+          <wp:inline distT="0" distB="0" distL="0" distR="0" wp14:anchorId="52CD0763" wp14:editId="1EA14226">
+            <wp:extent cx="5400040" cy="429260"/>
+            <wp:effectExtent l="0" t="0" r="0" b="8890"/>
+            <wp:docPr id="27" name="Imagen 27"/>
             <wp:cNvGraphicFramePr>
               <a:graphicFrameLocks xmlns:a="http://schemas.openxmlformats.org/drawingml/2006/main" noChangeAspect="1"/>
             </wp:cNvGraphicFramePr>
@@ -2764,7 +2820,7 @@
                   <pic:spPr>
                     <a:xfrm>
                       <a:off x="0" y="0"/>
-                      <a:ext cx="5363323" cy="1943371"/>
+                      <a:ext cx="5400040" cy="429260"/>
                     </a:xfrm>
                     <a:prstGeom prst="rect">
                       <a:avLst/>
@@ -2779,11 +2835,15 @@
     </w:p>
     <w:p>
       <w:r>
+        <w:rPr>
+          <w:noProof/>
+          <w:lang w:eastAsia="es-ES"/>
+        </w:rPr>
         <w:drawing>
-          <wp:inline distT="0" distB="0" distL="0" distR="0" wp14:anchorId="52CD0763" wp14:editId="1EA14226">
-            <wp:extent cx="5400040" cy="429260"/>
-            <wp:effectExtent l="0" t="0" r="0" b="8890"/>
-            <wp:docPr id="27" name="Imagen 27"/>
+          <wp:inline distT="0" distB="0" distL="0" distR="0" wp14:anchorId="2B7375D6" wp14:editId="077C57E8">
+            <wp:extent cx="1933845" cy="2105319"/>
+            <wp:effectExtent l="0" t="0" r="9525" b="9525"/>
+            <wp:docPr id="28" name="Imagen 28"/>
             <wp:cNvGraphicFramePr>
               <a:graphicFrameLocks xmlns:a="http://schemas.openxmlformats.org/drawingml/2006/main" noChangeAspect="1"/>
             </wp:cNvGraphicFramePr>
@@ -2803,7 +2863,7 @@
                   <pic:spPr>
                     <a:xfrm>
                       <a:off x="0" y="0"/>
-                      <a:ext cx="5400040" cy="429260"/>
+                      <a:ext cx="1933845" cy="2105319"/>
                     </a:xfrm>
                     <a:prstGeom prst="rect">
                       <a:avLst/>
@@ -2817,13 +2877,34 @@
       </w:r>
     </w:p>
     <w:p>
-      <w:r>
-        <w:lastRenderedPageBreak/>
+      <w:pPr>
+        <w:pStyle w:val="Prrafodelista"/>
+      </w:pPr>
+    </w:p>
+    <w:p>
+      <w:pPr>
+        <w:pStyle w:val="Ttulo2"/>
+        <w:numPr>
+          <w:ilvl w:val="0"/>
+          <w:numId w:val="5"/>
+        </w:numPr>
+      </w:pPr>
+      <w:bookmarkStart w:id="11" w:name="_Toc190075873"/>
+      <w:r>
+        <w:t xml:space="preserve">Utiliza las dos funciones anteriores en una sentencia SELECT para obtener </w:t>
+      </w:r>
+      <w:r>
+        <w:t>una relación de triángulos</w:t>
+      </w:r>
+      <w:bookmarkEnd w:id="11"/>
+    </w:p>
+    <w:p>
+      <w:r>
         <w:drawing>
-          <wp:inline distT="0" distB="0" distL="0" distR="0" wp14:anchorId="2B7375D6" wp14:editId="077C57E8">
-            <wp:extent cx="1933845" cy="2105319"/>
-            <wp:effectExtent l="0" t="0" r="9525" b="9525"/>
-            <wp:docPr id="28" name="Imagen 28"/>
+          <wp:inline distT="0" distB="0" distL="0" distR="0" wp14:anchorId="0798559F" wp14:editId="1F662EEE">
+            <wp:extent cx="5400040" cy="742950"/>
+            <wp:effectExtent l="0" t="0" r="0" b="0"/>
+            <wp:docPr id="18" name="Imagen 18"/>
             <wp:cNvGraphicFramePr>
               <a:graphicFrameLocks xmlns:a="http://schemas.openxmlformats.org/drawingml/2006/main" noChangeAspect="1"/>
             </wp:cNvGraphicFramePr>
@@ -2843,7 +2924,7 @@
                   <pic:spPr>
                     <a:xfrm>
                       <a:off x="0" y="0"/>
-                      <a:ext cx="1933845" cy="2105319"/>
+                      <a:ext cx="5400040" cy="742950"/>
                     </a:xfrm>
                     <a:prstGeom prst="rect">
                       <a:avLst/>
@@ -2857,34 +2938,12 @@
       </w:r>
     </w:p>
     <w:p>
-      <w:pPr>
-        <w:pStyle w:val="Prrafodelista"/>
-      </w:pPr>
-    </w:p>
-    <w:p>
-      <w:pPr>
-        <w:pStyle w:val="Ttulo2"/>
-        <w:numPr>
-          <w:ilvl w:val="0"/>
-          <w:numId w:val="5"/>
-        </w:numPr>
-      </w:pPr>
-      <w:bookmarkStart w:id="12" w:name="_Toc190075873"/>
-      <w:r>
-        <w:t xml:space="preserve">Utiliza las dos funciones anteriores en una sentencia SELECT para obtener </w:t>
-      </w:r>
-      <w:r>
-        <w:t>una relación de triángulos</w:t>
-      </w:r>
-      <w:bookmarkEnd w:id="12"/>
-    </w:p>
-    <w:p>
       <w:r>
         <w:drawing>
-          <wp:inline distT="0" distB="0" distL="0" distR="0" wp14:anchorId="4845057F" wp14:editId="1AF0A50B">
-            <wp:extent cx="4667901" cy="619211"/>
-            <wp:effectExtent l="0" t="0" r="0" b="9525"/>
-            <wp:docPr id="29" name="Imagen 29"/>
+          <wp:inline distT="0" distB="0" distL="0" distR="0" wp14:anchorId="00CC4A39" wp14:editId="419D2188">
+            <wp:extent cx="4744112" cy="1352739"/>
+            <wp:effectExtent l="0" t="0" r="0" b="0"/>
+            <wp:docPr id="19" name="Imagen 19"/>
             <wp:cNvGraphicFramePr>
               <a:graphicFrameLocks xmlns:a="http://schemas.openxmlformats.org/drawingml/2006/main" noChangeAspect="1"/>
             </wp:cNvGraphicFramePr>
@@ -2904,7 +2963,7 @@
                   <pic:spPr>
                     <a:xfrm>
                       <a:off x="0" y="0"/>
-                      <a:ext cx="4667901" cy="619211"/>
+                      <a:ext cx="4744112" cy="1352739"/>
                     </a:xfrm>
                     <a:prstGeom prst="rect">
                       <a:avLst/>
@@ -2916,56 +2975,9 @@
           </wp:inline>
         </w:drawing>
       </w:r>
+      <w:bookmarkStart w:id="12" w:name="_GoBack"/>
+      <w:bookmarkEnd w:id="12"/>
     </w:p>
-    <w:p>
-      <w:r>
-        <w:drawing>
-          <wp:inline distT="0" distB="0" distL="0" distR="0" wp14:anchorId="1CF84A8D" wp14:editId="7C50B57F">
-            <wp:extent cx="2629267" cy="2095792"/>
-            <wp:effectExtent l="0" t="0" r="0" b="0"/>
-            <wp:docPr id="30" name="Imagen 30"/>
-            <wp:cNvGraphicFramePr>
-              <a:graphicFrameLocks xmlns:a="http://schemas.openxmlformats.org/drawingml/2006/main" noChangeAspect="1"/>
-            </wp:cNvGraphicFramePr>
-            <a:graphic xmlns:a="http://schemas.openxmlformats.org/drawingml/2006/main">
-              <a:graphicData uri="http://schemas.openxmlformats.org/drawingml/2006/picture">
-                <pic:pic xmlns:pic="http://schemas.openxmlformats.org/drawingml/2006/picture">
-                  <pic:nvPicPr>
-                    <pic:cNvPr id="1" name=""/>
-                    <pic:cNvPicPr/>
-                  </pic:nvPicPr>
-                  <pic:blipFill>
-                    <a:blip r:embed="rId33"/>
-                    <a:stretch>
-                      <a:fillRect/>
-                    </a:stretch>
-                  </pic:blipFill>
-                  <pic:spPr>
-                    <a:xfrm>
-                      <a:off x="0" y="0"/>
-                      <a:ext cx="2629267" cy="2095792"/>
-                    </a:xfrm>
-                    <a:prstGeom prst="rect">
-                      <a:avLst/>
-                    </a:prstGeom>
-                  </pic:spPr>
-                </pic:pic>
-              </a:graphicData>
-            </a:graphic>
-          </wp:inline>
-        </w:drawing>
-      </w:r>
-    </w:p>
-    <w:p/>
-    <w:p/>
-    <w:p/>
-    <w:p/>
-    <w:p/>
-    <w:p/>
-    <w:p/>
-    <w:p/>
-    <w:p/>
-    <w:p/>
     <w:p>
       <w:pPr>
         <w:pStyle w:val="Ttulo1"/>
@@ -3352,8 +3364,8 @@
     </w:p>
     <w:p/>
     <w:sectPr>
-      <w:headerReference w:type="default" r:id="rId34"/>
-      <w:footerReference w:type="default" r:id="rId35"/>
+      <w:headerReference w:type="default" r:id="rId33"/>
+      <w:footerReference w:type="default" r:id="rId34"/>
       <w:pgSz w:w="11906" w:h="16838"/>
       <w:pgMar w:top="1417" w:right="1701" w:bottom="1417" w:left="1701" w:header="708" w:footer="708" w:gutter="0"/>
       <w:pgNumType w:start="0"/>
@@ -3454,7 +3466,7 @@
         <w:sz w:val="24"/>
         <w:szCs w:val="24"/>
       </w:rPr>
-      <w:t>6</w:t>
+      <w:t>8</w:t>
     </w:r>
     <w:r>
       <w:rPr>
@@ -3503,7 +3515,7 @@
         <w:sz w:val="24"/>
         <w:szCs w:val="24"/>
       </w:rPr>
-      <w:t>9</w:t>
+      <w:t>8</w:t>
     </w:r>
     <w:r>
       <w:rPr>
@@ -4986,7 +4998,7 @@
 </file>
 
 <file path=customXml/itemProps2.xml><?xml version="1.0" encoding="utf-8"?>
-<ds:datastoreItem xmlns:ds="http://schemas.openxmlformats.org/officeDocument/2006/customXml" ds:itemID="{74C0D9B2-8BAA-4526-99AB-B176D897D251}">
+<ds:datastoreItem xmlns:ds="http://schemas.openxmlformats.org/officeDocument/2006/customXml" ds:itemID="{1CFBB901-EB68-4BB1-9B46-4D09B5891131}">
   <ds:schemaRefs>
     <ds:schemaRef ds:uri="http://schemas.openxmlformats.org/officeDocument/2006/bibliography"/>
   </ds:schemaRefs>
